--- a/HND Sample coverpage UPDATED.docx
+++ b/HND Sample coverpage UPDATED.docx
@@ -1,6 +1,6 @@
 
 <file path=word/document.xml><?xml version="1.0" encoding="utf-8"?>
-<w:document xmlns:wpc="http://schemas.microsoft.com/office/word/2010/wordprocessingCanvas" xmlns:mc="http://schemas.openxmlformats.org/markup-compatibility/2006" xmlns:o="urn:schemas-microsoft-com:office:office" xmlns:r="http://schemas.openxmlformats.org/officeDocument/2006/relationships" xmlns:m="http://schemas.openxmlformats.org/officeDocument/2006/math" xmlns:v="urn:schemas-microsoft-com:vml" xmlns:wp14="http://schemas.microsoft.com/office/word/2010/wordprocessingDrawing" xmlns:wp="http://schemas.openxmlformats.org/drawingml/2006/wordprocessingDrawing" xmlns:w10="urn:schemas-microsoft-com:office:word" xmlns:w="http://schemas.openxmlformats.org/wordprocessingml/2006/main" xmlns:w14="http://schemas.microsoft.com/office/word/2010/wordml" xmlns:wpg="http://schemas.microsoft.com/office/word/2010/wordprocessingGroup" xmlns:wpi="http://schemas.microsoft.com/office/word/2010/wordprocessingInk" xmlns:wne="http://schemas.microsoft.com/office/word/2006/wordml" xmlns:wps="http://schemas.microsoft.com/office/word/2010/wordprocessingShape" mc:Ignorable="w14 wp14">
+<w:document xmlns:wpc="http://schemas.microsoft.com/office/word/2010/wordprocessingCanvas" xmlns:cx="http://schemas.microsoft.com/office/drawing/2014/chartex" xmlns:cx1="http://schemas.microsoft.com/office/drawing/2015/9/8/chartex" xmlns:cx2="http://schemas.microsoft.com/office/drawing/2015/10/21/chartex" xmlns:cx3="http://schemas.microsoft.com/office/drawing/2016/5/9/chartex" xmlns:cx4="http://schemas.microsoft.com/office/drawing/2016/5/10/chartex" xmlns:cx5="http://schemas.microsoft.com/office/drawing/2016/5/11/chartex" xmlns:cx6="http://schemas.microsoft.com/office/drawing/2016/5/12/chartex" xmlns:cx7="http://schemas.microsoft.com/office/drawing/2016/5/13/chartex" xmlns:cx8="http://schemas.microsoft.com/office/drawing/2016/5/14/chartex" xmlns:mc="http://schemas.openxmlformats.org/markup-compatibility/2006" xmlns:aink="http://schemas.microsoft.com/office/drawing/2016/ink" xmlns:am3d="http://schemas.microsoft.com/office/drawing/2017/model3d" xmlns:o="urn:schemas-microsoft-com:office:office" xmlns:oel="http://schemas.microsoft.com/office/2019/extlst" xmlns:r="http://schemas.openxmlformats.org/officeDocument/2006/relationships" xmlns:m="http://schemas.openxmlformats.org/officeDocument/2006/math" xmlns:v="urn:schemas-microsoft-com:vml" xmlns:wp14="http://schemas.microsoft.com/office/word/2010/wordprocessingDrawing" xmlns:wp="http://schemas.openxmlformats.org/drawingml/2006/wordprocessingDrawing" xmlns:w10="urn:schemas-microsoft-com:office:word" xmlns:w="http://schemas.openxmlformats.org/wordprocessingml/2006/main" xmlns:w14="http://schemas.microsoft.com/office/word/2010/wordml" xmlns:w15="http://schemas.microsoft.com/office/word/2012/wordml" xmlns:w16cex="http://schemas.microsoft.com/office/word/2018/wordml/cex" xmlns:w16cid="http://schemas.microsoft.com/office/word/2016/wordml/cid" xmlns:w16="http://schemas.microsoft.com/office/word/2018/wordml" xmlns:w16du="http://schemas.microsoft.com/office/word/2023/wordml/word16du" xmlns:w16sdtdh="http://schemas.microsoft.com/office/word/2020/wordml/sdtdatahash" xmlns:w16sdtfl="http://schemas.microsoft.com/office/word/2024/wordml/sdtformatlock" xmlns:w16se="http://schemas.microsoft.com/office/word/2015/wordml/symex" xmlns:wpg="http://schemas.microsoft.com/office/word/2010/wordprocessingGroup" xmlns:wpi="http://schemas.microsoft.com/office/word/2010/wordprocessingInk" xmlns:wne="http://schemas.microsoft.com/office/word/2006/wordml" xmlns:wps="http://schemas.microsoft.com/office/word/2010/wordprocessingShape" mc:Ignorable="w14 w15 w16se w16cid w16 w16cex w16sdtdh w16sdtfl w16du wp14">
   <w:body>
     <w:p>
       <w:pPr>
@@ -10,6 +10,73 @@
           <w:szCs w:val="17"/>
         </w:rPr>
       </w:pPr>
+      <w:r>
+        <w:rPr>
+          <w:rFonts w:ascii="Times New Roman" w:eastAsia="Times New Roman" w:hAnsi="Times New Roman" w:cs="Times New Roman"/>
+          <w:noProof/>
+          <w:sz w:val="26"/>
+          <w:szCs w:val="26"/>
+        </w:rPr>
+        <w:drawing>
+          <wp:anchor distT="0" distB="0" distL="114300" distR="114300" simplePos="0" relativeHeight="251711488" behindDoc="1" locked="0" layoutInCell="1" allowOverlap="1" wp14:anchorId="2CD59711" wp14:editId="563F3B31">
+            <wp:simplePos x="0" y="0"/>
+            <wp:positionH relativeFrom="column">
+              <wp:posOffset>-130175</wp:posOffset>
+            </wp:positionH>
+            <wp:positionV relativeFrom="paragraph">
+              <wp:posOffset>130175</wp:posOffset>
+            </wp:positionV>
+            <wp:extent cx="3102610" cy="1182370"/>
+            <wp:effectExtent l="0" t="0" r="0" b="0"/>
+            <wp:wrapNone/>
+            <wp:docPr id="61" name="Picture 61"/>
+            <wp:cNvGraphicFramePr>
+              <a:graphicFrameLocks xmlns:a="http://schemas.openxmlformats.org/drawingml/2006/main" noChangeAspect="1"/>
+            </wp:cNvGraphicFramePr>
+            <a:graphic xmlns:a="http://schemas.openxmlformats.org/drawingml/2006/main">
+              <a:graphicData uri="http://schemas.openxmlformats.org/drawingml/2006/picture">
+                <pic:pic xmlns:pic="http://schemas.openxmlformats.org/drawingml/2006/picture">
+                  <pic:nvPicPr>
+                    <pic:cNvPr id="0" name="Picture 61"/>
+                    <pic:cNvPicPr>
+                      <a:picLocks noChangeAspect="1" noChangeArrowheads="1"/>
+                    </pic:cNvPicPr>
+                  </pic:nvPicPr>
+                  <pic:blipFill>
+                    <a:blip r:embed="rId5">
+                      <a:extLst>
+                        <a:ext uri="{28A0092B-C50C-407E-A947-70E740481C1C}">
+                          <a14:useLocalDpi xmlns:a14="http://schemas.microsoft.com/office/drawing/2010/main" val="0"/>
+                        </a:ext>
+                      </a:extLst>
+                    </a:blip>
+                    <a:srcRect/>
+                    <a:stretch>
+                      <a:fillRect/>
+                    </a:stretch>
+                  </pic:blipFill>
+                  <pic:spPr bwMode="auto">
+                    <a:xfrm>
+                      <a:off x="0" y="0"/>
+                      <a:ext cx="3102610" cy="1182370"/>
+                    </a:xfrm>
+                    <a:prstGeom prst="rect">
+                      <a:avLst/>
+                    </a:prstGeom>
+                    <a:noFill/>
+                  </pic:spPr>
+                </pic:pic>
+              </a:graphicData>
+            </a:graphic>
+            <wp14:sizeRelH relativeFrom="page">
+              <wp14:pctWidth>0</wp14:pctWidth>
+            </wp14:sizeRelH>
+            <wp14:sizeRelV relativeFrom="page">
+              <wp14:pctHeight>0</wp14:pctHeight>
+            </wp14:sizeRelV>
+          </wp:anchor>
+        </w:drawing>
+      </w:r>
       <w:r>
         <w:rPr>
           <w:rFonts w:ascii="Times New Roman" w:hAnsi="Times New Roman" w:cs="Times New Roman"/>
@@ -87,7 +154,7 @@
         <mc:AlternateContent>
           <mc:Choice Requires="wps">
             <w:drawing>
-              <wp:anchor distT="0" distB="0" distL="114300" distR="114300" simplePos="0" relativeHeight="251718656" behindDoc="1" locked="0" layoutInCell="1" allowOverlap="1">
+              <wp:anchor distT="0" distB="0" distL="114300" distR="114300" simplePos="0" relativeHeight="251718656" behindDoc="1" locked="0" layoutInCell="1" allowOverlap="1" wp14:anchorId="6330606D" wp14:editId="51F011D5">
                 <wp:simplePos x="0" y="0"/>
                 <wp:positionH relativeFrom="column">
                   <wp:posOffset>55880</wp:posOffset>
@@ -178,7 +245,7 @@
           </mc:Choice>
           <mc:Fallback>
             <w:pict>
-              <v:shape id="Freeform 47" o:spid="_x0000_s1026" style="position:absolute;margin-left:4.4pt;margin-top:-9.65pt;width:540.2pt;height:.1pt;z-index:-251597824;visibility:visible;mso-wrap-style:square;mso-width-percent:0;mso-height-percent:0;mso-wrap-distance-left:9pt;mso-wrap-distance-top:0;mso-wrap-distance-right:9pt;mso-wrap-distance-bottom:0;mso-position-horizontal:absolute;mso-position-horizontal-relative:text;mso-position-vertical:absolute;mso-position-vertical-relative:text;mso-width-percent:0;mso-height-percent:0;mso-width-relative:page;mso-height-relative:page;v-text-anchor:top" coordsize="10804,1270" o:gfxdata="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" path="m,l10804,e" filled="f" strokecolor="#00afef" strokeweight=".38947mm">
+              <v:shape w14:anchorId="3F571873" id="Freeform 47" o:spid="_x0000_s1026" style="position:absolute;margin-left:4.4pt;margin-top:-9.65pt;width:540.2pt;height:.1pt;z-index:-251597824;visibility:visible;mso-wrap-style:square;mso-width-percent:0;mso-height-percent:0;mso-wrap-distance-left:9pt;mso-wrap-distance-top:0;mso-wrap-distance-right:9pt;mso-wrap-distance-bottom:0;mso-position-horizontal:absolute;mso-position-horizontal-relative:text;mso-position-vertical:absolute;mso-position-vertical-relative:text;mso-width-percent:0;mso-height-percent:0;mso-width-relative:page;mso-height-relative:page;v-text-anchor:top" coordsize="10804,1270" o:gfxdata="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" path="m,l10804,e" filled="f" strokecolor="#00afef" strokeweight=".38947mm">
                 <v:path arrowok="t" o:connecttype="custom" o:connectlocs="0,0;6860540,0" o:connectangles="0,0"/>
               </v:shape>
             </w:pict>
@@ -192,7 +259,7 @@
         <mc:AlternateContent>
           <mc:Choice Requires="wps">
             <w:drawing>
-              <wp:anchor distT="0" distB="0" distL="114300" distR="114300" simplePos="0" relativeHeight="251710464" behindDoc="1" locked="0" layoutInCell="1" allowOverlap="1">
+              <wp:anchor distT="0" distB="0" distL="114300" distR="114300" simplePos="0" relativeHeight="251710464" behindDoc="1" locked="0" layoutInCell="1" allowOverlap="1" wp14:anchorId="01E9093A" wp14:editId="64139850">
                 <wp:simplePos x="0" y="0"/>
                 <wp:positionH relativeFrom="column">
                   <wp:posOffset>-24130</wp:posOffset>
@@ -283,7 +350,7 @@
           </mc:Choice>
           <mc:Fallback>
             <w:pict>
-              <v:shape id="Freeform 62" o:spid="_x0000_s1026" style="position:absolute;margin-left:-1.9pt;margin-top:-3.95pt;width:.1pt;height:720.2pt;z-index:-251606016;visibility:visible;mso-wrap-style:square;mso-width-percent:0;mso-height-percent:0;mso-wrap-distance-left:9pt;mso-wrap-distance-top:0;mso-wrap-distance-right:9pt;mso-wrap-distance-bottom:0;mso-position-horizontal:absolute;mso-position-horizontal-relative:text;mso-position-vertical:absolute;mso-position-vertical-relative:text;mso-width-percent:0;mso-height-percent:0;mso-width-relative:page;mso-height-relative:page;v-text-anchor:top" coordsize="1270,14404" o:gfxdata="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" path="m,l,14405e" filled="f" strokecolor="#00afef" strokeweight=".14pt">
+              <v:shape w14:anchorId="128ABF1B" id="Freeform 62" o:spid="_x0000_s1026" style="position:absolute;margin-left:-1.9pt;margin-top:-3.95pt;width:.1pt;height:720.2pt;z-index:-251606016;visibility:visible;mso-wrap-style:square;mso-width-percent:0;mso-height-percent:0;mso-wrap-distance-left:9pt;mso-wrap-distance-top:0;mso-wrap-distance-right:9pt;mso-wrap-distance-bottom:0;mso-position-horizontal:absolute;mso-position-horizontal-relative:text;mso-position-vertical:absolute;mso-position-vertical-relative:text;mso-width-percent:0;mso-height-percent:0;mso-width-relative:page;mso-height-relative:page;v-text-anchor:top" coordsize="1270,14404" o:gfxdata="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" path="m,l,14405e" filled="f" strokecolor="#00afef" strokeweight=".14pt">
                 <v:path arrowok="t" o:connecttype="custom" o:connectlocs="0,458470;0,9605645" o:connectangles="0,0"/>
               </v:shape>
             </w:pict>
@@ -297,7 +364,7 @@
         <mc:AlternateContent>
           <mc:Choice Requires="wps">
             <w:drawing>
-              <wp:anchor distT="0" distB="0" distL="114300" distR="114300" simplePos="0" relativeHeight="251709440" behindDoc="1" locked="0" layoutInCell="1" allowOverlap="1">
+              <wp:anchor distT="0" distB="0" distL="114300" distR="114300" simplePos="0" relativeHeight="251709440" behindDoc="1" locked="0" layoutInCell="1" allowOverlap="1" wp14:anchorId="5EC70F47" wp14:editId="15A1FBF3">
                 <wp:simplePos x="0" y="0"/>
                 <wp:positionH relativeFrom="column">
                   <wp:posOffset>-73025</wp:posOffset>
@@ -388,7 +455,7 @@
           </mc:Choice>
           <mc:Fallback>
             <w:pict>
-              <v:shape id="Freeform 64" o:spid="_x0000_s1026" style="position:absolute;margin-left:-5.75pt;margin-top:-4.05pt;width:.1pt;height:720.2pt;z-index:-251607040;visibility:visible;mso-wrap-style:square;mso-width-percent:0;mso-height-percent:0;mso-wrap-distance-left:9pt;mso-wrap-distance-top:0;mso-wrap-distance-right:9pt;mso-wrap-distance-bottom:0;mso-position-horizontal:absolute;mso-position-horizontal-relative:text;mso-position-vertical:absolute;mso-position-vertical-relative:text;mso-width-percent:0;mso-height-percent:0;mso-width-relative:page;mso-height-relative:page;v-text-anchor:top" coordsize="1270,14404" o:gfxdata="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" path="m,l,14404e" filled="f" strokecolor="#00afef" strokeweight="1.44922mm">
+              <v:shape w14:anchorId="05AEAB44" id="Freeform 64" o:spid="_x0000_s1026" style="position:absolute;margin-left:-5.75pt;margin-top:-4.05pt;width:.1pt;height:720.2pt;z-index:-251607040;visibility:visible;mso-wrap-style:square;mso-width-percent:0;mso-height-percent:0;mso-wrap-distance-left:9pt;mso-wrap-distance-top:0;mso-wrap-distance-right:9pt;mso-wrap-distance-bottom:0;mso-position-horizontal:absolute;mso-position-horizontal-relative:text;mso-position-vertical:absolute;mso-position-vertical-relative:text;mso-width-percent:0;mso-height-percent:0;mso-width-relative:page;mso-height-relative:page;v-text-anchor:top" coordsize="1270,14404" o:gfxdata="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" path="m,l,14404e" filled="f" strokecolor="#00afef" strokeweight="1.44922mm">
                 <v:path arrowok="t" o:connecttype="custom" o:connectlocs="0,457200;0,9603740" o:connectangles="0,0"/>
               </v:shape>
             </w:pict>
@@ -402,7 +469,7 @@
         <mc:AlternateContent>
           <mc:Choice Requires="wps">
             <w:drawing>
-              <wp:anchor distT="0" distB="0" distL="114300" distR="114300" simplePos="0" relativeHeight="251708416" behindDoc="1" locked="0" layoutInCell="1" allowOverlap="1">
+              <wp:anchor distT="0" distB="0" distL="114300" distR="114300" simplePos="0" relativeHeight="251708416" behindDoc="1" locked="0" layoutInCell="1" allowOverlap="1" wp14:anchorId="024B5500" wp14:editId="1F088B90">
                 <wp:simplePos x="0" y="0"/>
                 <wp:positionH relativeFrom="column">
                   <wp:posOffset>53975</wp:posOffset>
@@ -493,7 +560,7 @@
           </mc:Choice>
           <mc:Fallback>
             <w:pict>
-              <v:shape id="Freeform 66" o:spid="_x0000_s1026" style="position:absolute;margin-left:4.25pt;margin-top:-14.05pt;width:540.2pt;height:.1pt;z-index:-251608064;visibility:visible;mso-wrap-style:square;mso-width-percent:0;mso-height-percent:0;mso-wrap-distance-left:9pt;mso-wrap-distance-top:0;mso-wrap-distance-right:9pt;mso-wrap-distance-bottom:0;mso-position-horizontal:absolute;mso-position-horizontal-relative:text;mso-position-vertical:absolute;mso-position-vertical-relative:text;mso-width-percent:0;mso-height-percent:0;mso-width-relative:page;mso-height-relative:page;v-text-anchor:top" coordsize="10804,1270" o:gfxdata="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" path="m,l10805,e" filled="f" strokecolor="#00afef" strokeweight="1.44922mm">
+              <v:shape w14:anchorId="27058DEA" id="Freeform 66" o:spid="_x0000_s1026" style="position:absolute;margin-left:4.25pt;margin-top:-14.05pt;width:540.2pt;height:.1pt;z-index:-251608064;visibility:visible;mso-wrap-style:square;mso-width-percent:0;mso-height-percent:0;mso-wrap-distance-left:9pt;mso-wrap-distance-top:0;mso-wrap-distance-right:9pt;mso-wrap-distance-bottom:0;mso-position-horizontal:absolute;mso-position-horizontal-relative:text;mso-position-vertical:absolute;mso-position-vertical-relative:text;mso-width-percent:0;mso-height-percent:0;mso-width-relative:page;mso-height-relative:page;v-text-anchor:top" coordsize="10804,1270" o:gfxdata="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" path="m,l10805,e" filled="f" strokecolor="#00afef" strokeweight="1.44922mm">
                 <v:path arrowok="t" o:connecttype="custom" o:connectlocs="0,0;6861175,0" o:connectangles="0,0"/>
               </v:shape>
             </w:pict>
@@ -507,7 +574,7 @@
         <mc:AlternateContent>
           <mc:Choice Requires="wps">
             <w:drawing>
-              <wp:anchor distT="0" distB="0" distL="114300" distR="114300" simplePos="0" relativeHeight="251707392" behindDoc="1" locked="0" layoutInCell="1" allowOverlap="1">
+              <wp:anchor distT="0" distB="0" distL="114300" distR="114300" simplePos="0" relativeHeight="251707392" behindDoc="1" locked="0" layoutInCell="1" allowOverlap="1" wp14:anchorId="25DECD63" wp14:editId="32006C11">
                 <wp:simplePos x="0" y="0"/>
                 <wp:positionH relativeFrom="column">
                   <wp:posOffset>-82550</wp:posOffset>
@@ -598,7 +665,7 @@
           </mc:Choice>
           <mc:Fallback>
             <w:pict>
-              <v:shape id="Freeform 68" o:spid="_x0000_s1026" style="position:absolute;margin-left:-6.5pt;margin-top:-14.15pt;width:10.85pt;height:.1pt;z-index:-251609088;visibility:visible;mso-wrap-style:square;mso-width-percent:0;mso-height-percent:0;mso-wrap-distance-left:9pt;mso-wrap-distance-top:0;mso-wrap-distance-right:9pt;mso-wrap-distance-bottom:0;mso-position-horizontal:absolute;mso-position-horizontal-relative:text;mso-position-vertical:absolute;mso-position-vertical-relative:text;mso-width-percent:0;mso-height-percent:0;mso-width-relative:page;mso-height-relative:page;v-text-anchor:top" coordsize="217,1270" o:gfxdata="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" path="m,l218,e" filled="f" strokecolor="#00afef" strokeweight=".14pt">
+              <v:shape w14:anchorId="7BC6B3F2" id="Freeform 68" o:spid="_x0000_s1026" style="position:absolute;margin-left:-6.5pt;margin-top:-14.15pt;width:10.85pt;height:.1pt;z-index:-251609088;visibility:visible;mso-wrap-style:square;mso-width-percent:0;mso-height-percent:0;mso-wrap-distance-left:9pt;mso-wrap-distance-top:0;mso-wrap-distance-right:9pt;mso-wrap-distance-bottom:0;mso-position-horizontal:absolute;mso-position-horizontal-relative:text;mso-position-vertical:absolute;mso-position-vertical-relative:text;mso-width-percent:0;mso-height-percent:0;mso-width-relative:page;mso-height-relative:page;v-text-anchor:top" coordsize="217,1270" o:gfxdata="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" path="m,l218,e" filled="f" strokecolor="#00afef" strokeweight=".14pt">
                 <v:path arrowok="t" o:connecttype="custom" o:connectlocs="0,0;138430,0" o:connectangles="0,0"/>
               </v:shape>
             </w:pict>
@@ -612,7 +679,7 @@
         <mc:AlternateContent>
           <mc:Choice Requires="wps">
             <w:drawing>
-              <wp:anchor distT="0" distB="0" distL="114300" distR="114300" simplePos="0" relativeHeight="251706368" behindDoc="1" locked="0" layoutInCell="1" allowOverlap="1">
+              <wp:anchor distT="0" distB="0" distL="114300" distR="114300" simplePos="0" relativeHeight="251706368" behindDoc="1" locked="0" layoutInCell="1" allowOverlap="1" wp14:anchorId="38DEA227" wp14:editId="4FFF7BD2">
                 <wp:simplePos x="0" y="0"/>
                 <wp:positionH relativeFrom="column">
                   <wp:posOffset>-83185</wp:posOffset>
@@ -703,7 +770,7 @@
           </mc:Choice>
           <mc:Fallback>
             <w:pict>
-              <v:shape id="Freeform 70" o:spid="_x0000_s1026" style="position:absolute;margin-left:-6.55pt;margin-top:-14.15pt;width:.1pt;height:10.2pt;z-index:-251610112;visibility:visible;mso-wrap-style:square;mso-width-percent:0;mso-height-percent:0;mso-wrap-distance-left:9pt;mso-wrap-distance-top:0;mso-wrap-distance-right:9pt;mso-wrap-distance-bottom:0;mso-position-horizontal:absolute;mso-position-horizontal-relative:text;mso-position-vertical:absolute;mso-position-vertical-relative:text;mso-width-percent:0;mso-height-percent:0;mso-width-relative:page;mso-height-relative:page;v-text-anchor:top" coordsize="1270,204" o:gfxdata="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" path="m,l,204e" filled="f" strokecolor="#00afef" strokeweight=".14pt">
+              <v:shape w14:anchorId="3CCE9812" id="Freeform 70" o:spid="_x0000_s1026" style="position:absolute;margin-left:-6.55pt;margin-top:-14.15pt;width:.1pt;height:10.2pt;z-index:-251610112;visibility:visible;mso-wrap-style:square;mso-width-percent:0;mso-height-percent:0;mso-wrap-distance-left:9pt;mso-wrap-distance-top:0;mso-wrap-distance-right:9pt;mso-wrap-distance-bottom:0;mso-position-horizontal:absolute;mso-position-horizontal-relative:text;mso-position-vertical:absolute;mso-position-vertical-relative:text;mso-width-percent:0;mso-height-percent:0;mso-width-relative:page;mso-height-relative:page;v-text-anchor:top" coordsize="1270,204" o:gfxdata="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" path="m,l,204e" filled="f" strokecolor="#00afef" strokeweight=".14pt">
                 <v:path arrowok="t" o:connecttype="custom" o:connectlocs="0,328930;0,458470" o:connectangles="0,0"/>
               </v:shape>
             </w:pict>
@@ -717,7 +784,7 @@
         <mc:AlternateContent>
           <mc:Choice Requires="wps">
             <w:drawing>
-              <wp:anchor distT="0" distB="0" distL="114300" distR="114300" simplePos="0" relativeHeight="251705344" behindDoc="1" locked="0" layoutInCell="1" allowOverlap="1">
+              <wp:anchor distT="0" distB="0" distL="114300" distR="114300" simplePos="0" relativeHeight="251705344" behindDoc="1" locked="0" layoutInCell="1" allowOverlap="1" wp14:anchorId="173E1656" wp14:editId="43EB9C10">
                 <wp:simplePos x="0" y="0"/>
                 <wp:positionH relativeFrom="column">
                   <wp:posOffset>-37465</wp:posOffset>
@@ -808,7 +875,7 @@
           </mc:Choice>
           <mc:Fallback>
             <w:pict>
-              <v:shape id="Freeform 72" o:spid="_x0000_s1026" style="position:absolute;margin-left:-2.95pt;margin-top:-12.65pt;width:.1pt;height:8.6pt;z-index:-251611136;visibility:visible;mso-wrap-style:square;mso-width-percent:0;mso-height-percent:0;mso-wrap-distance-left:9pt;mso-wrap-distance-top:0;mso-wrap-distance-right:9pt;mso-wrap-distance-bottom:0;mso-position-horizontal:absolute;mso-position-horizontal-relative:text;mso-position-vertical:absolute;mso-position-vertical-relative:text;mso-width-percent:0;mso-height-percent:0;mso-width-relative:page;mso-height-relative:page;v-text-anchor:top" coordsize="1270,172" o:gfxdata="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" path="m,l,172e" filled="f" strokecolor="#00afef" strokeweight="3.82pt">
+              <v:shape w14:anchorId="71E69084" id="Freeform 72" o:spid="_x0000_s1026" style="position:absolute;margin-left:-2.95pt;margin-top:-12.65pt;width:.1pt;height:8.6pt;z-index:-251611136;visibility:visible;mso-wrap-style:square;mso-width-percent:0;mso-height-percent:0;mso-wrap-distance-left:9pt;mso-wrap-distance-top:0;mso-wrap-distance-right:9pt;mso-wrap-distance-bottom:0;mso-position-horizontal:absolute;mso-position-horizontal-relative:text;mso-position-vertical:absolute;mso-position-vertical-relative:text;mso-width-percent:0;mso-height-percent:0;mso-width-relative:page;mso-height-relative:page;v-text-anchor:top" coordsize="1270,172" o:gfxdata="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" path="m,l,172e" filled="f" strokecolor="#00afef" strokeweight="3.82pt">
                 <v:path arrowok="t" o:connecttype="custom" o:connectlocs="0,347980;0,457200" o:connectangles="0,0"/>
               </v:shape>
             </w:pict>
@@ -822,7 +889,7 @@
         <mc:AlternateContent>
           <mc:Choice Requires="wps">
             <w:drawing>
-              <wp:anchor distT="0" distB="0" distL="114300" distR="114300" simplePos="0" relativeHeight="251704320" behindDoc="1" locked="0" layoutInCell="1" allowOverlap="1">
+              <wp:anchor distT="0" distB="0" distL="114300" distR="114300" simplePos="0" relativeHeight="251704320" behindDoc="1" locked="0" layoutInCell="1" allowOverlap="1" wp14:anchorId="40CEDBD8" wp14:editId="5AD4B2A0">
                 <wp:simplePos x="0" y="0"/>
                 <wp:positionH relativeFrom="column">
                   <wp:posOffset>-60960</wp:posOffset>
@@ -913,7 +980,7 @@
           </mc:Choice>
           <mc:Fallback>
             <w:pict>
-              <v:shape id="Freeform 74" o:spid="_x0000_s1026" style="position:absolute;margin-left:-4.8pt;margin-top:-10.65pt;width:9.1pt;height:.1pt;z-index:-251612160;visibility:visible;mso-wrap-style:square;mso-width-percent:0;mso-height-percent:0;mso-wrap-distance-left:9pt;mso-wrap-distance-top:0;mso-wrap-distance-right:9pt;mso-wrap-distance-bottom:0;mso-position-horizontal:absolute;mso-position-horizontal-relative:text;mso-position-vertical:absolute;mso-position-vertical-relative:text;mso-width-percent:0;mso-height-percent:0;mso-width-relative:page;mso-height-relative:page;v-text-anchor:top" coordsize="182,1270" o:gfxdata="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" path="m,l181,e" filled="f" strokecolor="#00afef" strokeweight="1.44922mm">
+              <v:shape w14:anchorId="2D6628E8" id="Freeform 74" o:spid="_x0000_s1026" style="position:absolute;margin-left:-4.8pt;margin-top:-10.65pt;width:9.1pt;height:.1pt;z-index:-251612160;visibility:visible;mso-wrap-style:square;mso-width-percent:0;mso-height-percent:0;mso-wrap-distance-left:9pt;mso-wrap-distance-top:0;mso-wrap-distance-right:9pt;mso-wrap-distance-bottom:0;mso-position-horizontal:absolute;mso-position-horizontal-relative:text;mso-position-vertical:absolute;mso-position-vertical-relative:text;mso-width-percent:0;mso-height-percent:0;mso-width-relative:page;mso-height-relative:page;v-text-anchor:top" coordsize="182,1270" o:gfxdata="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" path="m,l181,e" filled="f" strokecolor="#00afef" strokeweight="1.44922mm">
                 <v:path arrowok="t" o:connecttype="custom" o:connectlocs="0,0;114935,0" o:connectangles="0,0"/>
               </v:shape>
             </w:pict>
@@ -931,73 +998,6 @@
           <w:szCs w:val="26"/>
         </w:rPr>
       </w:pPr>
-      <w:r>
-        <w:rPr>
-          <w:rFonts w:ascii="Times New Roman" w:eastAsia="Times New Roman" w:hAnsi="Times New Roman" w:cs="Times New Roman"/>
-          <w:noProof/>
-          <w:sz w:val="26"/>
-          <w:szCs w:val="26"/>
-        </w:rPr>
-        <w:drawing>
-          <wp:anchor distT="0" distB="0" distL="114300" distR="114300" simplePos="0" relativeHeight="251711488" behindDoc="1" locked="0" layoutInCell="1" allowOverlap="1">
-            <wp:simplePos x="0" y="0"/>
-            <wp:positionH relativeFrom="column">
-              <wp:posOffset>-168275</wp:posOffset>
-            </wp:positionH>
-            <wp:positionV relativeFrom="paragraph">
-              <wp:posOffset>55245</wp:posOffset>
-            </wp:positionV>
-            <wp:extent cx="3102610" cy="1182370"/>
-            <wp:effectExtent l="0" t="0" r="0" b="0"/>
-            <wp:wrapNone/>
-            <wp:docPr id="61" name="Picture 61"/>
-            <wp:cNvGraphicFramePr>
-              <a:graphicFrameLocks xmlns:a="http://schemas.openxmlformats.org/drawingml/2006/main" noChangeAspect="1"/>
-            </wp:cNvGraphicFramePr>
-            <a:graphic xmlns:a="http://schemas.openxmlformats.org/drawingml/2006/main">
-              <a:graphicData uri="http://schemas.openxmlformats.org/drawingml/2006/picture">
-                <pic:pic xmlns:pic="http://schemas.openxmlformats.org/drawingml/2006/picture">
-                  <pic:nvPicPr>
-                    <pic:cNvPr id="0" name="Picture 61"/>
-                    <pic:cNvPicPr>
-                      <a:picLocks noChangeAspect="1" noChangeArrowheads="1"/>
-                    </pic:cNvPicPr>
-                  </pic:nvPicPr>
-                  <pic:blipFill>
-                    <a:blip r:embed="rId7">
-                      <a:extLst>
-                        <a:ext uri="{28A0092B-C50C-407E-A947-70E740481C1C}">
-                          <a14:useLocalDpi xmlns:a14="http://schemas.microsoft.com/office/drawing/2010/main" val="0"/>
-                        </a:ext>
-                      </a:extLst>
-                    </a:blip>
-                    <a:srcRect/>
-                    <a:stretch>
-                      <a:fillRect/>
-                    </a:stretch>
-                  </pic:blipFill>
-                  <pic:spPr bwMode="auto">
-                    <a:xfrm>
-                      <a:off x="0" y="0"/>
-                      <a:ext cx="3102610" cy="1182370"/>
-                    </a:xfrm>
-                    <a:prstGeom prst="rect">
-                      <a:avLst/>
-                    </a:prstGeom>
-                    <a:noFill/>
-                  </pic:spPr>
-                </pic:pic>
-              </a:graphicData>
-            </a:graphic>
-            <wp14:sizeRelH relativeFrom="page">
-              <wp14:pctWidth>0</wp14:pctWidth>
-            </wp14:sizeRelH>
-            <wp14:sizeRelV relativeFrom="page">
-              <wp14:pctHeight>0</wp14:pctHeight>
-            </wp14:sizeRelV>
-          </wp:anchor>
-        </w:drawing>
-      </w:r>
       <w:r>
         <w:rPr>
           <w:rFonts w:ascii="Times New Roman" w:eastAsia="Times New Roman" w:hAnsi="Times New Roman" w:cs="Times New Roman"/>
@@ -1554,7 +1554,7 @@
           <w:szCs w:val="24"/>
         </w:rPr>
         <w:drawing>
-          <wp:anchor distT="0" distB="0" distL="114300" distR="114300" simplePos="0" relativeHeight="251724800" behindDoc="1" locked="0" layoutInCell="1" allowOverlap="1">
+          <wp:anchor distT="0" distB="0" distL="114300" distR="114300" simplePos="0" relativeHeight="251724800" behindDoc="1" locked="0" layoutInCell="1" allowOverlap="1" wp14:anchorId="43E1602E" wp14:editId="38339D5A">
             <wp:simplePos x="0" y="0"/>
             <wp:positionH relativeFrom="column">
               <wp:posOffset>4004310</wp:posOffset>
@@ -1579,7 +1579,7 @@
                     </pic:cNvPicPr>
                   </pic:nvPicPr>
                   <pic:blipFill>
-                    <a:blip r:embed="rId8">
+                    <a:blip r:embed="rId7">
                       <a:extLst>
                         <a:ext uri="{28A0092B-C50C-407E-A947-70E740481C1C}">
                           <a14:useLocalDpi xmlns:a14="http://schemas.microsoft.com/office/drawing/2010/main" val="0"/>
@@ -1622,7 +1622,7 @@
         <mc:AlternateContent>
           <mc:Choice Requires="wps">
             <w:drawing>
-              <wp:anchor distT="0" distB="0" distL="114300" distR="114300" simplePos="0" relativeHeight="251723776" behindDoc="1" locked="0" layoutInCell="1" allowOverlap="1">
+              <wp:anchor distT="0" distB="0" distL="114300" distR="114300" simplePos="0" relativeHeight="251723776" behindDoc="1" locked="0" layoutInCell="1" allowOverlap="1" wp14:anchorId="2F285AF7" wp14:editId="3A368455">
                 <wp:simplePos x="0" y="0"/>
                 <wp:positionH relativeFrom="column">
                   <wp:posOffset>7042150</wp:posOffset>
@@ -1713,7 +1713,7 @@
           </mc:Choice>
           <mc:Fallback>
             <w:pict>
-              <v:shape id="Freeform 37" o:spid="_x0000_s1026" style="position:absolute;margin-left:554.5pt;margin-top:-87.7pt;width:.1pt;height:720.2pt;z-index:-251592704;visibility:visible;mso-wrap-style:square;mso-width-percent:0;mso-height-percent:0;mso-wrap-distance-left:9pt;mso-wrap-distance-top:0;mso-wrap-distance-right:9pt;mso-wrap-distance-bottom:0;mso-position-horizontal:absolute;mso-position-horizontal-relative:text;mso-position-vertical:absolute;mso-position-vertical-relative:text;mso-width-percent:0;mso-height-percent:0;mso-width-relative:page;mso-height-relative:page;v-text-anchor:top" coordsize="1270,14404" o:gfxdata="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" path="m,l,14404e" filled="f" strokecolor="#00afef" strokeweight="1.44075mm">
+              <v:shape w14:anchorId="4413B6D8" id="Freeform 37" o:spid="_x0000_s1026" style="position:absolute;margin-left:554.5pt;margin-top:-87.7pt;width:.1pt;height:720.2pt;z-index:-251592704;visibility:visible;mso-wrap-style:square;mso-width-percent:0;mso-height-percent:0;mso-wrap-distance-left:9pt;mso-wrap-distance-top:0;mso-wrap-distance-right:9pt;mso-wrap-distance-bottom:0;mso-position-horizontal:absolute;mso-position-horizontal-relative:text;mso-position-vertical:absolute;mso-position-vertical-relative:text;mso-width-percent:0;mso-height-percent:0;mso-width-relative:page;mso-height-relative:page;v-text-anchor:top" coordsize="1270,14404" o:gfxdata="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" path="m,l,14404e" filled="f" strokecolor="#00afef" strokeweight="1.44075mm">
                 <v:path arrowok="t" o:connecttype="custom" o:connectlocs="0,457200;0,9603740" o:connectangles="0,0"/>
               </v:shape>
             </w:pict>
@@ -1729,7 +1729,7 @@
         <mc:AlternateContent>
           <mc:Choice Requires="wps">
             <w:drawing>
-              <wp:anchor distT="0" distB="0" distL="114300" distR="114300" simplePos="0" relativeHeight="251722752" behindDoc="1" locked="0" layoutInCell="1" allowOverlap="1">
+              <wp:anchor distT="0" distB="0" distL="114300" distR="114300" simplePos="0" relativeHeight="251722752" behindDoc="1" locked="0" layoutInCell="1" allowOverlap="1" wp14:anchorId="587F791C" wp14:editId="2D5604E9">
                 <wp:simplePos x="0" y="0"/>
                 <wp:positionH relativeFrom="column">
                   <wp:posOffset>7046595</wp:posOffset>
@@ -1820,7 +1820,7 @@
           </mc:Choice>
           <mc:Fallback>
             <w:pict>
-              <v:shape id="Freeform 39" o:spid="_x0000_s1026" style="position:absolute;margin-left:554.85pt;margin-top:-97.85pt;width:.1pt;height:10.25pt;z-index:-251593728;visibility:visible;mso-wrap-style:square;mso-width-percent:0;mso-height-percent:0;mso-wrap-distance-left:9pt;mso-wrap-distance-top:0;mso-wrap-distance-right:9pt;mso-wrap-distance-bottom:0;mso-position-horizontal:absolute;mso-position-horizontal-relative:text;mso-position-vertical:absolute;mso-position-vertical-relative:text;mso-width-percent:0;mso-height-percent:0;mso-width-relative:page;mso-height-relative:page;v-text-anchor:top" coordsize="1270,205" o:gfxdata="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" path="m,l,205e" filled="f" strokecolor="#00afef" strokeweight=".14pt">
+              <v:shape w14:anchorId="34524DBF" id="Freeform 39" o:spid="_x0000_s1026" style="position:absolute;margin-left:554.85pt;margin-top:-97.85pt;width:.1pt;height:10.25pt;z-index:-251593728;visibility:visible;mso-wrap-style:square;mso-width-percent:0;mso-height-percent:0;mso-wrap-distance-left:9pt;mso-wrap-distance-top:0;mso-wrap-distance-right:9pt;mso-wrap-distance-bottom:0;mso-position-horizontal:absolute;mso-position-horizontal-relative:text;mso-position-vertical:absolute;mso-position-vertical-relative:text;mso-width-percent:0;mso-height-percent:0;mso-width-relative:page;mso-height-relative:page;v-text-anchor:top" coordsize="1270,205" o:gfxdata="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" path="m,l,205e" filled="f" strokecolor="#00afef" strokeweight=".14pt">
                 <v:path arrowok="t" o:connecttype="custom" o:connectlocs="0,328295;0,458470" o:connectangles="0,0"/>
               </v:shape>
             </w:pict>
@@ -1836,7 +1836,7 @@
         <mc:AlternateContent>
           <mc:Choice Requires="wps">
             <w:drawing>
-              <wp:anchor distT="0" distB="0" distL="114300" distR="114300" simplePos="0" relativeHeight="251721728" behindDoc="1" locked="0" layoutInCell="1" allowOverlap="1">
+              <wp:anchor distT="0" distB="0" distL="114300" distR="114300" simplePos="0" relativeHeight="251721728" behindDoc="1" locked="0" layoutInCell="1" allowOverlap="1" wp14:anchorId="58071B09" wp14:editId="23A5118C">
                 <wp:simplePos x="0" y="0"/>
                 <wp:positionH relativeFrom="column">
                   <wp:posOffset>6916420</wp:posOffset>
@@ -1927,7 +1927,7 @@
           </mc:Choice>
           <mc:Fallback>
             <w:pict>
-              <v:shape id="Freeform 41" o:spid="_x0000_s1026" style="position:absolute;margin-left:544.6pt;margin-top:-97.85pt;width:10.25pt;height:.1pt;z-index:-251594752;visibility:visible;mso-wrap-style:square;mso-width-percent:0;mso-height-percent:0;mso-wrap-distance-left:9pt;mso-wrap-distance-top:0;mso-wrap-distance-right:9pt;mso-wrap-distance-bottom:0;mso-position-horizontal:absolute;mso-position-horizontal-relative:text;mso-position-vertical:absolute;mso-position-vertical-relative:text;mso-width-percent:0;mso-height-percent:0;mso-width-relative:page;mso-height-relative:page;v-text-anchor:top" coordsize="205,1270" o:gfxdata="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" path="m,l205,e" filled="f" strokecolor="#00afef" strokeweight=".14pt">
+              <v:shape w14:anchorId="46A8B724" id="Freeform 41" o:spid="_x0000_s1026" style="position:absolute;margin-left:544.6pt;margin-top:-97.85pt;width:10.25pt;height:.1pt;z-index:-251594752;visibility:visible;mso-wrap-style:square;mso-width-percent:0;mso-height-percent:0;mso-wrap-distance-left:9pt;mso-wrap-distance-top:0;mso-wrap-distance-right:9pt;mso-wrap-distance-bottom:0;mso-position-horizontal:absolute;mso-position-horizontal-relative:text;mso-position-vertical:absolute;mso-position-vertical-relative:text;mso-width-percent:0;mso-height-percent:0;mso-width-relative:page;mso-height-relative:page;v-text-anchor:top" coordsize="205,1270" o:gfxdata="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" path="m,l205,e" filled="f" strokecolor="#00afef" strokeweight=".14pt">
                 <v:path arrowok="t" o:connecttype="custom" o:connectlocs="0,0;130175,0" o:connectangles="0,0"/>
               </v:shape>
             </w:pict>
@@ -1943,7 +1943,7 @@
         <mc:AlternateContent>
           <mc:Choice Requires="wps">
             <w:drawing>
-              <wp:anchor distT="0" distB="0" distL="114300" distR="114300" simplePos="0" relativeHeight="251720704" behindDoc="1" locked="0" layoutInCell="1" allowOverlap="1">
+              <wp:anchor distT="0" distB="0" distL="114300" distR="114300" simplePos="0" relativeHeight="251720704" behindDoc="1" locked="0" layoutInCell="1" allowOverlap="1" wp14:anchorId="0E9EE335" wp14:editId="007F1657">
                 <wp:simplePos x="0" y="0"/>
                 <wp:positionH relativeFrom="column">
                   <wp:posOffset>7004050</wp:posOffset>
@@ -2034,7 +2034,7 @@
           </mc:Choice>
           <mc:Fallback>
             <w:pict>
-              <v:shape id="Freeform 43" o:spid="_x0000_s1026" style="position:absolute;margin-left:551.5pt;margin-top:-96.3pt;width:.1pt;height:8.6pt;z-index:-251595776;visibility:visible;mso-wrap-style:square;mso-width-percent:0;mso-height-percent:0;mso-wrap-distance-left:9pt;mso-wrap-distance-top:0;mso-wrap-distance-right:9pt;mso-wrap-distance-bottom:0;mso-position-horizontal:absolute;mso-position-horizontal-relative:text;mso-position-vertical:absolute;mso-position-vertical-relative:text;mso-width-percent:0;mso-height-percent:0;mso-width-relative:page;mso-height-relative:page;v-text-anchor:top" coordsize="1270,172" o:gfxdata="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" path="m,l,172e" filled="f" strokecolor="#00afef" strokeweight="1.3391mm">
+              <v:shape w14:anchorId="411BDE90" id="Freeform 43" o:spid="_x0000_s1026" style="position:absolute;margin-left:551.5pt;margin-top:-96.3pt;width:.1pt;height:8.6pt;z-index:-251595776;visibility:visible;mso-wrap-style:square;mso-width-percent:0;mso-height-percent:0;mso-wrap-distance-left:9pt;mso-wrap-distance-top:0;mso-wrap-distance-right:9pt;mso-wrap-distance-bottom:0;mso-position-horizontal:absolute;mso-position-horizontal-relative:text;mso-position-vertical:absolute;mso-position-vertical-relative:text;mso-width-percent:0;mso-height-percent:0;mso-width-relative:page;mso-height-relative:page;v-text-anchor:top" coordsize="1270,172" o:gfxdata="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" path="m,l,172e" filled="f" strokecolor="#00afef" strokeweight="1.3391mm">
                 <v:path arrowok="t" o:connecttype="custom" o:connectlocs="0,347980;0,457200" o:connectangles="0,0"/>
               </v:shape>
             </w:pict>
@@ -2050,7 +2050,7 @@
         <mc:AlternateContent>
           <mc:Choice Requires="wps">
             <w:drawing>
-              <wp:anchor distT="0" distB="0" distL="114300" distR="114300" simplePos="0" relativeHeight="251719680" behindDoc="1" locked="0" layoutInCell="1" allowOverlap="1">
+              <wp:anchor distT="0" distB="0" distL="114300" distR="114300" simplePos="0" relativeHeight="251719680" behindDoc="1" locked="0" layoutInCell="1" allowOverlap="1" wp14:anchorId="2688AFEB" wp14:editId="64D19992">
                 <wp:simplePos x="0" y="0"/>
                 <wp:positionH relativeFrom="column">
                   <wp:posOffset>6915150</wp:posOffset>
@@ -2141,7 +2141,7 @@
           </mc:Choice>
           <mc:Fallback>
             <w:pict>
-              <v:shape id="Freeform 45" o:spid="_x0000_s1026" style="position:absolute;margin-left:544.5pt;margin-top:-94.3pt;width:8.85pt;height:.1pt;z-index:-251596800;visibility:visible;mso-wrap-style:square;mso-width-percent:0;mso-height-percent:0;mso-wrap-distance-left:9pt;mso-wrap-distance-top:0;mso-wrap-distance-right:9pt;mso-wrap-distance-bottom:0;mso-position-horizontal:absolute;mso-position-horizontal-relative:text;mso-position-vertical:absolute;mso-position-vertical-relative:text;mso-width-percent:0;mso-height-percent:0;mso-width-relative:page;mso-height-relative:page;v-text-anchor:top" coordsize="177,1270" o:gfxdata="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" path="m,l176,e" filled="f" strokecolor="#00afef" strokeweight="1.44922mm">
+              <v:shape w14:anchorId="31F1C37D" id="Freeform 45" o:spid="_x0000_s1026" style="position:absolute;margin-left:544.5pt;margin-top:-94.3pt;width:8.85pt;height:.1pt;z-index:-251596800;visibility:visible;mso-wrap-style:square;mso-width-percent:0;mso-height-percent:0;mso-wrap-distance-left:9pt;mso-wrap-distance-top:0;mso-wrap-distance-right:9pt;mso-wrap-distance-bottom:0;mso-position-horizontal:absolute;mso-position-horizontal-relative:text;mso-position-vertical:absolute;mso-position-vertical-relative:text;mso-width-percent:0;mso-height-percent:0;mso-width-relative:page;mso-height-relative:page;v-text-anchor:top" coordsize="177,1270" o:gfxdata="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" path="m,l176,e" filled="f" strokecolor="#00afef" strokeweight="1.44922mm">
                 <v:path arrowok="t" o:connecttype="custom" o:connectlocs="0,0;111760,0" o:connectangles="0,0"/>
               </v:shape>
             </w:pict>
@@ -2157,7 +2157,7 @@
         <mc:AlternateContent>
           <mc:Choice Requires="wps">
             <w:drawing>
-              <wp:anchor distT="0" distB="0" distL="114300" distR="114300" simplePos="0" relativeHeight="251717632" behindDoc="1" locked="0" layoutInCell="1" allowOverlap="1">
+              <wp:anchor distT="0" distB="0" distL="114300" distR="114300" simplePos="0" relativeHeight="251717632" behindDoc="1" locked="0" layoutInCell="1" allowOverlap="1" wp14:anchorId="57FD5B27" wp14:editId="2D9ED8E9">
                 <wp:simplePos x="0" y="0"/>
                 <wp:positionH relativeFrom="column">
                   <wp:posOffset>6993255</wp:posOffset>
@@ -2248,7 +2248,7 @@
           </mc:Choice>
           <mc:Fallback>
             <w:pict>
-              <v:shape id="Freeform 49" o:spid="_x0000_s1026" style="position:absolute;margin-left:550.65pt;margin-top:-87.6pt;width:.1pt;height:720.2pt;z-index:-251598848;visibility:visible;mso-wrap-style:square;mso-width-percent:0;mso-height-percent:0;mso-wrap-distance-left:9pt;mso-wrap-distance-top:0;mso-wrap-distance-right:9pt;mso-wrap-distance-bottom:0;mso-position-horizontal:absolute;mso-position-horizontal-relative:text;mso-position-vertical:absolute;mso-position-vertical-relative:text;mso-width-percent:0;mso-height-percent:0;mso-width-relative:page;mso-height-relative:page;v-text-anchor:top" coordsize="1270,14404" o:gfxdata="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" path="m,l,14405e" filled="f" strokecolor="#00afef" strokeweight=".14pt">
+              <v:shape w14:anchorId="5FFCE26C" id="Freeform 49" o:spid="_x0000_s1026" style="position:absolute;margin-left:550.65pt;margin-top:-87.6pt;width:.1pt;height:720.2pt;z-index:-251598848;visibility:visible;mso-wrap-style:square;mso-width-percent:0;mso-height-percent:0;mso-wrap-distance-left:9pt;mso-wrap-distance-top:0;mso-wrap-distance-right:9pt;mso-wrap-distance-bottom:0;mso-position-horizontal:absolute;mso-position-horizontal-relative:text;mso-position-vertical:absolute;mso-position-vertical-relative:text;mso-width-percent:0;mso-height-percent:0;mso-width-relative:page;mso-height-relative:page;v-text-anchor:top" coordsize="1270,14404" o:gfxdata="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" path="m,l,14405e" filled="f" strokecolor="#00afef" strokeweight=".14pt">
                 <v:path arrowok="t" o:connecttype="custom" o:connectlocs="0,458470;0,9605645" o:connectangles="0,0"/>
               </v:shape>
             </w:pict>
@@ -2268,7 +2268,6 @@
           <w:sz w:val="26"/>
           <w:szCs w:val="26"/>
         </w:rPr>
-        <w:lastRenderedPageBreak/>
         <w:t>REPU</w:t>
       </w:r>
       <w:r>
@@ -3052,8 +3051,6 @@
         </w:rPr>
         <w:t>DIVINE Y</w:t>
       </w:r>
-      <w:bookmarkStart w:id="0" w:name="_GoBack"/>
-      <w:bookmarkEnd w:id="0"/>
       <w:r>
         <w:rPr>
           <w:rFonts w:ascii="Times New Roman" w:hAnsi="Times New Roman" w:cs="Times New Roman"/>
@@ -3133,7 +3130,7 @@
         <mc:AlternateContent>
           <mc:Choice Requires="wps">
             <w:drawing>
-              <wp:anchor distT="0" distB="0" distL="114300" distR="114300" simplePos="0" relativeHeight="251734016" behindDoc="1" locked="0" layoutInCell="1" allowOverlap="1">
+              <wp:anchor distT="0" distB="0" distL="114300" distR="114300" simplePos="0" relativeHeight="251734016" behindDoc="1" locked="0" layoutInCell="1" allowOverlap="1" wp14:anchorId="41F43225" wp14:editId="50348491">
                 <wp:simplePos x="0" y="0"/>
                 <wp:positionH relativeFrom="column">
                   <wp:posOffset>533400</wp:posOffset>
@@ -3502,7 +3499,7 @@
           </mc:Choice>
           <mc:Fallback>
             <w:pict>
-              <v:shape id="Freeform 19" o:spid="_x0000_s1026" style="position:absolute;margin-left:42pt;margin-top:3.65pt;width:447pt;height:114.55pt;z-index:-251582464;visibility:visible;mso-wrap-style:square;mso-width-percent:0;mso-height-percent:0;mso-wrap-distance-left:9pt;mso-wrap-distance-top:0;mso-wrap-distance-right:9pt;mso-wrap-distance-bottom:0;mso-position-horizontal:absolute;mso-position-horizontal-relative:text;mso-position-vertical:absolute;mso-position-vertical-relative:text;mso-width-percent:0;mso-height-percent:0;mso-width-relative:page;mso-height-relative:page;v-text-anchor:top" coordsize="8940,2291" o:gfxdata="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" path="m,430l16,365,57,315r60,-26l8654,287r,-144l8669,78r42,-49l8771,3,8794,r23,2l8879,27r43,47l8940,138r,1724l8938,1885r-25,60l8864,1988r-64,17l286,2005r,143l271,2213r-42,50l169,2289r-23,2l123,2289,61,2265,18,2217,,2153,,430xe" fillcolor="#00b0f0" strokecolor="#00afef" strokeweight="2pt">
+              <v:shape w14:anchorId="505DDBFD" id="Freeform 19" o:spid="_x0000_s1026" style="position:absolute;margin-left:42pt;margin-top:3.65pt;width:447pt;height:114.55pt;z-index:-251582464;visibility:visible;mso-wrap-style:square;mso-width-percent:0;mso-height-percent:0;mso-wrap-distance-left:9pt;mso-wrap-distance-top:0;mso-wrap-distance-right:9pt;mso-wrap-distance-bottom:0;mso-position-horizontal:absolute;mso-position-horizontal-relative:text;mso-position-vertical:absolute;mso-position-vertical-relative:text;mso-width-percent:0;mso-height-percent:0;mso-width-relative:page;mso-height-relative:page;v-text-anchor:top" coordsize="8940,2291" o:gfxdata="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" path="m,430l16,365,57,315r60,-26l8654,287r,-144l8669,78r42,-49l8771,3,8794,r23,2l8879,27r43,47l8940,138r,1724l8938,1885r-25,60l8864,1988r-64,17l286,2005r,143l271,2213r-42,50l169,2289r-23,2l123,2289,61,2265,18,2217,,2153,,430xe" fillcolor="#00b0f0" strokecolor="#00afef" strokeweight="2pt">
                 <v:path arrowok="t" o:connecttype="custom" o:connectlocs="0,3475355;10160,3434080;36195,3402330;74295,3385820;5495290,3384550;5495290,3293110;5504815,3251835;5531485,3220720;5569585,3204210;5584190,3202305;5598795,3203575;5638165,3219450;5665470,3249295;5676900,3289935;5676900,4384675;5675630,4399280;5659755,4437380;5628640,4464685;5588000,4475480;181610,4475480;181610,4566285;172085,4607560;145415,4639310;107315,4655820;92710,4657090;78105,4655820;38735,4640580;11430,4610100;0,4569460;0,3475355" o:connectangles="0,0,0,0,0,0,0,0,0,0,0,0,0,0,0,0,0,0,0,0,0,0,0,0,0,0,0,0,0,0"/>
               </v:shape>
             </w:pict>
@@ -3518,7 +3515,7 @@
         <mc:AlternateContent>
           <mc:Choice Requires="wps">
             <w:drawing>
-              <wp:anchor distT="0" distB="0" distL="114300" distR="114300" simplePos="0" relativeHeight="251732992" behindDoc="1" locked="0" layoutInCell="1" allowOverlap="1">
+              <wp:anchor distT="0" distB="0" distL="114300" distR="114300" simplePos="0" relativeHeight="251732992" behindDoc="1" locked="0" layoutInCell="1" allowOverlap="1" wp14:anchorId="09CE8153" wp14:editId="52440E0A">
                 <wp:simplePos x="0" y="0"/>
                 <wp:positionH relativeFrom="column">
                   <wp:posOffset>38188265</wp:posOffset>
@@ -3793,7 +3790,7 @@
           </mc:Choice>
           <mc:Fallback>
             <w:pict>
-              <v:polyline id="Freeform 21" o:spid="_x0000_s1026" style="position:absolute;z-index:-251583488;visibility:visible;mso-wrap-style:square;mso-width-percent:0;mso-height-percent:0;mso-wrap-distance-left:9pt;mso-wrap-distance-top:0;mso-wrap-distance-right:9pt;mso-wrap-distance-bottom:0;mso-position-horizontal:absolute;mso-position-horizontal-relative:text;mso-position-vertical:absolute;mso-position-vertical-relative:text;mso-width-percent:0;mso-height-percent:0;mso-width-relative:page;mso-height-relative:page;v-text-anchor:top" points="3014.35pt,1264.4pt,3011pt,1265.15pt,3008.45pt,1267.2pt,3007.1pt,1270.05pt,3006.95pt,1271.15pt,3007.1pt,1272.4pt,3007.55pt,1273.45pt,3008.25pt,1274.25pt,3009.1pt,1274.8pt,3010.15pt,1275.1pt,3011.4pt,1274.95pt,3012.4pt,1274.5pt,3013.25pt,1273.8pt,3013.8pt,1272.9pt,3014.05pt,1271.9pt,3021.25pt,1271.9pt,3020.5pt,1268.4pt,3018.45pt,1265.9pt,3015.5pt,1264.55pt,3014.35pt,1264.4pt" coordsize="286,214" o:gfxdata="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" fillcolor="#008dc1" stroked="f">
+              <v:polyline w14:anchorId="21D407A1" id="Freeform 21" o:spid="_x0000_s1026" style="position:absolute;z-index:-251583488;visibility:visible;mso-wrap-style:square;mso-width-percent:0;mso-height-percent:0;mso-wrap-distance-left:9pt;mso-wrap-distance-top:0;mso-wrap-distance-right:9pt;mso-wrap-distance-bottom:0;mso-position-horizontal:absolute;mso-position-horizontal-relative:text;mso-position-vertical:absolute;mso-position-vertical-relative:text;mso-width-percent:0;mso-height-percent:0;mso-width-relative:page;mso-height-relative:page;v-text-anchor:top" points="3014.35pt,1264.4pt,3011pt,1265.15pt,3008.45pt,1267.2pt,3007.1pt,1270.05pt,3006.95pt,1271.15pt,3007.1pt,1272.4pt,3007.55pt,1273.45pt,3008.25pt,1274.25pt,3009.1pt,1274.8pt,3010.15pt,1275.1pt,3011.4pt,1274.95pt,3012.4pt,1274.5pt,3013.25pt,1273.8pt,3013.8pt,1272.9pt,3014.05pt,1271.9pt,3021.25pt,1271.9pt,3020.5pt,1268.4pt,3018.45pt,1265.9pt,3015.5pt,1264.55pt,3014.35pt,1264.4pt" coordsize="286,214" o:gfxdata="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" fillcolor="#008dc1" stroked="f">
                 <v:path arrowok="t" o:connecttype="custom" o:connectlocs="93980,3202305;51435,3211830;19050,3237865;1905,3274060;0,3288030;1905,3303905;7620,3317240;16510,3327400;27305,3334385;40640,3338195;56515,3336290;69215,3330575;80010,3321685;86995,3310255;90170,3297555;181610,3297555;172085,3253105;146050,3221355;108585,3204210;93980,3202305" o:connectangles="0,0,0,0,0,0,0,0,0,0,0,0,0,0,0,0,0,0,0,0"/>
                 <o:lock v:ext="edit" verticies="t"/>
               </v:polyline>
@@ -3819,7 +3816,7 @@
         <mc:AlternateContent>
           <mc:Choice Requires="wps">
             <w:drawing>
-              <wp:anchor distT="0" distB="0" distL="114300" distR="114300" simplePos="0" relativeHeight="251736064" behindDoc="1" locked="0" layoutInCell="1" allowOverlap="1">
+              <wp:anchor distT="0" distB="0" distL="114300" distR="114300" simplePos="0" relativeHeight="251736064" behindDoc="1" locked="0" layoutInCell="1" allowOverlap="1" wp14:anchorId="17DB7B03" wp14:editId="5A0AF2B6">
                 <wp:simplePos x="0" y="0"/>
                 <wp:positionH relativeFrom="column">
                   <wp:posOffset>38188265</wp:posOffset>
@@ -4014,7 +4011,7 @@
           </mc:Choice>
           <mc:Fallback>
             <w:pict>
-              <v:polyline id="Freeform 15" o:spid="_x0000_s1026" style="position:absolute;z-index:-251580416;visibility:visible;mso-wrap-style:square;mso-width-percent:0;mso-height-percent:0;mso-wrap-distance-left:9pt;mso-wrap-distance-top:0;mso-wrap-distance-right:9pt;mso-wrap-distance-bottom:0;mso-position-horizontal:absolute;mso-position-horizontal-relative:text;mso-position-vertical:absolute;mso-position-vertical-relative:text;mso-width-percent:0;mso-height-percent:0;mso-width-relative:page;mso-height-relative:page;v-text-anchor:top" points="3014.1pt,1304.45pt,3014.1pt,1297.3pt,3013.9pt,1298.45pt,3013.4pt,1299.4pt,3012.65pt,1300.2pt,3011.7pt,1300.7pt,3010.6pt,1300.9pt,3009.45pt,1300.7pt,3008.45pt,1300.25pt,3007.65pt,1299.5pt,3007.15pt,1298.55pt,3006.95pt,1297.45pt" coordsize="143,143" o:gfxdata="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" filled="f" strokecolor="#00afef" strokeweight="2pt">
+              <v:polyline w14:anchorId="5790C71C" id="Freeform 15" o:spid="_x0000_s1026" style="position:absolute;z-index:-251580416;visibility:visible;mso-wrap-style:square;mso-width-percent:0;mso-height-percent:0;mso-wrap-distance-left:9pt;mso-wrap-distance-top:0;mso-wrap-distance-right:9pt;mso-wrap-distance-bottom:0;mso-position-horizontal:absolute;mso-position-horizontal-relative:text;mso-position-vertical:absolute;mso-position-vertical-relative:text;mso-width-percent:0;mso-height-percent:0;mso-width-relative:page;mso-height-relative:page;v-text-anchor:top" points="3014.1pt,1304.45pt,3014.1pt,1297.3pt,3013.9pt,1298.45pt,3013.4pt,1299.4pt,3012.65pt,1300.2pt,3011.7pt,1300.7pt,3010.6pt,1300.9pt,3009.45pt,1300.7pt,3008.45pt,1300.25pt,3007.65pt,1299.5pt,3007.15pt,1298.55pt,3006.95pt,1297.45pt" coordsize="143,143" o:gfxdata="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" filled="f" strokecolor="#00afef" strokeweight="2pt">
                 <v:path arrowok="t" o:connecttype="custom" o:connectlocs="90805,3383915;90805,3293110;88265,3307715;81915,3319780;72390,3329940;60325,3336290;46355,3338830;31750,3336290;19050,3330575;8890,3321050;2540,3308985;0,3295015" o:connectangles="0,0,0,0,0,0,0,0,0,0,0,0"/>
                 <o:lock v:ext="edit" verticies="t"/>
               </v:polyline>
@@ -4031,7 +4028,7 @@
         <mc:AlternateContent>
           <mc:Choice Requires="wps">
             <w:drawing>
-              <wp:anchor distT="0" distB="0" distL="114300" distR="114300" simplePos="0" relativeHeight="251735040" behindDoc="1" locked="0" layoutInCell="1" allowOverlap="1">
+              <wp:anchor distT="0" distB="0" distL="114300" distR="114300" simplePos="0" relativeHeight="251735040" behindDoc="1" locked="0" layoutInCell="1" allowOverlap="1" wp14:anchorId="710E1B0A" wp14:editId="45303031">
                 <wp:simplePos x="0" y="0"/>
                 <wp:positionH relativeFrom="column">
                   <wp:posOffset>38188265</wp:posOffset>
@@ -4176,7 +4173,7 @@
           </mc:Choice>
           <mc:Fallback>
             <w:pict>
-              <v:polyline id="Freeform 17" o:spid="_x0000_s1026" style="position:absolute;z-index:-251581440;visibility:visible;mso-wrap-style:square;mso-width-percent:0;mso-height-percent:0;mso-wrap-distance-left:9pt;mso-wrap-distance-top:0;mso-wrap-distance-right:9pt;mso-wrap-distance-bottom:0;mso-position-horizontal:absolute;mso-position-horizontal-relative:text;mso-position-vertical:absolute;mso-position-vertical-relative:text;mso-width-percent:0;mso-height-percent:0;mso-width-relative:page;mso-height-relative:page;v-text-anchor:top" points="3006.95pt,1305.2pt,3014.1pt,1305.2pt,3015.25pt,1305.1pt,3018.25pt,1303.85pt,3020.4pt,1301.45pt,3021.15pt,1299.35pt,3021.25pt,1298.2pt" coordsize="286,140" o:gfxdata="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" filled="f" strokecolor="#00afef" strokeweight="2pt">
+              <v:polyline w14:anchorId="3B3DC180" id="Freeform 17" o:spid="_x0000_s1026" style="position:absolute;z-index:-251581440;visibility:visible;mso-wrap-style:square;mso-width-percent:0;mso-height-percent:0;mso-wrap-distance-left:9pt;mso-wrap-distance-top:0;mso-wrap-distance-right:9pt;mso-wrap-distance-bottom:0;mso-position-horizontal:absolute;mso-position-horizontal-relative:text;mso-position-vertical:absolute;mso-position-vertical-relative:text;mso-width-percent:0;mso-height-percent:0;mso-width-relative:page;mso-height-relative:page;v-text-anchor:top" points="3006.95pt,1305.2pt,3014.1pt,1305.2pt,3015.25pt,1305.1pt,3018.25pt,1303.85pt,3020.4pt,1301.45pt,3021.15pt,1299.35pt,3021.25pt,1298.2pt" coordsize="286,140" o:gfxdata="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" filled="f" strokecolor="#00afef" strokeweight="2pt">
                 <v:path arrowok="t" o:connecttype="custom" o:connectlocs="0,3383915;90805,3383915;105410,3382645;143510,3366770;170815,3336290;180340,3309620;181610,3295015" o:connectangles="0,0,0,0,0,0,0"/>
                 <o:lock v:ext="edit" verticies="t"/>
               </v:polyline>
@@ -4193,7 +4190,7 @@
         <mc:AlternateContent>
           <mc:Choice Requires="wps">
             <w:drawing>
-              <wp:anchor distT="0" distB="0" distL="114300" distR="114300" simplePos="0" relativeHeight="251731968" behindDoc="1" locked="0" layoutInCell="1" allowOverlap="1">
+              <wp:anchor distT="0" distB="0" distL="114300" distR="114300" simplePos="0" relativeHeight="251731968" behindDoc="1" locked="0" layoutInCell="1" allowOverlap="1" wp14:anchorId="64B58E75" wp14:editId="2427035C">
                 <wp:simplePos x="0" y="0"/>
                 <wp:positionH relativeFrom="column">
                   <wp:posOffset>38729285</wp:posOffset>
@@ -4338,7 +4335,7 @@
           </mc:Choice>
           <mc:Fallback>
             <w:pict>
-              <v:polyline id="Freeform 23" o:spid="_x0000_s1026" style="position:absolute;z-index:-251584512;visibility:visible;mso-wrap-style:square;mso-width-percent:0;mso-height-percent:0;mso-wrap-distance-left:9pt;mso-wrap-distance-top:0;mso-wrap-distance-right:9pt;mso-wrap-distance-bottom:0;mso-position-horizontal:absolute;mso-position-horizontal-relative:text;mso-position-vertical:absolute;mso-position-vertical-relative:text;mso-width-percent:0;mso-height-percent:0;mso-width-relative:page;mso-height-relative:page;v-text-anchor:top" points="3056.7pt,1299.7pt,3049.55pt,1299.7pt,3049.6pt,1306.5pt,3052.85pt,1305.7pt,3055.25pt,1303.6pt,3056.6pt,1300.6pt,3056.7pt,1299.7pt" coordsize="143,136" o:gfxdata="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" fillcolor="#008dc1" stroked="f">
+              <v:polyline w14:anchorId="7F85342D" id="Freeform 23" o:spid="_x0000_s1026" style="position:absolute;z-index:-251584512;visibility:visible;mso-wrap-style:square;mso-width-percent:0;mso-height-percent:0;mso-wrap-distance-left:9pt;mso-wrap-distance-top:0;mso-wrap-distance-right:9pt;mso-wrap-distance-bottom:0;mso-position-horizontal:absolute;mso-position-horizontal-relative:text;mso-position-vertical:absolute;mso-position-vertical-relative:text;mso-width-percent:0;mso-height-percent:0;mso-width-relative:page;mso-height-relative:page;v-text-anchor:top" points="3056.7pt,1299.7pt,3049.55pt,1299.7pt,3049.6pt,1306.5pt,3052.85pt,1305.7pt,3055.25pt,1303.6pt,3056.6pt,1300.6pt,3056.7pt,1299.7pt" coordsize="143,136" o:gfxdata="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" fillcolor="#008dc1" stroked="f">
                 <v:path arrowok="t" o:connecttype="custom" o:connectlocs="90805,3298190;0,3298190;635,3384550;41910,3374390;72390,3347720;89535,3309620;90805,3298190" o:connectangles="0,0,0,0,0,0,0"/>
                 <o:lock v:ext="edit" verticies="t"/>
               </v:polyline>
@@ -4355,7 +4352,7 @@
         <mc:AlternateContent>
           <mc:Choice Requires="wps">
             <w:drawing>
-              <wp:anchor distT="0" distB="0" distL="114300" distR="114300" simplePos="0" relativeHeight="251729920" behindDoc="1" locked="0" layoutInCell="1" allowOverlap="1">
+              <wp:anchor distT="0" distB="0" distL="114300" distR="114300" simplePos="0" relativeHeight="251729920" behindDoc="1" locked="0" layoutInCell="1" allowOverlap="1" wp14:anchorId="07B8A6A2" wp14:editId="51DD4FE5">
                 <wp:simplePos x="0" y="0"/>
                 <wp:positionH relativeFrom="column">
                   <wp:posOffset>38466395</wp:posOffset>
@@ -4480,7 +4477,7 @@
           </mc:Choice>
           <mc:Fallback>
             <w:pict>
-              <v:polyline id="Freeform 27" o:spid="_x0000_s1026" style="position:absolute;z-index:-251586560;visibility:visible;mso-wrap-style:square;mso-width-percent:0;mso-height-percent:0;mso-wrap-distance-left:9pt;mso-wrap-distance-top:0;mso-wrap-distance-right:9pt;mso-wrap-distance-bottom:0;mso-position-horizontal:absolute;mso-position-horizontal-relative:text;mso-position-vertical:absolute;mso-position-vertical-relative:text;mso-width-percent:0;mso-height-percent:0;mso-width-relative:page;mso-height-relative:page;v-text-anchor:top" points="3032.4pt,1297.3pt,3030.95pt,1300.2pt,3028.85pt,1300.9pt,3032.45pt,1300.9pt,3032.4pt,1297.3pt" coordsize="72,72" o:gfxdata="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" fillcolor="#00afef" stroked="f">
+              <v:polyline w14:anchorId="08D1D976" id="Freeform 27" o:spid="_x0000_s1026" style="position:absolute;z-index:-251586560;visibility:visible;mso-wrap-style:square;mso-width-percent:0;mso-height-percent:0;mso-wrap-distance-left:9pt;mso-wrap-distance-top:0;mso-wrap-distance-right:9pt;mso-wrap-distance-bottom:0;mso-position-horizontal:absolute;mso-position-horizontal-relative:text;mso-position-vertical:absolute;mso-position-vertical-relative:text;mso-width-percent:0;mso-height-percent:0;mso-width-relative:page;mso-height-relative:page;v-text-anchor:top" points="3032.4pt,1297.3pt,3030.95pt,1300.2pt,3028.85pt,1300.9pt,3032.45pt,1300.9pt,3032.4pt,1297.3pt" coordsize="72,72" o:gfxdata="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" fillcolor="#00afef" stroked="f">
                 <v:path arrowok="t" o:connecttype="custom" o:connectlocs="45085,3293110;26670,3329940;0,3338830;45720,3338830;45085,3293110" o:connectangles="0,0,0,0,0"/>
                 <o:lock v:ext="edit" verticies="t"/>
               </v:polyline>
@@ -4497,7 +4494,7 @@
         <mc:AlternateContent>
           <mc:Choice Requires="wps">
             <w:drawing>
-              <wp:anchor distT="0" distB="0" distL="114300" distR="114300" simplePos="0" relativeHeight="251728896" behindDoc="1" locked="0" layoutInCell="1" allowOverlap="1">
+              <wp:anchor distT="0" distB="0" distL="114300" distR="114300" simplePos="0" relativeHeight="251728896" behindDoc="1" locked="0" layoutInCell="1" allowOverlap="1" wp14:anchorId="324EE320" wp14:editId="176C21C9">
                 <wp:simplePos x="0" y="0"/>
                 <wp:positionH relativeFrom="column">
                   <wp:posOffset>38744525</wp:posOffset>
@@ -4642,7 +4639,7 @@
           </mc:Choice>
           <mc:Fallback>
             <w:pict>
-              <v:polyline id="Freeform 29" o:spid="_x0000_s1026" style="position:absolute;z-index:-251587584;visibility:visible;mso-wrap-style:square;mso-width-percent:0;mso-height-percent:0;mso-wrap-distance-left:9pt;mso-wrap-distance-top:0;mso-wrap-distance-right:9pt;mso-wrap-distance-bottom:0;mso-position-horizontal:absolute;mso-position-horizontal-relative:text;mso-position-vertical:absolute;mso-position-vertical-relative:text;mso-width-percent:0;mso-height-percent:0;mso-width-relative:page;mso-height-relative:page;v-text-anchor:top" points="3057.75pt,1297.3pt,3056.95pt,1300.55pt,3054.9pt,1303pt,3051.9pt,1304.3pt,3050.75pt,1304.45pt,3057.75pt,1304.45pt,3057.75pt,1297.3pt" coordsize="140,143" o:gfxdata="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" fillcolor="#00afef" stroked="f">
+              <v:polyline w14:anchorId="54AC804D" id="Freeform 29" o:spid="_x0000_s1026" style="position:absolute;z-index:-251587584;visibility:visible;mso-wrap-style:square;mso-width-percent:0;mso-height-percent:0;mso-wrap-distance-left:9pt;mso-wrap-distance-top:0;mso-wrap-distance-right:9pt;mso-wrap-distance-bottom:0;mso-position-horizontal:absolute;mso-position-horizontal-relative:text;mso-position-vertical:absolute;mso-position-vertical-relative:text;mso-width-percent:0;mso-height-percent:0;mso-width-relative:page;mso-height-relative:page;v-text-anchor:top" points="3057.75pt,1297.3pt,3056.95pt,1300.55pt,3054.9pt,1303pt,3051.9pt,1304.3pt,3050.75pt,1304.45pt,3057.75pt,1304.45pt,3057.75pt,1297.3pt" coordsize="140,143" o:gfxdata="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" fillcolor="#00afef" stroked="f">
                 <v:path arrowok="t" o:connecttype="custom" o:connectlocs="88900,3293110;78740,3334385;52705,3365500;14605,3382010;0,3383915;88900,3383915;88900,3293110" o:connectangles="0,0,0,0,0,0,0"/>
                 <o:lock v:ext="edit" verticies="t"/>
               </v:polyline>
@@ -4676,7 +4673,7 @@
           <w:szCs w:val="28"/>
         </w:rPr>
         <w:drawing>
-          <wp:anchor distT="0" distB="0" distL="114300" distR="114300" simplePos="0" relativeHeight="251741184" behindDoc="1" locked="0" layoutInCell="1" allowOverlap="1">
+          <wp:anchor distT="0" distB="0" distL="114300" distR="114300" simplePos="0" relativeHeight="251741184" behindDoc="1" locked="0" layoutInCell="1" allowOverlap="1" wp14:anchorId="2A58E9B9" wp14:editId="300B1F8C">
             <wp:simplePos x="0" y="0"/>
             <wp:positionH relativeFrom="column">
               <wp:posOffset>535305</wp:posOffset>
@@ -4701,7 +4698,7 @@
                     </pic:cNvPicPr>
                   </pic:nvPicPr>
                   <pic:blipFill>
-                    <a:blip r:embed="rId9">
+                    <a:blip r:embed="rId8">
                       <a:extLst>
                         <a:ext uri="{28A0092B-C50C-407E-A947-70E740481C1C}">
                           <a14:useLocalDpi xmlns:a14="http://schemas.microsoft.com/office/drawing/2010/main" val="0"/>
@@ -4749,7 +4746,7 @@
         <mc:AlternateContent>
           <mc:Choice Requires="wps">
             <w:drawing>
-              <wp:anchor distT="0" distB="0" distL="114300" distR="114300" simplePos="0" relativeHeight="251740160" behindDoc="1" locked="0" layoutInCell="1" allowOverlap="1">
+              <wp:anchor distT="0" distB="0" distL="114300" distR="114300" simplePos="0" relativeHeight="251740160" behindDoc="1" locked="0" layoutInCell="1" allowOverlap="1" wp14:anchorId="35C60052" wp14:editId="0807280D">
                 <wp:simplePos x="0" y="0"/>
                 <wp:positionH relativeFrom="column">
                   <wp:posOffset>533400</wp:posOffset>
@@ -4875,7 +4872,7 @@
           </mc:Choice>
           <mc:Fallback>
             <w:pict>
-              <v:shape id="Freeform 7" o:spid="_x0000_s1026" style="position:absolute;margin-left:42pt;margin-top:2.45pt;width:432.55pt;height:78.25pt;z-index:-251576320;visibility:visible;mso-wrap-style:square;mso-width-percent:0;mso-height-percent:0;mso-wrap-distance-left:9pt;mso-wrap-distance-top:0;mso-wrap-distance-right:9pt;mso-wrap-distance-bottom:0;mso-position-horizontal:absolute;mso-position-horizontal-relative:text;mso-position-vertical:absolute;mso-position-vertical-relative:text;mso-width-percent:0;mso-height-percent:0;mso-width-relative:page;mso-height-relative:page;v-text-anchor:top" coordsize="8651,1565" o:gfxdata="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" path="m,1564r8651,l8651,,,,,1564xe" filled="f" strokecolor="#00afef" strokeweight=".5pt">
+              <v:shape w14:anchorId="067123EC" id="Freeform 7" o:spid="_x0000_s1026" style="position:absolute;margin-left:42pt;margin-top:2.45pt;width:432.55pt;height:78.25pt;z-index:-251576320;visibility:visible;mso-wrap-style:square;mso-width-percent:0;mso-height-percent:0;mso-wrap-distance-left:9pt;mso-wrap-distance-top:0;mso-wrap-distance-right:9pt;mso-wrap-distance-bottom:0;mso-position-horizontal:absolute;mso-position-horizontal-relative:text;mso-position-vertical:absolute;mso-position-vertical-relative:text;mso-width-percent:0;mso-height-percent:0;mso-width-relative:page;mso-height-relative:page;v-text-anchor:top" coordsize="8651,1565" o:gfxdata="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" path="m,1564r8651,l8651,,,,,1564xe" filled="f" strokecolor="#00afef" strokeweight=".5pt">
                 <v:path arrowok="t" o:connecttype="custom" o:connectlocs="0,4434205;5493385,4434205;5493385,3441065;0,3441065;0,4434205" o:connectangles="0,0,0,0,0"/>
               </v:shape>
             </w:pict>
@@ -4896,7 +4893,7 @@
         <mc:AlternateContent>
           <mc:Choice Requires="wps">
             <w:drawing>
-              <wp:anchor distT="0" distB="0" distL="114300" distR="114300" simplePos="0" relativeHeight="251730944" behindDoc="1" locked="0" layoutInCell="1" allowOverlap="1">
+              <wp:anchor distT="0" distB="0" distL="114300" distR="114300" simplePos="0" relativeHeight="251730944" behindDoc="1" locked="0" layoutInCell="1" allowOverlap="1" wp14:anchorId="15984188" wp14:editId="0D16CAD6">
                 <wp:simplePos x="0" y="0"/>
                 <wp:positionH relativeFrom="column">
                   <wp:posOffset>6788785</wp:posOffset>
@@ -5091,7 +5088,7 @@
           </mc:Choice>
           <mc:Fallback>
             <w:pict>
-              <v:polyline id="Freeform 25" o:spid="_x0000_s1026" style="position:absolute;z-index:-251585536;visibility:visible;mso-wrap-style:square;mso-width-percent:0;mso-height-percent:0;mso-wrap-distance-left:9pt;mso-wrap-distance-top:0;mso-wrap-distance-right:9pt;mso-wrap-distance-bottom:0;mso-position-horizontal:absolute;mso-position-horizontal-relative:text;mso-position-vertical:absolute;mso-position-vertical-relative:text;mso-width-percent:0;mso-height-percent:0;mso-width-relative:page;mso-height-relative:page;v-text-anchor:top" points="538.3pt,1621.85pt,535.35pt,1623.2pt,534.55pt,1632.6pt,535.7pt,1632.5pt,538.75pt,1631.25pt,540.9pt,1628.8pt,541.7pt,1625.6pt,541.55pt,1624.4pt,541.05pt,1623.4pt,540.35pt,1622.6pt,539.4pt,1622.1pt,538.3pt,1621.85pt" coordsize="143,215" o:gfxdata="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" fillcolor="#008dc1" stroked="f">
+              <v:polyline w14:anchorId="390574C1" id="Freeform 25" o:spid="_x0000_s1026" style="position:absolute;z-index:-251585536;visibility:visible;mso-wrap-style:square;mso-width-percent:0;mso-height-percent:0;mso-wrap-distance-left:9pt;mso-wrap-distance-top:0;mso-wrap-distance-right:9pt;mso-wrap-distance-bottom:0;mso-position-horizontal:absolute;mso-position-horizontal-relative:text;mso-position-vertical:absolute;mso-position-vertical-relative:text;mso-width-percent:0;mso-height-percent:0;mso-width-relative:page;mso-height-relative:page;v-text-anchor:top" points="538.3pt,1621.85pt,535.35pt,1623.2pt,534.55pt,1632.6pt,535.7pt,1632.5pt,538.75pt,1631.25pt,540.9pt,1628.8pt,541.7pt,1625.6pt,541.55pt,1624.4pt,541.05pt,1623.4pt,540.35pt,1622.6pt,539.4pt,1622.1pt,538.3pt,1621.85pt" coordsize="143,215" o:gfxdata="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" fillcolor="#008dc1" stroked="f">
                 <v:path arrowok="t" o:connecttype="custom" o:connectlocs="47625,3429635;10160,3446780;0,3566160;14605,3564890;53340,3549015;80645,3517900;90805,3477260;88900,3462020;82550,3449320;73660,3439160;61595,3432810;47625,3429635" o:connectangles="0,0,0,0,0,0,0,0,0,0,0,0"/>
                 <o:lock v:ext="edit" verticies="t"/>
               </v:polyline>
@@ -5252,7 +5249,7 @@
         <mc:AlternateContent>
           <mc:Choice Requires="wps">
             <w:drawing>
-              <wp:anchor distT="0" distB="0" distL="114300" distR="114300" simplePos="0" relativeHeight="251738112" behindDoc="1" locked="0" layoutInCell="1" allowOverlap="1">
+              <wp:anchor distT="0" distB="0" distL="114300" distR="114300" simplePos="0" relativeHeight="251738112" behindDoc="1" locked="0" layoutInCell="1" allowOverlap="1" wp14:anchorId="3E7031B5" wp14:editId="712FCEE8">
                 <wp:simplePos x="0" y="0"/>
                 <wp:positionH relativeFrom="column">
                   <wp:posOffset>715010</wp:posOffset>
@@ -5343,7 +5340,7 @@
           </mc:Choice>
           <mc:Fallback>
             <w:pict>
-              <v:shape id="Freeform 11" o:spid="_x0000_s1026" style="position:absolute;margin-left:56.3pt;margin-top:8.2pt;width:.1pt;height:3.2pt;z-index:-251578368;visibility:visible;mso-wrap-style:square;mso-width-percent:0;mso-height-percent:0;mso-wrap-distance-left:9pt;mso-wrap-distance-top:0;mso-wrap-distance-right:9pt;mso-wrap-distance-bottom:0;mso-position-horizontal:absolute;mso-position-horizontal-relative:text;mso-position-vertical:absolute;mso-position-vertical-relative:text;mso-width-percent:0;mso-height-percent:0;mso-width-relative:page;mso-height-relative:page;v-text-anchor:top" coordsize="1270,64" o:gfxdata="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" path="m,l,65e" filled="f" strokecolor="#00afef" strokeweight="2pt">
+              <v:shape w14:anchorId="06C1E1AE" id="Freeform 11" o:spid="_x0000_s1026" style="position:absolute;margin-left:56.3pt;margin-top:8.2pt;width:.1pt;height:3.2pt;z-index:-251578368;visibility:visible;mso-wrap-style:square;mso-width-percent:0;mso-height-percent:0;mso-wrap-distance-left:9pt;mso-wrap-distance-top:0;mso-wrap-distance-right:9pt;mso-wrap-distance-bottom:0;mso-position-horizontal:absolute;mso-position-horizontal-relative:text;mso-position-vertical:absolute;mso-position-vertical-relative:text;mso-width-percent:0;mso-height-percent:0;mso-width-relative:page;mso-height-relative:page;v-text-anchor:top" coordsize="1270,64" o:gfxdata="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" path="m,l,65e" filled="f" strokecolor="#00afef" strokeweight="2pt">
                 <v:path arrowok="t" o:connecttype="custom" o:connectlocs="0,4434205;0,4475480" o:connectangles="0,0"/>
               </v:shape>
             </w:pict>
@@ -6823,7 +6820,6 @@
           <w:szCs w:val="28"/>
           <w:u w:val="single" w:color="000000"/>
         </w:rPr>
-        <w:lastRenderedPageBreak/>
         <w:t>S</w:t>
       </w:r>
       <w:r>
@@ -6949,7 +6945,7 @@
           <w:szCs w:val="19"/>
         </w:rPr>
         <w:drawing>
-          <wp:anchor distT="0" distB="0" distL="114300" distR="114300" simplePos="0" relativeHeight="251742208" behindDoc="1" locked="0" layoutInCell="1" allowOverlap="1">
+          <wp:anchor distT="0" distB="0" distL="114300" distR="114300" simplePos="0" relativeHeight="251742208" behindDoc="1" locked="0" layoutInCell="1" allowOverlap="1" wp14:anchorId="52219889" wp14:editId="6DE59C27">
             <wp:simplePos x="0" y="0"/>
             <wp:positionH relativeFrom="column">
               <wp:posOffset>-59055</wp:posOffset>
@@ -6974,7 +6970,7 @@
                     </pic:cNvPicPr>
                   </pic:nvPicPr>
                   <pic:blipFill>
-                    <a:blip r:embed="rId10">
+                    <a:blip r:embed="rId9">
                       <a:extLst>
                         <a:ext uri="{28A0092B-C50C-407E-A947-70E740481C1C}">
                           <a14:useLocalDpi xmlns:a14="http://schemas.microsoft.com/office/drawing/2010/main" val="0"/>
@@ -7360,7 +7356,6 @@
           <w:sz w:val="20"/>
           <w:szCs w:val="20"/>
         </w:rPr>
-        <w:lastRenderedPageBreak/>
         <w:t xml:space="preserve">             </w:t>
       </w:r>
       <w:r>
@@ -7450,10 +7445,10 @@
         <mc:AlternateContent>
           <mc:Choice Requires="wpg">
             <w:drawing>
-              <wp:anchor distT="0" distB="0" distL="114300" distR="114300" simplePos="0" relativeHeight="251659264" behindDoc="1" locked="0" layoutInCell="1" allowOverlap="1">
+              <wp:anchor distT="0" distB="0" distL="114300" distR="114300" simplePos="0" relativeHeight="251659264" behindDoc="1" locked="0" layoutInCell="1" allowOverlap="1" wp14:anchorId="1CA482F3" wp14:editId="0C926CC1">
                 <wp:simplePos x="0" y="0"/>
                 <wp:positionH relativeFrom="page">
-                  <wp:posOffset>2032635</wp:posOffset>
+                  <wp:posOffset>1937385</wp:posOffset>
                 </wp:positionH>
                 <wp:positionV relativeFrom="paragraph">
                   <wp:posOffset>93980</wp:posOffset>
@@ -9820,7 +9815,7 @@
                             </pic:cNvPicPr>
                           </pic:nvPicPr>
                           <pic:blipFill>
-                            <a:blip r:embed="rId11">
+                            <a:blip r:embed="rId10">
                               <a:extLst>
                                 <a:ext uri="{28A0092B-C50C-407E-A947-70E740481C1C}">
                                   <a14:useLocalDpi xmlns:a14="http://schemas.microsoft.com/office/drawing/2010/main" val="0"/>
@@ -9867,64 +9862,64 @@
           </mc:Choice>
           <mc:Fallback>
             <w:pict>
-              <v:group id="Group 85" o:spid="_x0000_s1026" style="position:absolute;margin-left:160.05pt;margin-top:7.4pt;width:266.2pt;height:51.4pt;z-index:-251657216;mso-position-horizontal-relative:page" coordorigin="3097,857" coordsize="5324,1028" o:gfxdata="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">
-                <v:group id="Group 107" o:spid="_x0000_s1027" style="position:absolute;left:3117;top:877;width:5284;height:988" coordorigin="3117,877" coordsize="5284,988" o:gfxdata="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">
-                  <v:shape id="Freeform 109" o:spid="_x0000_s1028" style="position:absolute;left:3117;top:877;width:5284;height:988;visibility:visible;mso-wrap-style:square;v-text-anchor:top" coordsize="5284,988" o:gfxdata="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" path="m,l661,424,,741r264,23l793,804r528,30l1321,957r264,11l2114,983r528,5l3170,983r529,-15l3963,957r,-123l4491,804r529,-40l5284,741,4624,424,4900,247r-2258,l2114,242,1585,227,1321,216,1982,116,1486,100,991,75,495,42,,e" fillcolor="#00afef" stroked="f">
+              <v:group w14:anchorId="78C0758E" id="Group 85" o:spid="_x0000_s1026" style="position:absolute;margin-left:152.55pt;margin-top:7.4pt;width:266.2pt;height:51.4pt;z-index:-251657216;mso-position-horizontal-relative:page" coordorigin="3097,857" coordsize="5324,1028" o:gfxdata="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">
+                <v:group id="Group 107" o:spid="_x0000_s1027" style="position:absolute;left:3117;top:877;width:5284;height:988" coordorigin="3117,877" coordsize="5284,988" o:gfxdata="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">
+                  <v:shape id="Freeform 109" o:spid="_x0000_s1028" style="position:absolute;left:3117;top:877;width:5284;height:988;visibility:visible;mso-wrap-style:square;v-text-anchor:top" coordsize="5284,988" o:gfxdata="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" path="m,l661,424,,741r264,23l793,804r528,30l1321,957r264,11l2114,983r528,5l3170,983r529,-15l3963,957r,-123l4491,804r529,-40l5284,741,4624,424,4900,247r-2258,l2114,242,1585,227,1321,216,1982,116,1486,100,991,75,495,42,,e" fillcolor="#00afef" stroked="f">
                     <v:path arrowok="t" o:connecttype="custom" o:connectlocs="0,877;661,1301;0,1618;264,1641;793,1681;1321,1711;1321,1834;1585,1845;2114,1860;2642,1865;3170,1860;3699,1845;3963,1834;3963,1711;4491,1681;5020,1641;5284,1618;4624,1301;4900,1124;2642,1124;2114,1119;1585,1104;1321,1093;1982,993;1486,977;991,952;495,919;0,877" o:connectangles="0,0,0,0,0,0,0,0,0,0,0,0,0,0,0,0,0,0,0,0,0,0,0,0,0,0,0,0"/>
                   </v:shape>
-                  <v:shape id="Freeform 108" o:spid="_x0000_s1029" style="position:absolute;left:3117;top:877;width:5284;height:988;visibility:visible;mso-wrap-style:square;v-text-anchor:top" coordsize="5284,988" o:gfxdata="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" path="m5284,l4789,42,4293,75r-495,25l3303,116r660,100l3699,227r-529,15l2642,247r2258,l5284,e" fillcolor="#00afef" stroked="f">
+                  <v:shape id="Freeform 108" o:spid="_x0000_s1029" style="position:absolute;left:3117;top:877;width:5284;height:988;visibility:visible;mso-wrap-style:square;v-text-anchor:top" coordsize="5284,988" o:gfxdata="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" path="m5284,l4789,42,4293,75r-495,25l3303,116r660,100l3699,227r-529,15l2642,247r2258,l5284,e" fillcolor="#00afef" stroked="f">
                     <v:path arrowok="t" o:connecttype="custom" o:connectlocs="5284,877;4789,919;4293,952;3798,977;3303,993;3963,1093;3699,1104;3170,1119;2642,1124;4900,1124;5284,877" o:connectangles="0,0,0,0,0,0,0,0,0,0,0"/>
                   </v:shape>
                 </v:group>
-                <v:group id="Group 101" o:spid="_x0000_s1030" style="position:absolute;left:4438;top:993;width:2642;height:131" coordorigin="4438,993" coordsize="2642,131" o:gfxdata="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">
-                  <v:shape id="Freeform 106" o:spid="_x0000_s1031" style="position:absolute;left:4438;top:993;width:2642;height:131;visibility:visible;mso-wrap-style:square;v-text-anchor:top" coordsize="2642,131" o:gfxdata="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" path="m1354,131r-66,l1321,131r33,e" fillcolor="#008dc1" stroked="f">
+                <v:group id="Group 101" o:spid="_x0000_s1030" style="position:absolute;left:4438;top:993;width:2642;height:131" coordorigin="4438,993" coordsize="2642,131" o:gfxdata="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">
+                  <v:shape id="Freeform 106" o:spid="_x0000_s1031" style="position:absolute;left:4438;top:993;width:2642;height:131;visibility:visible;mso-wrap-style:square;v-text-anchor:top" coordsize="2642,131" o:gfxdata="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" path="m1354,131r-66,l1321,131r33,e" fillcolor="#008dc1" stroked="f">
                     <v:path arrowok="t" o:connecttype="custom" o:connectlocs="1354,1124;1288,1124;1321,1124;1354,1124" o:connectangles="0,0,0,0"/>
                   </v:shape>
-                  <v:shape id="Freeform 105" o:spid="_x0000_s1032" style="position:absolute;left:4438;top:993;width:2642;height:131;visibility:visible;mso-wrap-style:square;v-text-anchor:top" coordsize="2642,131" o:gfxdata="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" path="m661,123r264,5l1057,130r132,1l1255,131r33,l1189,131r-132,-1l661,123e" fillcolor="#008dc1" stroked="f">
+                  <v:shape id="Freeform 105" o:spid="_x0000_s1032" style="position:absolute;left:4438;top:993;width:2642;height:131;visibility:visible;mso-wrap-style:square;v-text-anchor:top" coordsize="2642,131" o:gfxdata="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" path="m661,123r264,5l1057,130r132,1l1255,131r33,l1189,131r-132,-1l661,123e" fillcolor="#008dc1" stroked="f">
                     <v:path arrowok="t" o:connecttype="custom" o:connectlocs="661,1116;925,1121;1057,1123;1189,1124;1255,1124;1288,1124;1189,1124;1057,1123;661,1116" o:connectangles="0,0,0,0,0,0,0,0,0"/>
                   </v:shape>
-                  <v:shape id="Freeform 104" o:spid="_x0000_s1033" style="position:absolute;left:4438;top:993;width:2642;height:131;visibility:visible;mso-wrap-style:square;v-text-anchor:top" coordsize="2642,131" o:gfxdata="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" path="m1982,123r-397,7l1453,131r-99,l1387,131r66,l1585,130r133,-2l1982,123e" fillcolor="#008dc1" stroked="f">
+                  <v:shape id="Freeform 104" o:spid="_x0000_s1033" style="position:absolute;left:4438;top:993;width:2642;height:131;visibility:visible;mso-wrap-style:square;v-text-anchor:top" coordsize="2642,131" o:gfxdata="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" path="m1982,123r-397,7l1453,131r-99,l1387,131r66,l1585,130r133,-2l1982,123e" fillcolor="#008dc1" stroked="f">
                     <v:path arrowok="t" o:connecttype="custom" o:connectlocs="1982,1116;1585,1123;1453,1124;1354,1124;1387,1124;1453,1124;1585,1123;1718,1121;1982,1116" o:connectangles="0,0,0,0,0,0,0,0,0"/>
                   </v:shape>
-                  <v:shape id="Freeform 103" o:spid="_x0000_s1034" style="position:absolute;left:4438;top:993;width:2642;height:131;visibility:visible;mso-wrap-style:square;v-text-anchor:top" coordsize="2642,131" o:gfxdata="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" path="m661,l,100r132,6l661,123,661,e" fillcolor="#008dc1" stroked="f">
+                  <v:shape id="Freeform 103" o:spid="_x0000_s1034" style="position:absolute;left:4438;top:993;width:2642;height:131;visibility:visible;mso-wrap-style:square;v-text-anchor:top" coordsize="2642,131" o:gfxdata="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" path="m661,l,100r132,6l661,123,661,e" fillcolor="#008dc1" stroked="f">
                     <v:path arrowok="t" o:connecttype="custom" o:connectlocs="661,993;0,1093;132,1099;661,1116;661,993" o:connectangles="0,0,0,0,0"/>
                   </v:shape>
-                  <v:shape id="Freeform 102" o:spid="_x0000_s1035" style="position:absolute;left:4438;top:993;width:2642;height:131;visibility:visible;mso-wrap-style:square;v-text-anchor:top" coordsize="2642,131" o:gfxdata="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" path="m1982,r,123l2510,106r132,-6l1982,e" fillcolor="#008dc1" stroked="f">
+                  <v:shape id="Freeform 102" o:spid="_x0000_s1035" style="position:absolute;left:4438;top:993;width:2642;height:131;visibility:visible;mso-wrap-style:square;v-text-anchor:top" coordsize="2642,131" o:gfxdata="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" path="m1982,r,123l2510,106r132,-6l1982,e" fillcolor="#008dc1" stroked="f">
                     <v:path arrowok="t" o:connecttype="custom" o:connectlocs="1982,993;1982,1116;2510,1099;2642,1093;1982,993" o:connectangles="0,0,0,0,0"/>
                   </v:shape>
                 </v:group>
-                <v:group id="Group 99" o:spid="_x0000_s1036" style="position:absolute;left:3117;top:877;width:5284;height:988" coordorigin="3117,877" coordsize="5284,988" o:gfxdata="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">
-                  <v:shape id="Freeform 100" o:spid="_x0000_s1037" style="position:absolute;left:3117;top:877;width:5284;height:988;visibility:visible;mso-wrap-style:square;v-text-anchor:top" coordsize="5284,988" o:gfxdata="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" path="m,l99,9r99,9l297,26r99,8l495,42r99,7l694,56r99,7l892,69r99,6l1090,81r99,5l1288,91r99,5l1486,100r99,4l1684,107r99,3l1883,113r99,3l1321,216r132,6l1585,227r132,5l1849,236r132,3l2114,242r132,2l2378,246r132,1l2642,247r132,l2906,246r132,-2l3170,242r133,-3l3435,236r132,-4l3699,227r132,-5l3963,216,3303,116r99,-3l3501,110r99,-3l3699,104r99,-4l3897,96r99,-5l4095,86r99,-5l4293,75r99,-6l4491,63r100,-7l4690,49r99,-7l4888,34r99,-8l5086,18r99,-9l5284,,4624,424r660,317l5218,747r-66,6l5086,759r-66,5l4954,770r-66,5l4822,780r-66,5l4690,790r-66,5l4557,800r-66,4l4425,808r-66,4l4293,816r-66,4l4161,824r-66,3l4029,830r-66,4l3963,957r-132,6l3699,968r-132,5l3435,977r-132,3l3170,983r-132,2l2906,987r-132,1l2642,988r-132,l2378,987r-132,-2l2114,983r-133,-3l1849,977r-132,-4l1585,968r-132,-5l1321,957r,-123l1255,830r-66,-3l1123,824r-66,-4l991,816r-66,-4l859,808r-66,-4l727,800r-66,-5l594,790r-66,-5l462,780r-66,-5l330,770r-66,-6l198,759r-66,-6l66,747,,741,661,424,,xe" filled="f" strokecolor="#00afef" strokeweight="2pt">
+                <v:group id="Group 99" o:spid="_x0000_s1036" style="position:absolute;left:3117;top:877;width:5284;height:988" coordorigin="3117,877" coordsize="5284,988" o:gfxdata="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">
+                  <v:shape id="Freeform 100" o:spid="_x0000_s1037" style="position:absolute;left:3117;top:877;width:5284;height:988;visibility:visible;mso-wrap-style:square;v-text-anchor:top" coordsize="5284,988" o:gfxdata="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" path="m,l99,9r99,9l297,26r99,8l495,42r99,7l694,56r99,7l892,69r99,6l1090,81r99,5l1288,91r99,5l1486,100r99,4l1684,107r99,3l1883,113r99,3l1321,216r132,6l1585,227r132,5l1849,236r132,3l2114,242r132,2l2378,246r132,1l2642,247r132,l2906,246r132,-2l3170,242r133,-3l3435,236r132,-4l3699,227r132,-5l3963,216,3303,116r99,-3l3501,110r99,-3l3699,104r99,-4l3897,96r99,-5l4095,86r99,-5l4293,75r99,-6l4491,63r100,-7l4690,49r99,-7l4888,34r99,-8l5086,18r99,-9l5284,,4624,424r660,317l5218,747r-66,6l5086,759r-66,5l4954,770r-66,5l4822,780r-66,5l4690,790r-66,5l4557,800r-66,4l4425,808r-66,4l4293,816r-66,4l4161,824r-66,3l4029,830r-66,4l3963,957r-132,6l3699,968r-132,5l3435,977r-132,3l3170,983r-132,2l2906,987r-132,1l2642,988r-132,l2378,987r-132,-2l2114,983r-133,-3l1849,977r-132,-4l1585,968r-132,-5l1321,957r,-123l1255,830r-66,-3l1123,824r-66,-4l991,816r-66,-4l859,808r-66,-4l727,800r-66,-5l594,790r-66,-5l462,780r-66,-5l330,770r-66,-6l198,759r-66,-6l66,747,,741,661,424,,xe" filled="f" strokecolor="#00afef" strokeweight="2pt">
                     <v:path arrowok="t" o:connecttype="custom" o:connectlocs="198,895;495,919;793,940;1090,958;1387,973;1684,984;1982,993;1585,1104;1981,1116;2378,1123;2774,1124;3170,1119;3567,1109;3963,1093;3501,987;3798,977;4095,963;4392,946;4690,926;4987,903;5284,877;5218,1624;5020,1641;4822,1657;4624,1672;4425,1685;4227,1697;4029,1707;3831,1840;3435,1854;3038,1862;2642,1865;2246,1862;1849,1854;1453,1840;1255,1707;1057,1697;859,1685;661,1672;462,1657;264,1641;66,1624;0,877" o:connectangles="0,0,0,0,0,0,0,0,0,0,0,0,0,0,0,0,0,0,0,0,0,0,0,0,0,0,0,0,0,0,0,0,0,0,0,0,0,0,0,0,0,0,0"/>
                   </v:shape>
                 </v:group>
-                <v:group id="Group 97" o:spid="_x0000_s1038" style="position:absolute;left:4438;top:1093;width:2;height:618" coordorigin="4438,1093" coordsize="2,618" o:gfxdata="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">
-                  <v:shape id="Freeform 98" o:spid="_x0000_s1039" style="position:absolute;left:4438;top:1093;width:2;height:618;visibility:visible;mso-wrap-style:square;v-text-anchor:top" coordsize="2,618" o:gfxdata="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" path="m,618l,e" filled="f" strokecolor="#00afef" strokeweight="2pt">
+                <v:group id="Group 97" o:spid="_x0000_s1038" style="position:absolute;left:4438;top:1093;width:2;height:618" coordorigin="4438,1093" coordsize="2,618" o:gfxdata="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">
+                  <v:shape id="Freeform 98" o:spid="_x0000_s1039" style="position:absolute;left:4438;top:1093;width:2;height:618;visibility:visible;mso-wrap-style:square;v-text-anchor:top" coordsize="2,618" o:gfxdata="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" path="m,618l,e" filled="f" strokecolor="#00afef" strokeweight="2pt">
                     <v:path arrowok="t" o:connecttype="custom" o:connectlocs="0,1711;0,1093" o:connectangles="0,0"/>
                   </v:shape>
                 </v:group>
-                <v:group id="Group 95" o:spid="_x0000_s1040" style="position:absolute;left:7080;top:1093;width:2;height:618" coordorigin="7080,1093" coordsize="2,618" o:gfxdata="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">
-                  <v:shape id="Freeform 96" o:spid="_x0000_s1041" style="position:absolute;left:7080;top:1093;width:2;height:618;visibility:visible;mso-wrap-style:square;v-text-anchor:top" coordsize="2,618" o:gfxdata="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" path="m,l,618e" filled="f" strokecolor="#00afef" strokeweight="2pt">
+                <v:group id="Group 95" o:spid="_x0000_s1040" style="position:absolute;left:7080;top:1093;width:2;height:618" coordorigin="7080,1093" coordsize="2,618" o:gfxdata="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">
+                  <v:shape id="Freeform 96" o:spid="_x0000_s1041" style="position:absolute;left:7080;top:1093;width:2;height:618;visibility:visible;mso-wrap-style:square;v-text-anchor:top" coordsize="2,618" o:gfxdata="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" path="m,l,618e" filled="f" strokecolor="#00afef" strokeweight="2pt">
                     <v:path arrowok="t" o:connecttype="custom" o:connectlocs="0,1093;0,1711" o:connectangles="0,0"/>
                   </v:shape>
                 </v:group>
-                <v:group id="Group 93" o:spid="_x0000_s1042" style="position:absolute;left:5099;top:993;width:2;height:123" coordorigin="5099,993" coordsize="2,123" o:gfxdata="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">
-                  <v:shape id="Freeform 94" o:spid="_x0000_s1043" style="position:absolute;left:5099;top:993;width:2;height:123;visibility:visible;mso-wrap-style:square;v-text-anchor:top" coordsize="2,123" o:gfxdata="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" path="m,l,123e" filled="f" strokecolor="#00afef" strokeweight="2pt">
+                <v:group id="Group 93" o:spid="_x0000_s1042" style="position:absolute;left:5099;top:993;width:2;height:123" coordorigin="5099,993" coordsize="2,123" o:gfxdata="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">
+                  <v:shape id="Freeform 94" o:spid="_x0000_s1043" style="position:absolute;left:5099;top:993;width:2;height:123;visibility:visible;mso-wrap-style:square;v-text-anchor:top" coordsize="2,123" o:gfxdata="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" path="m,l,123e" filled="f" strokecolor="#00afef" strokeweight="2pt">
                     <v:path arrowok="t" o:connecttype="custom" o:connectlocs="0,993;0,1116" o:connectangles="0,0"/>
                   </v:shape>
                 </v:group>
-                <v:group id="Group 91" o:spid="_x0000_s1044" style="position:absolute;left:6420;top:993;width:2;height:123" coordorigin="6420,993" coordsize="2,123" o:gfxdata="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">
-                  <v:shape id="Freeform 92" o:spid="_x0000_s1045" style="position:absolute;left:6420;top:993;width:2;height:123;visibility:visible;mso-wrap-style:square;v-text-anchor:top" coordsize="2,123" o:gfxdata="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" path="m,123l,e" filled="f" strokecolor="#00afef" strokeweight="2pt">
+                <v:group id="Group 91" o:spid="_x0000_s1044" style="position:absolute;left:6420;top:993;width:2;height:123" coordorigin="6420,993" coordsize="2,123" o:gfxdata="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">
+                  <v:shape id="Freeform 92" o:spid="_x0000_s1045" style="position:absolute;left:6420;top:993;width:2;height:123;visibility:visible;mso-wrap-style:square;v-text-anchor:top" coordsize="2,123" o:gfxdata="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" path="m,123l,e" filled="f" strokecolor="#00afef" strokeweight="2pt">
                     <v:path arrowok="t" o:connecttype="custom" o:connectlocs="0,1116;0,993" o:connectangles="0,0"/>
                   </v:shape>
                 </v:group>
-                <v:group id="Group 89" o:spid="_x0000_s1046" style="position:absolute;left:4469;top:1265;width:2454;height:488" coordorigin="4469,1265" coordsize="2454,488" o:gfxdata="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">
-                  <v:shape id="Freeform 90" o:spid="_x0000_s1047" style="position:absolute;left:4469;top:1265;width:2454;height:488;visibility:visible;mso-wrap-style:square;v-text-anchor:top" coordsize="2454,488" o:gfxdata="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" path="m,488r2455,l2455,,,,,488e" fillcolor="#00afef" stroked="f">
+                <v:group id="Group 89" o:spid="_x0000_s1046" style="position:absolute;left:4469;top:1265;width:2454;height:488" coordorigin="4469,1265" coordsize="2454,488" o:gfxdata="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">
+                  <v:shape id="Freeform 90" o:spid="_x0000_s1047" style="position:absolute;left:4469;top:1265;width:2454;height:488;visibility:visible;mso-wrap-style:square;v-text-anchor:top" coordsize="2454,488" o:gfxdata="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" path="m,488r2455,l2455,,,,,488e" fillcolor="#00afef" stroked="f">
                     <v:path arrowok="t" o:connecttype="custom" o:connectlocs="0,1753;2455,1753;2455,1265;0,1265;0,1753" o:connectangles="0,0,0,0,0"/>
                   </v:shape>
                 </v:group>
-                <v:group id="Group 86" o:spid="_x0000_s1048" style="position:absolute;left:4469;top:1265;width:2454;height:488" coordorigin="4469,1265" coordsize="2454,488" o:gfxdata="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">
-                  <v:shape id="Freeform 88" o:spid="_x0000_s1049" style="position:absolute;left:4469;top:1265;width:2454;height:488;visibility:visible;mso-wrap-style:square;v-text-anchor:top" coordsize="2454,488" o:gfxdata="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" path="m,488r2455,l2455,,,,,488xe" filled="f" strokecolor="#00afef">
+                <v:group id="Group 86" o:spid="_x0000_s1048" style="position:absolute;left:4469;top:1265;width:2454;height:488" coordorigin="4469,1265" coordsize="2454,488" o:gfxdata="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">
+                  <v:shape id="Freeform 88" o:spid="_x0000_s1049" style="position:absolute;left:4469;top:1265;width:2454;height:488;visibility:visible;mso-wrap-style:square;v-text-anchor:top" coordsize="2454,488" o:gfxdata="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" path="m,488r2455,l2455,,,,,488xe" filled="f" strokecolor="#00afef">
                     <v:path arrowok="t" o:connecttype="custom" o:connectlocs="0,1753;2455,1753;2455,1265;0,1265;0,1753" o:connectangles="0,0,0,0,0"/>
                   </v:shape>
                   <v:shapetype id="_x0000_t75" coordsize="21600,21600" o:spt="75" o:preferrelative="t" path="m@4@5l@4@11@9@11@9@5xe" filled="f" stroked="f">
@@ -9946,8 +9941,8 @@
                     <v:path o:extrusionok="f" gradientshapeok="t" o:connecttype="rect"/>
                     <o:lock v:ext="edit" aspectratio="t"/>
                   </v:shapetype>
-                  <v:shape id="Picture 87" o:spid="_x0000_s1050" type="#_x0000_t75" style="position:absolute;left:4478;top:1347;width:2438;height:326;visibility:visible;mso-wrap-style:square" o:gfxdata="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">
-                    <v:imagedata r:id="rId12" o:title=""/>
+                  <v:shape id="Picture 87" o:spid="_x0000_s1050" type="#_x0000_t75" style="position:absolute;left:4478;top:1347;width:2438;height:326;visibility:visible;mso-wrap-style:square" o:gfxdata="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">
+                    <v:imagedata r:id="rId11" o:title=""/>
                   </v:shape>
                 </v:group>
                 <w10:wrap anchorx="page"/>
@@ -9989,7 +9984,7 @@
         <mc:AlternateContent>
           <mc:Choice Requires="wps">
             <w:drawing>
-              <wp:anchor distT="0" distB="0" distL="114300" distR="114300" simplePos="0" relativeHeight="251716608" behindDoc="1" locked="0" layoutInCell="1" allowOverlap="1">
+              <wp:anchor distT="0" distB="0" distL="114300" distR="114300" simplePos="0" relativeHeight="251716608" behindDoc="1" locked="0" layoutInCell="1" allowOverlap="1" wp14:anchorId="3761C28B" wp14:editId="3C7115C1">
                 <wp:simplePos x="0" y="0"/>
                 <wp:positionH relativeFrom="column">
                   <wp:posOffset>6916420</wp:posOffset>
@@ -10080,7 +10075,7 @@
           </mc:Choice>
           <mc:Fallback>
             <w:pict>
-              <v:shape id="Freeform 51" o:spid="_x0000_s1026" style="position:absolute;margin-left:544.6pt;margin-top:69.65pt;width:10.25pt;height:.1pt;z-index:-251599872;visibility:visible;mso-wrap-style:square;mso-width-percent:0;mso-height-percent:0;mso-wrap-distance-left:9pt;mso-wrap-distance-top:0;mso-wrap-distance-right:9pt;mso-wrap-distance-bottom:0;mso-position-horizontal:absolute;mso-position-horizontal-relative:text;mso-position-vertical:absolute;mso-position-vertical-relative:text;mso-width-percent:0;mso-height-percent:0;mso-width-relative:page;mso-height-relative:page;v-text-anchor:top" coordsize="205,1270" o:gfxdata="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" path="m,l205,e" filled="f" strokecolor="#00afef" strokeweight=".14pt">
+              <v:shape w14:anchorId="645677A6" id="Freeform 51" o:spid="_x0000_s1026" style="position:absolute;margin-left:544.6pt;margin-top:69.65pt;width:10.25pt;height:.1pt;z-index:-251599872;visibility:visible;mso-wrap-style:square;mso-width-percent:0;mso-height-percent:0;mso-wrap-distance-left:9pt;mso-wrap-distance-top:0;mso-wrap-distance-right:9pt;mso-wrap-distance-bottom:0;mso-position-horizontal:absolute;mso-position-horizontal-relative:text;mso-position-vertical:absolute;mso-position-vertical-relative:text;mso-width-percent:0;mso-height-percent:0;mso-width-relative:page;mso-height-relative:page;v-text-anchor:top" coordsize="205,1270" o:gfxdata="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" path="m,l205,e" filled="f" strokecolor="#00afef" strokeweight=".14pt">
                 <v:path arrowok="t" o:connecttype="custom" o:connectlocs="0,0;130175,0" o:connectangles="0,0"/>
               </v:shape>
             </w:pict>
@@ -10094,7 +10089,7 @@
         <mc:AlternateContent>
           <mc:Choice Requires="wps">
             <w:drawing>
-              <wp:anchor distT="0" distB="0" distL="114300" distR="114300" simplePos="0" relativeHeight="251715584" behindDoc="1" locked="0" layoutInCell="1" allowOverlap="1">
+              <wp:anchor distT="0" distB="0" distL="114300" distR="114300" simplePos="0" relativeHeight="251715584" behindDoc="1" locked="0" layoutInCell="1" allowOverlap="1" wp14:anchorId="595C5CFC" wp14:editId="47682183">
                 <wp:simplePos x="0" y="0"/>
                 <wp:positionH relativeFrom="column">
                   <wp:posOffset>7046595</wp:posOffset>
@@ -10185,7 +10180,7 @@
           </mc:Choice>
           <mc:Fallback>
             <w:pict>
-              <v:shape id="Freeform 53" o:spid="_x0000_s1026" style="position:absolute;margin-left:554.85pt;margin-top:59.6pt;width:.1pt;height:10.1pt;z-index:-251600896;visibility:visible;mso-wrap-style:square;mso-width-percent:0;mso-height-percent:0;mso-wrap-distance-left:9pt;mso-wrap-distance-top:0;mso-wrap-distance-right:9pt;mso-wrap-distance-bottom:0;mso-position-horizontal:absolute;mso-position-horizontal-relative:text;mso-position-vertical:absolute;mso-position-vertical-relative:text;mso-width-percent:0;mso-height-percent:0;mso-width-relative:page;mso-height-relative:page;v-text-anchor:top" coordsize="1270,202" o:gfxdata="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" path="m,l,201e" filled="f" strokecolor="#00afef" strokeweight=".14pt">
+              <v:shape w14:anchorId="58517217" id="Freeform 53" o:spid="_x0000_s1026" style="position:absolute;margin-left:554.85pt;margin-top:59.6pt;width:.1pt;height:10.1pt;z-index:-251600896;visibility:visible;mso-wrap-style:square;mso-width-percent:0;mso-height-percent:0;mso-wrap-distance-left:9pt;mso-wrap-distance-top:0;mso-wrap-distance-right:9pt;mso-wrap-distance-bottom:0;mso-position-horizontal:absolute;mso-position-horizontal-relative:text;mso-position-vertical:absolute;mso-position-vertical-relative:text;mso-width-percent:0;mso-height-percent:0;mso-width-relative:page;mso-height-relative:page;v-text-anchor:top" coordsize="1270,202" o:gfxdata="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" path="m,l,201e" filled="f" strokecolor="#00afef" strokeweight=".14pt">
                 <v:path arrowok="t" o:connecttype="custom" o:connectlocs="0,9605645;0,9733280" o:connectangles="0,0"/>
               </v:shape>
             </w:pict>
@@ -10199,7 +10194,7 @@
         <mc:AlternateContent>
           <mc:Choice Requires="wps">
             <w:drawing>
-              <wp:anchor distT="0" distB="0" distL="114300" distR="114300" simplePos="0" relativeHeight="251714560" behindDoc="1" locked="0" layoutInCell="1" allowOverlap="1">
+              <wp:anchor distT="0" distB="0" distL="114300" distR="114300" simplePos="0" relativeHeight="251714560" behindDoc="1" locked="0" layoutInCell="1" allowOverlap="1" wp14:anchorId="00DA82FF" wp14:editId="59E03366">
                 <wp:simplePos x="0" y="0"/>
                 <wp:positionH relativeFrom="column">
                   <wp:posOffset>7004050</wp:posOffset>
@@ -10290,7 +10285,7 @@
           </mc:Choice>
           <mc:Fallback>
             <w:pict>
-              <v:shape id="Freeform 55" o:spid="_x0000_s1026" style="position:absolute;margin-left:551.5pt;margin-top:59.45pt;width:.1pt;height:8.6pt;z-index:-251601920;visibility:visible;mso-wrap-style:square;mso-width-percent:0;mso-height-percent:0;mso-wrap-distance-left:9pt;mso-wrap-distance-top:0;mso-wrap-distance-right:9pt;mso-wrap-distance-bottom:0;mso-position-horizontal:absolute;mso-position-horizontal-relative:text;mso-position-vertical:absolute;mso-position-vertical-relative:text;mso-width-percent:0;mso-height-percent:0;mso-width-relative:page;mso-height-relative:page;v-text-anchor:top" coordsize="1270,172" o:gfxdata="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" path="m,l,172e" filled="f" strokecolor="#00afef" strokeweight="1.3561mm">
+              <v:shape w14:anchorId="76EEB3CD" id="Freeform 55" o:spid="_x0000_s1026" style="position:absolute;margin-left:551.5pt;margin-top:59.45pt;width:.1pt;height:8.6pt;z-index:-251601920;visibility:visible;mso-wrap-style:square;mso-width-percent:0;mso-height-percent:0;mso-wrap-distance-left:9pt;mso-wrap-distance-top:0;mso-wrap-distance-right:9pt;mso-wrap-distance-bottom:0;mso-position-horizontal:absolute;mso-position-horizontal-relative:text;mso-position-vertical:absolute;mso-position-vertical-relative:text;mso-width-percent:0;mso-height-percent:0;mso-width-relative:page;mso-height-relative:page;v-text-anchor:top" coordsize="1270,172" o:gfxdata="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" path="m,l,172e" filled="f" strokecolor="#00afef" strokeweight="1.3561mm">
                 <v:path arrowok="t" o:connecttype="custom" o:connectlocs="0,9603740;0,9712960" o:connectangles="0,0"/>
               </v:shape>
             </w:pict>
@@ -10304,7 +10299,7 @@
         <mc:AlternateContent>
           <mc:Choice Requires="wps">
             <w:drawing>
-              <wp:anchor distT="0" distB="0" distL="114300" distR="114300" simplePos="0" relativeHeight="251713536" behindDoc="1" locked="0" layoutInCell="1" allowOverlap="1">
+              <wp:anchor distT="0" distB="0" distL="114300" distR="114300" simplePos="0" relativeHeight="251713536" behindDoc="1" locked="0" layoutInCell="1" allowOverlap="1" wp14:anchorId="0920A3D4" wp14:editId="4439BDCE">
                 <wp:simplePos x="0" y="0"/>
                 <wp:positionH relativeFrom="column">
                   <wp:posOffset>6915150</wp:posOffset>
@@ -10395,7 +10390,7 @@
           </mc:Choice>
           <mc:Fallback>
             <w:pict>
-              <v:shape id="Freeform 57" o:spid="_x0000_s1026" style="position:absolute;margin-left:544.5pt;margin-top:66.05pt;width:8.9pt;height:.1pt;z-index:-251602944;visibility:visible;mso-wrap-style:square;mso-width-percent:0;mso-height-percent:0;mso-wrap-distance-left:9pt;mso-wrap-distance-top:0;mso-wrap-distance-right:9pt;mso-wrap-distance-bottom:0;mso-position-horizontal:absolute;mso-position-horizontal-relative:text;mso-position-vertical:absolute;mso-position-vertical-relative:text;mso-width-percent:0;mso-height-percent:0;mso-width-relative:page;mso-height-relative:page;v-text-anchor:top" coordsize="178,1270" o:gfxdata="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" path="m,l177,e" filled="f" strokecolor="#00afef" strokeweight="1.49156mm">
+              <v:shape w14:anchorId="0CB495DC" id="Freeform 57" o:spid="_x0000_s1026" style="position:absolute;margin-left:544.5pt;margin-top:66.05pt;width:8.9pt;height:.1pt;z-index:-251602944;visibility:visible;mso-wrap-style:square;mso-width-percent:0;mso-height-percent:0;mso-wrap-distance-left:9pt;mso-wrap-distance-top:0;mso-wrap-distance-right:9pt;mso-wrap-distance-bottom:0;mso-position-horizontal:absolute;mso-position-horizontal-relative:text;mso-position-vertical:absolute;mso-position-vertical-relative:text;mso-width-percent:0;mso-height-percent:0;mso-width-relative:page;mso-height-relative:page;v-text-anchor:top" coordsize="178,1270" o:gfxdata="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" path="m,l177,e" filled="f" strokecolor="#00afef" strokeweight="1.49156mm">
                 <v:path arrowok="t" o:connecttype="custom" o:connectlocs="0,0;112395,0" o:connectangles="0,0"/>
               </v:shape>
             </w:pict>
@@ -10409,7 +10404,7 @@
         <mc:AlternateContent>
           <mc:Choice Requires="wps">
             <w:drawing>
-              <wp:anchor distT="0" distB="0" distL="114300" distR="114300" simplePos="0" relativeHeight="251712512" behindDoc="1" locked="0" layoutInCell="1" allowOverlap="1">
+              <wp:anchor distT="0" distB="0" distL="114300" distR="114300" simplePos="0" relativeHeight="251712512" behindDoc="1" locked="0" layoutInCell="1" allowOverlap="1" wp14:anchorId="76334DBE" wp14:editId="293A5DEC">
                 <wp:simplePos x="0" y="0"/>
                 <wp:positionH relativeFrom="column">
                   <wp:posOffset>55880</wp:posOffset>
@@ -10500,7 +10495,7 @@
           </mc:Choice>
           <mc:Fallback>
             <w:pict>
-              <v:shape id="Freeform 59" o:spid="_x0000_s1026" style="position:absolute;margin-left:4.4pt;margin-top:65.25pt;width:540.2pt;height:.1pt;z-index:-251603968;visibility:visible;mso-wrap-style:square;mso-width-percent:0;mso-height-percent:0;mso-wrap-distance-left:9pt;mso-wrap-distance-top:0;mso-wrap-distance-right:9pt;mso-wrap-distance-bottom:0;mso-position-horizontal:absolute;mso-position-horizontal-relative:text;mso-position-vertical:absolute;mso-position-vertical-relative:text;mso-width-percent:0;mso-height-percent:0;mso-width-relative:page;mso-height-relative:page;v-text-anchor:top" coordsize="10804,1270" o:gfxdata="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" path="m,l10804,e" filled="f" strokecolor="#00afef" strokeweight=".38947mm">
+              <v:shape w14:anchorId="533A874D" id="Freeform 59" o:spid="_x0000_s1026" style="position:absolute;margin-left:4.4pt;margin-top:65.25pt;width:540.2pt;height:.1pt;z-index:-251603968;visibility:visible;mso-wrap-style:square;mso-width-percent:0;mso-height-percent:0;mso-wrap-distance-left:9pt;mso-wrap-distance-top:0;mso-wrap-distance-right:9pt;mso-wrap-distance-bottom:0;mso-position-horizontal:absolute;mso-position-horizontal-relative:text;mso-position-vertical:absolute;mso-position-vertical-relative:text;mso-width-percent:0;mso-height-percent:0;mso-width-relative:page;mso-height-relative:page;v-text-anchor:top" coordsize="10804,1270" o:gfxdata="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" path="m,l10804,e" filled="f" strokecolor="#00afef" strokeweight=".38947mm">
                 <v:path arrowok="t" o:connecttype="custom" o:connectlocs="0,0;6860540,0" o:connectangles="0,0"/>
               </v:shape>
             </w:pict>
@@ -10514,7 +10509,7 @@
         <mc:AlternateContent>
           <mc:Choice Requires="wps">
             <w:drawing>
-              <wp:anchor distT="0" distB="0" distL="114300" distR="114300" simplePos="0" relativeHeight="251703296" behindDoc="1" locked="0" layoutInCell="1" allowOverlap="1">
+              <wp:anchor distT="0" distB="0" distL="114300" distR="114300" simplePos="0" relativeHeight="251703296" behindDoc="1" locked="0" layoutInCell="1" allowOverlap="1" wp14:anchorId="3F31EFCA" wp14:editId="79C8F60A">
                 <wp:simplePos x="0" y="0"/>
                 <wp:positionH relativeFrom="column">
                   <wp:posOffset>53975</wp:posOffset>
@@ -10605,7 +10600,7 @@
           </mc:Choice>
           <mc:Fallback>
             <w:pict>
-              <v:shape id="Freeform 76" o:spid="_x0000_s1026" style="position:absolute;margin-left:4.25pt;margin-top:69.45pt;width:540.2pt;height:.1pt;z-index:-251613184;visibility:visible;mso-wrap-style:square;mso-width-percent:0;mso-height-percent:0;mso-wrap-distance-left:9pt;mso-wrap-distance-top:0;mso-wrap-distance-right:9pt;mso-wrap-distance-bottom:0;mso-position-horizontal:absolute;mso-position-horizontal-relative:text;mso-position-vertical:absolute;mso-position-vertical-relative:text;mso-width-percent:0;mso-height-percent:0;mso-width-relative:page;mso-height-relative:page;v-text-anchor:top" coordsize="10804,1270" o:gfxdata="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" path="m,l10805,e" filled="f" strokecolor="#00afef" strokeweight="1.45767mm">
+              <v:shape w14:anchorId="459C2997" id="Freeform 76" o:spid="_x0000_s1026" style="position:absolute;margin-left:4.25pt;margin-top:69.45pt;width:540.2pt;height:.1pt;z-index:-251613184;visibility:visible;mso-wrap-style:square;mso-width-percent:0;mso-height-percent:0;mso-wrap-distance-left:9pt;mso-wrap-distance-top:0;mso-wrap-distance-right:9pt;mso-wrap-distance-bottom:0;mso-position-horizontal:absolute;mso-position-horizontal-relative:text;mso-position-vertical:absolute;mso-position-vertical-relative:text;mso-width-percent:0;mso-height-percent:0;mso-width-relative:page;mso-height-relative:page;v-text-anchor:top" coordsize="10804,1270" o:gfxdata="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" path="m,l10805,e" filled="f" strokecolor="#00afef" strokeweight="1.45767mm">
                 <v:path arrowok="t" o:connecttype="custom" o:connectlocs="0,0;6861175,0" o:connectangles="0,0"/>
               </v:shape>
             </w:pict>
@@ -10619,7 +10614,7 @@
         <mc:AlternateContent>
           <mc:Choice Requires="wps">
             <w:drawing>
-              <wp:anchor distT="0" distB="0" distL="114300" distR="114300" simplePos="0" relativeHeight="251702272" behindDoc="1" locked="0" layoutInCell="1" allowOverlap="1">
+              <wp:anchor distT="0" distB="0" distL="114300" distR="114300" simplePos="0" relativeHeight="251702272" behindDoc="1" locked="0" layoutInCell="1" allowOverlap="1" wp14:anchorId="2D93DFC9" wp14:editId="1CFCE921">
                 <wp:simplePos x="0" y="0"/>
                 <wp:positionH relativeFrom="column">
                   <wp:posOffset>-83185</wp:posOffset>
@@ -10710,7 +10705,7 @@
           </mc:Choice>
           <mc:Fallback>
             <w:pict>
-              <v:shape id="Freeform 78" o:spid="_x0000_s1026" style="position:absolute;margin-left:-6.55pt;margin-top:69.65pt;width:10.9pt;height:.1pt;z-index:-251614208;visibility:visible;mso-wrap-style:square;mso-width-percent:0;mso-height-percent:0;mso-wrap-distance-left:9pt;mso-wrap-distance-top:0;mso-wrap-distance-right:9pt;mso-wrap-distance-bottom:0;mso-position-horizontal:absolute;mso-position-horizontal-relative:text;mso-position-vertical:absolute;mso-position-vertical-relative:text;mso-width-percent:0;mso-height-percent:0;mso-width-relative:page;mso-height-relative:page;v-text-anchor:top" coordsize="218,1270" o:gfxdata="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" path="m,l219,e" filled="f" strokecolor="#00afef" strokeweight=".14pt">
+              <v:shape w14:anchorId="4035CF0E" id="Freeform 78" o:spid="_x0000_s1026" style="position:absolute;margin-left:-6.55pt;margin-top:69.65pt;width:10.9pt;height:.1pt;z-index:-251614208;visibility:visible;mso-wrap-style:square;mso-width-percent:0;mso-height-percent:0;mso-wrap-distance-left:9pt;mso-wrap-distance-top:0;mso-wrap-distance-right:9pt;mso-wrap-distance-bottom:0;mso-position-horizontal:absolute;mso-position-horizontal-relative:text;mso-position-vertical:absolute;mso-position-vertical-relative:text;mso-width-percent:0;mso-height-percent:0;mso-width-relative:page;mso-height-relative:page;v-text-anchor:top" coordsize="218,1270" o:gfxdata="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" path="m,l219,e" filled="f" strokecolor="#00afef" strokeweight=".14pt">
                 <v:path arrowok="t" o:connecttype="custom" o:connectlocs="0,0;139065,0" o:connectangles="0,0"/>
               </v:shape>
             </w:pict>
@@ -10724,7 +10719,7 @@
         <mc:AlternateContent>
           <mc:Choice Requires="wps">
             <w:drawing>
-              <wp:anchor distT="0" distB="0" distL="114300" distR="114300" simplePos="0" relativeHeight="251701248" behindDoc="1" locked="0" layoutInCell="1" allowOverlap="1">
+              <wp:anchor distT="0" distB="0" distL="114300" distR="114300" simplePos="0" relativeHeight="251701248" behindDoc="1" locked="0" layoutInCell="1" allowOverlap="1" wp14:anchorId="2D8858ED" wp14:editId="62C84FF1">
                 <wp:simplePos x="0" y="0"/>
                 <wp:positionH relativeFrom="column">
                   <wp:posOffset>-83185</wp:posOffset>
@@ -10815,7 +10810,7 @@
           </mc:Choice>
           <mc:Fallback>
             <w:pict>
-              <v:shape id="Freeform 80" o:spid="_x0000_s1026" style="position:absolute;margin-left:-6.55pt;margin-top:59.6pt;width:.1pt;height:10.1pt;z-index:-251615232;visibility:visible;mso-wrap-style:square;mso-width-percent:0;mso-height-percent:0;mso-wrap-distance-left:9pt;mso-wrap-distance-top:0;mso-wrap-distance-right:9pt;mso-wrap-distance-bottom:0;mso-position-horizontal:absolute;mso-position-horizontal-relative:text;mso-position-vertical:absolute;mso-position-vertical-relative:text;mso-width-percent:0;mso-height-percent:0;mso-width-relative:page;mso-height-relative:page;v-text-anchor:top" coordsize="1270,202" o:gfxdata="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" path="m,l,201e" filled="f" strokecolor="#00afef" strokeweight=".14pt">
+              <v:shape w14:anchorId="301146BF" id="Freeform 80" o:spid="_x0000_s1026" style="position:absolute;margin-left:-6.55pt;margin-top:59.6pt;width:.1pt;height:10.1pt;z-index:-251615232;visibility:visible;mso-wrap-style:square;mso-width-percent:0;mso-height-percent:0;mso-wrap-distance-left:9pt;mso-wrap-distance-top:0;mso-wrap-distance-right:9pt;mso-wrap-distance-bottom:0;mso-position-horizontal:absolute;mso-position-horizontal-relative:text;mso-position-vertical:absolute;mso-position-vertical-relative:text;mso-width-percent:0;mso-height-percent:0;mso-width-relative:page;mso-height-relative:page;v-text-anchor:top" coordsize="1270,202" o:gfxdata="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" path="m,l,201e" filled="f" strokecolor="#00afef" strokeweight=".14pt">
                 <v:path arrowok="t" o:connecttype="custom" o:connectlocs="0,9605645;0,9733280" o:connectangles="0,0"/>
               </v:shape>
             </w:pict>
@@ -10829,7 +10824,7 @@
         <mc:AlternateContent>
           <mc:Choice Requires="wps">
             <w:drawing>
-              <wp:anchor distT="0" distB="0" distL="114300" distR="114300" simplePos="0" relativeHeight="251700224" behindDoc="1" locked="0" layoutInCell="1" allowOverlap="1">
+              <wp:anchor distT="0" distB="0" distL="114300" distR="114300" simplePos="0" relativeHeight="251700224" behindDoc="1" locked="0" layoutInCell="1" allowOverlap="1" wp14:anchorId="39AFB435" wp14:editId="24A11F0F">
                 <wp:simplePos x="0" y="0"/>
                 <wp:positionH relativeFrom="column">
                   <wp:posOffset>-37465</wp:posOffset>
@@ -10920,7 +10915,7 @@
           </mc:Choice>
           <mc:Fallback>
             <w:pict>
-              <v:shape id="Freeform 82" o:spid="_x0000_s1026" style="position:absolute;margin-left:-2.95pt;margin-top:59.45pt;width:.1pt;height:8.65pt;z-index:-251616256;visibility:visible;mso-wrap-style:square;mso-width-percent:0;mso-height-percent:0;mso-wrap-distance-left:9pt;mso-wrap-distance-top:0;mso-wrap-distance-right:9pt;mso-wrap-distance-bottom:0;mso-position-horizontal:absolute;mso-position-horizontal-relative:text;mso-position-vertical:absolute;mso-position-vertical-relative:text;mso-width-percent:0;mso-height-percent:0;mso-width-relative:page;mso-height-relative:page;v-text-anchor:top" coordsize="1270,173" o:gfxdata="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" path="m,l,174e" filled="f" strokecolor="#00afef" strokeweight="3.82pt">
+              <v:shape w14:anchorId="74DCA265" id="Freeform 82" o:spid="_x0000_s1026" style="position:absolute;margin-left:-2.95pt;margin-top:59.45pt;width:.1pt;height:8.65pt;z-index:-251616256;visibility:visible;mso-wrap-style:square;mso-width-percent:0;mso-height-percent:0;mso-wrap-distance-left:9pt;mso-wrap-distance-top:0;mso-wrap-distance-right:9pt;mso-wrap-distance-bottom:0;mso-position-horizontal:absolute;mso-position-horizontal-relative:text;mso-position-vertical:absolute;mso-position-vertical-relative:text;mso-width-percent:0;mso-height-percent:0;mso-width-relative:page;mso-height-relative:page;v-text-anchor:top" coordsize="1270,173" o:gfxdata="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" path="m,l,174e" filled="f" strokecolor="#00afef" strokeweight="3.82pt">
                 <v:path arrowok="t" o:connecttype="custom" o:connectlocs="0,9603740;0,9714230" o:connectangles="0,0"/>
               </v:shape>
             </w:pict>
@@ -10934,7 +10929,7 @@
         <mc:AlternateContent>
           <mc:Choice Requires="wps">
             <w:drawing>
-              <wp:anchor distT="0" distB="0" distL="114300" distR="114300" simplePos="0" relativeHeight="251699200" behindDoc="1" locked="0" layoutInCell="1" allowOverlap="1">
+              <wp:anchor distT="0" distB="0" distL="114300" distR="114300" simplePos="0" relativeHeight="251699200" behindDoc="1" locked="0" layoutInCell="1" allowOverlap="1" wp14:anchorId="54315911" wp14:editId="0432BA1F">
                 <wp:simplePos x="0" y="0"/>
                 <wp:positionH relativeFrom="column">
                   <wp:posOffset>-60960</wp:posOffset>
@@ -11025,7 +11020,7 @@
           </mc:Choice>
           <mc:Fallback>
             <w:pict>
-              <v:shape id="Freeform 84" o:spid="_x0000_s1026" style="position:absolute;margin-left:-4.8pt;margin-top:66.05pt;width:9.1pt;height:.1pt;z-index:-251617280;visibility:visible;mso-wrap-style:square;mso-width-percent:0;mso-height-percent:0;mso-wrap-distance-left:9pt;mso-wrap-distance-top:0;mso-wrap-distance-right:9pt;mso-wrap-distance-bottom:0;mso-position-horizontal:absolute;mso-position-horizontal-relative:text;mso-position-vertical:absolute;mso-position-vertical-relative:text;mso-width-percent:0;mso-height-percent:0;mso-width-relative:page;mso-height-relative:page;v-text-anchor:top" coordsize="182,1270" o:gfxdata="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" path="m,l181,e" filled="f" strokecolor="#00afef" strokeweight="1.49156mm">
+              <v:shape w14:anchorId="7A33D773" id="Freeform 84" o:spid="_x0000_s1026" style="position:absolute;margin-left:-4.8pt;margin-top:66.05pt;width:9.1pt;height:.1pt;z-index:-251617280;visibility:visible;mso-wrap-style:square;mso-width-percent:0;mso-height-percent:0;mso-wrap-distance-left:9pt;mso-wrap-distance-top:0;mso-wrap-distance-right:9pt;mso-wrap-distance-bottom:0;mso-position-horizontal:absolute;mso-position-horizontal-relative:text;mso-position-vertical:absolute;mso-position-vertical-relative:text;mso-width-percent:0;mso-height-percent:0;mso-width-relative:page;mso-height-relative:page;v-text-anchor:top" coordsize="182,1270" o:gfxdata="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" path="m,l181,e" filled="f" strokecolor="#00afef" strokeweight="1.49156mm">
                 <v:path arrowok="t" o:connecttype="custom" o:connectlocs="0,0;114935,0" o:connectangles="0,0"/>
               </v:shape>
             </w:pict>
@@ -11037,7 +11032,7 @@
           <w:noProof/>
         </w:rPr>
         <w:drawing>
-          <wp:anchor distT="0" distB="0" distL="114300" distR="114300" simplePos="0" relativeHeight="251658240" behindDoc="1" locked="0" layoutInCell="1" allowOverlap="1">
+          <wp:anchor distT="0" distB="0" distL="114300" distR="114300" simplePos="0" relativeHeight="251658240" behindDoc="1" locked="0" layoutInCell="1" allowOverlap="1" wp14:anchorId="291ADBAE" wp14:editId="066A6055">
             <wp:simplePos x="0" y="0"/>
             <wp:positionH relativeFrom="page">
               <wp:posOffset>3810000</wp:posOffset>
@@ -11062,7 +11057,7 @@
                     </pic:cNvPicPr>
                   </pic:nvPicPr>
                   <pic:blipFill>
-                    <a:blip r:embed="rId13">
+                    <a:blip r:embed="rId12">
                       <a:extLst>
                         <a:ext uri="{28A0092B-C50C-407E-A947-70E740481C1C}">
                           <a14:useLocalDpi xmlns:a14="http://schemas.microsoft.com/office/drawing/2010/main" val="0"/>
@@ -11219,7 +11214,7 @@
 </file>
 
 <file path=word/styles.xml><?xml version="1.0" encoding="utf-8"?>
-<w:styles xmlns:mc="http://schemas.openxmlformats.org/markup-compatibility/2006" xmlns:r="http://schemas.openxmlformats.org/officeDocument/2006/relationships" xmlns:w="http://schemas.openxmlformats.org/wordprocessingml/2006/main" xmlns:w14="http://schemas.microsoft.com/office/word/2010/wordml" mc:Ignorable="w14">
+<w:styles xmlns:mc="http://schemas.openxmlformats.org/markup-compatibility/2006" xmlns:r="http://schemas.openxmlformats.org/officeDocument/2006/relationships" xmlns:w="http://schemas.openxmlformats.org/wordprocessingml/2006/main" xmlns:w14="http://schemas.microsoft.com/office/word/2010/wordml" xmlns:w15="http://schemas.microsoft.com/office/word/2012/wordml" xmlns:w16cex="http://schemas.microsoft.com/office/word/2018/wordml/cex" xmlns:w16cid="http://schemas.microsoft.com/office/word/2016/wordml/cid" xmlns:w16="http://schemas.microsoft.com/office/word/2018/wordml" xmlns:w16du="http://schemas.microsoft.com/office/word/2023/wordml/word16du" xmlns:w16sdtdh="http://schemas.microsoft.com/office/word/2020/wordml/sdtdatahash" xmlns:w16sdtfl="http://schemas.microsoft.com/office/word/2024/wordml/sdtformatlock" xmlns:w16se="http://schemas.microsoft.com/office/word/2015/wordml/symex" mc:Ignorable="w14 w15 w16se w16cid w16 w16cex w16sdtdh w16sdtfl w16du">
   <w:docDefaults>
     <w:rPrDefault>
       <w:rPr>
@@ -11236,366 +11231,383 @@
       </w:pPr>
     </w:pPrDefault>
   </w:docDefaults>
-  <w:latentStyles w:defLockedState="0" w:defUIPriority="99" w:defSemiHidden="1" w:defUnhideWhenUsed="1" w:defQFormat="0" w:count="267">
-    <w:lsdException w:name="Normal" w:semiHidden="0" w:uiPriority="0" w:unhideWhenUsed="0" w:qFormat="1"/>
-    <w:lsdException w:name="heading 1" w:semiHidden="0" w:uiPriority="9" w:unhideWhenUsed="0" w:qFormat="1"/>
-    <w:lsdException w:name="heading 2" w:uiPriority="9" w:qFormat="1"/>
-    <w:lsdException w:name="heading 3" w:uiPriority="9" w:qFormat="1"/>
-    <w:lsdException w:name="heading 4" w:uiPriority="9" w:qFormat="1"/>
-    <w:lsdException w:name="heading 5" w:uiPriority="9" w:qFormat="1"/>
-    <w:lsdException w:name="heading 6" w:uiPriority="9" w:qFormat="1"/>
-    <w:lsdException w:name="heading 7" w:uiPriority="9" w:qFormat="1"/>
-    <w:lsdException w:name="heading 8" w:uiPriority="9" w:qFormat="1"/>
-    <w:lsdException w:name="heading 9" w:uiPriority="9" w:qFormat="1"/>
-    <w:lsdException w:name="toc 1" w:uiPriority="39"/>
-    <w:lsdException w:name="toc 2" w:uiPriority="39"/>
-    <w:lsdException w:name="toc 3" w:uiPriority="39"/>
-    <w:lsdException w:name="toc 4" w:uiPriority="39"/>
-    <w:lsdException w:name="toc 5" w:uiPriority="39"/>
-    <w:lsdException w:name="toc 6" w:uiPriority="39"/>
-    <w:lsdException w:name="toc 7" w:uiPriority="39"/>
-    <w:lsdException w:name="toc 8" w:uiPriority="39"/>
-    <w:lsdException w:name="toc 9" w:uiPriority="39"/>
-    <w:lsdException w:name="caption" w:uiPriority="35" w:qFormat="1"/>
-    <w:lsdException w:name="Title" w:semiHidden="0" w:uiPriority="10" w:unhideWhenUsed="0" w:qFormat="1"/>
-    <w:lsdException w:name="Default Paragraph Font" w:uiPriority="1"/>
-    <w:lsdException w:name="Subtitle" w:semiHidden="0" w:uiPriority="11" w:unhideWhenUsed="0" w:qFormat="1"/>
-    <w:lsdException w:name="Strong" w:semiHidden="0" w:uiPriority="22" w:unhideWhenUsed="0" w:qFormat="1"/>
-    <w:lsdException w:name="Emphasis" w:semiHidden="0" w:uiPriority="20" w:unhideWhenUsed="0" w:qFormat="1"/>
-    <w:lsdException w:name="Table Grid" w:semiHidden="0" w:uiPriority="59" w:unhideWhenUsed="0"/>
-    <w:lsdException w:name="Placeholder Text" w:unhideWhenUsed="0"/>
-    <w:lsdException w:name="No Spacing" w:semiHidden="0" w:uiPriority="1" w:unhideWhenUsed="0" w:qFormat="1"/>
-    <w:lsdException w:name="Light Shading" w:semiHidden="0" w:uiPriority="60" w:unhideWhenUsed="0"/>
-    <w:lsdException w:name="Light List" w:semiHidden="0" w:uiPriority="61" w:unhideWhenUsed="0"/>
-    <w:lsdException w:name="Light Grid" w:semiHidden="0" w:uiPriority="62" w:unhideWhenUsed="0"/>
-    <w:lsdException w:name="Medium Shading 1" w:semiHidden="0" w:uiPriority="63" w:unhideWhenUsed="0"/>
-    <w:lsdException w:name="Medium Shading 2" w:semiHidden="0" w:uiPriority="64" w:unhideWhenUsed="0"/>
-    <w:lsdException w:name="Medium List 1" w:semiHidden="0" w:uiPriority="65" w:unhideWhenUsed="0"/>
-    <w:lsdException w:name="Medium List 2" w:semiHidden="0" w:uiPriority="66" w:unhideWhenUsed="0"/>
-    <w:lsdException w:name="Medium Grid 1" w:semiHidden="0" w:uiPriority="67" w:unhideWhenUsed="0"/>
-    <w:lsdException w:name="Medium Grid 2" w:semiHidden="0" w:uiPriority="68" w:unhideWhenUsed="0"/>
-    <w:lsdException w:name="Medium Grid 3" w:semiHidden="0" w:uiPriority="69" w:unhideWhenUsed="0"/>
-    <w:lsdException w:name="Dark List" w:semiHidden="0" w:uiPriority="70" w:unhideWhenUsed="0"/>
-    <w:lsdException w:name="Colorful Shading" w:semiHidden="0" w:uiPriority="71" w:unhideWhenUsed="0"/>
-    <w:lsdException w:name="Colorful List" w:semiHidden="0" w:uiPriority="72" w:unhideWhenUsed="0"/>
-    <w:lsdException w:name="Colorful Grid" w:semiHidden="0" w:uiPriority="73" w:unhideWhenUsed="0"/>
-    <w:lsdException w:name="Light Shading Accent 1" w:semiHidden="0" w:uiPriority="60" w:unhideWhenUsed="0"/>
-    <w:lsdException w:name="Light List Accent 1" w:semiHidden="0" w:uiPriority="61" w:unhideWhenUsed="0"/>
-    <w:lsdException w:name="Light Grid Accent 1" w:semiHidden="0" w:uiPriority="62" w:unhideWhenUsed="0"/>
-    <w:lsdException w:name="Medium Shading 1 Accent 1" w:semiHidden="0" w:uiPriority="63" w:unhideWhenUsed="0"/>
-    <w:lsdException w:name="Medium Shading 2 Accent 1" w:semiHidden="0" w:uiPriority="64" w:unhideWhenUsed="0"/>
-    <w:lsdException w:name="Medium List 1 Accent 1" w:semiHidden="0" w:uiPriority="65" w:unhideWhenUsed="0"/>
-    <w:lsdException w:name="Revision" w:unhideWhenUsed="0"/>
-    <w:lsdException w:name="List Paragraph" w:semiHidden="0" w:uiPriority="34" w:unhideWhenUsed="0" w:qFormat="1"/>
-    <w:lsdException w:name="Quote" w:semiHidden="0" w:uiPriority="29" w:unhideWhenUsed="0" w:qFormat="1"/>
-    <w:lsdException w:name="Intense Quote" w:semiHidden="0" w:uiPriority="30" w:unhideWhenUsed="0" w:qFormat="1"/>
-    <w:lsdException w:name="Medium List 2 Accent 1" w:semiHidden="0" w:uiPriority="66" w:unhideWhenUsed="0"/>
-    <w:lsdException w:name="Medium Grid 1 Accent 1" w:semiHidden="0" w:uiPriority="67" w:unhideWhenUsed="0"/>
-    <w:lsdException w:name="Medium Grid 2 Accent 1" w:semiHidden="0" w:uiPriority="68" w:unhideWhenUsed="0"/>
-    <w:lsdException w:name="Medium Grid 3 Accent 1" w:semiHidden="0" w:uiPriority="69" w:unhideWhenUsed="0"/>
-    <w:lsdException w:name="Dark List Accent 1" w:semiHidden="0" w:uiPriority="70" w:unhideWhenUsed="0"/>
-    <w:lsdException w:name="Colorful Shading Accent 1" w:semiHidden="0" w:uiPriority="71" w:unhideWhenUsed="0"/>
-    <w:lsdException w:name="Colorful List Accent 1" w:semiHidden="0" w:uiPriority="72" w:unhideWhenUsed="0"/>
-    <w:lsdException w:name="Colorful Grid Accent 1" w:semiHidden="0" w:uiPriority="73" w:unhideWhenUsed="0"/>
-    <w:lsdException w:name="Light Shading Accent 2" w:semiHidden="0" w:uiPriority="60" w:unhideWhenUsed="0"/>
-    <w:lsdException w:name="Light List Accent 2" w:semiHidden="0" w:uiPriority="61" w:unhideWhenUsed="0"/>
-    <w:lsdException w:name="Light Grid Accent 2" w:semiHidden="0" w:uiPriority="62" w:unhideWhenUsed="0"/>
-    <w:lsdException w:name="Medium Shading 1 Accent 2" w:semiHidden="0" w:uiPriority="63" w:unhideWhenUsed="0"/>
-    <w:lsdException w:name="Medium Shading 2 Accent 2" w:semiHidden="0" w:uiPriority="64" w:unhideWhenUsed="0"/>
-    <w:lsdException w:name="Medium List 1 Accent 2" w:semiHidden="0" w:uiPriority="65" w:unhideWhenUsed="0"/>
-    <w:lsdException w:name="Medium List 2 Accent 2" w:semiHidden="0" w:uiPriority="66" w:unhideWhenUsed="0"/>
-    <w:lsdException w:name="Medium Grid 1 Accent 2" w:semiHidden="0" w:uiPriority="67" w:unhideWhenUsed="0"/>
-    <w:lsdException w:name="Medium Grid 2 Accent 2" w:semiHidden="0" w:uiPriority="68" w:unhideWhenUsed="0"/>
-    <w:lsdException w:name="Medium Grid 3 Accent 2" w:semiHidden="0" w:uiPriority="69" w:unhideWhenUsed="0"/>
-    <w:lsdException w:name="Dark List Accent 2" w:semiHidden="0" w:uiPriority="70" w:unhideWhenUsed="0"/>
-    <w:lsdException w:name="Colorful Shading Accent 2" w:semiHidden="0" w:uiPriority="71" w:unhideWhenUsed="0"/>
-    <w:lsdException w:name="Colorful List Accent 2" w:semiHidden="0" w:uiPriority="72" w:unhideWhenUsed="0"/>
-    <w:lsdException w:name="Colorful Grid Accent 2" w:semiHidden="0" w:uiPriority="73" w:unhideWhenUsed="0"/>
-    <w:lsdException w:name="Light Shading Accent 3" w:semiHidden="0" w:uiPriority="60" w:unhideWhenUsed="0"/>
-    <w:lsdException w:name="Light List Accent 3" w:semiHidden="0" w:uiPriority="61" w:unhideWhenUsed="0"/>
-    <w:lsdException w:name="Light Grid Accent 3" w:semiHidden="0" w:uiPriority="62" w:unhideWhenUsed="0"/>
-    <w:lsdException w:name="Medium Shading 1 Accent 3" w:semiHidden="0" w:uiPriority="63" w:unhideWhenUsed="0"/>
-    <w:lsdException w:name="Medium Shading 2 Accent 3" w:semiHidden="0" w:uiPriority="64" w:unhideWhenUsed="0"/>
-    <w:lsdException w:name="Medium List 1 Accent 3" w:semiHidden="0" w:uiPriority="65" w:unhideWhenUsed="0"/>
-    <w:lsdException w:name="Medium List 2 Accent 3" w:semiHidden="0" w:uiPriority="66" w:unhideWhenUsed="0"/>
-    <w:lsdException w:name="Medium Grid 1 Accent 3" w:semiHidden="0" w:uiPriority="67" w:unhideWhenUsed="0"/>
-    <w:lsdException w:name="Medium Grid 2 Accent 3" w:semiHidden="0" w:uiPriority="68" w:unhideWhenUsed="0"/>
-    <w:lsdException w:name="Medium Grid 3 Accent 3" w:semiHidden="0" w:uiPriority="69" w:unhideWhenUsed="0"/>
-    <w:lsdException w:name="Dark List Accent 3" w:semiHidden="0" w:uiPriority="70" w:unhideWhenUsed="0"/>
-    <w:lsdException w:name="Colorful Shading Accent 3" w:semiHidden="0" w:uiPriority="71" w:unhideWhenUsed="0"/>
-    <w:lsdException w:name="Colorful List Accent 3" w:semiHidden="0" w:uiPriority="72" w:unhideWhenUsed="0"/>
-    <w:lsdException w:name="Colorful Grid Accent 3" w:semiHidden="0" w:uiPriority="73" w:unhideWhenUsed="0"/>
-    <w:lsdException w:name="Light Shading Accent 4" w:semiHidden="0" w:uiPriority="60" w:unhideWhenUsed="0"/>
-    <w:lsdException w:name="Light List Accent 4" w:semiHidden="0" w:uiPriority="61" w:unhideWhenUsed="0"/>
-    <w:lsdException w:name="Light Grid Accent 4" w:semiHidden="0" w:uiPriority="62" w:unhideWhenUsed="0"/>
-    <w:lsdException w:name="Medium Shading 1 Accent 4" w:semiHidden="0" w:uiPriority="63" w:unhideWhenUsed="0"/>
-    <w:lsdException w:name="Medium Shading 2 Accent 4" w:semiHidden="0" w:uiPriority="64" w:unhideWhenUsed="0"/>
-    <w:lsdException w:name="Medium List 1 Accent 4" w:semiHidden="0" w:uiPriority="65" w:unhideWhenUsed="0"/>
-    <w:lsdException w:name="Medium List 2 Accent 4" w:semiHidden="0" w:uiPriority="66" w:unhideWhenUsed="0"/>
-    <w:lsdException w:name="Medium Grid 1 Accent 4" w:semiHidden="0" w:uiPriority="67" w:unhideWhenUsed="0"/>
-    <w:lsdException w:name="Medium Grid 2 Accent 4" w:semiHidden="0" w:uiPriority="68" w:unhideWhenUsed="0"/>
-    <w:lsdException w:name="Medium Grid 3 Accent 4" w:semiHidden="0" w:uiPriority="69" w:unhideWhenUsed="0"/>
-    <w:lsdException w:name="Dark List Accent 4" w:semiHidden="0" w:uiPriority="70" w:unhideWhenUsed="0"/>
-    <w:lsdException w:name="Colorful Shading Accent 4" w:semiHidden="0" w:uiPriority="71" w:unhideWhenUsed="0"/>
-    <w:lsdException w:name="Colorful List Accent 4" w:semiHidden="0" w:uiPriority="72" w:unhideWhenUsed="0"/>
-    <w:lsdException w:name="Colorful Grid Accent 4" w:semiHidden="0" w:uiPriority="73" w:unhideWhenUsed="0"/>
-    <w:lsdException w:name="Light Shading Accent 5" w:semiHidden="0" w:uiPriority="60" w:unhideWhenUsed="0"/>
-    <w:lsdException w:name="Light List Accent 5" w:semiHidden="0" w:uiPriority="61" w:unhideWhenUsed="0"/>
-    <w:lsdException w:name="Light Grid Accent 5" w:semiHidden="0" w:uiPriority="62" w:unhideWhenUsed="0"/>
-    <w:lsdException w:name="Medium Shading 1 Accent 5" w:semiHidden="0" w:uiPriority="63" w:unhideWhenUsed="0"/>
-    <w:lsdException w:name="Medium Shading 2 Accent 5" w:semiHidden="0" w:uiPriority="64" w:unhideWhenUsed="0"/>
-    <w:lsdException w:name="Medium List 1 Accent 5" w:semiHidden="0" w:uiPriority="65" w:unhideWhenUsed="0"/>
-    <w:lsdException w:name="Medium List 2 Accent 5" w:semiHidden="0" w:uiPriority="66" w:unhideWhenUsed="0"/>
-    <w:lsdException w:name="Medium Grid 1 Accent 5" w:semiHidden="0" w:uiPriority="67" w:unhideWhenUsed="0"/>
-    <w:lsdException w:name="Medium Grid 2 Accent 5" w:semiHidden="0" w:uiPriority="68" w:unhideWhenUsed="0"/>
-    <w:lsdException w:name="Medium Grid 3 Accent 5" w:semiHidden="0" w:uiPriority="69" w:unhideWhenUsed="0"/>
-    <w:lsdException w:name="Dark List Accent 5" w:semiHidden="0" w:uiPriority="70" w:unhideWhenUsed="0"/>
-    <w:lsdException w:name="Colorful Shading Accent 5" w:semiHidden="0" w:uiPriority="71" w:unhideWhenUsed="0"/>
-    <w:lsdException w:name="Colorful List Accent 5" w:semiHidden="0" w:uiPriority="72" w:unhideWhenUsed="0"/>
-    <w:lsdException w:name="Colorful Grid Accent 5" w:semiHidden="0" w:uiPriority="73" w:unhideWhenUsed="0"/>
-    <w:lsdException w:name="Light Shading Accent 6" w:semiHidden="0" w:uiPriority="60" w:unhideWhenUsed="0"/>
-    <w:lsdException w:name="Light List Accent 6" w:semiHidden="0" w:uiPriority="61" w:unhideWhenUsed="0"/>
-    <w:lsdException w:name="Light Grid Accent 6" w:semiHidden="0" w:uiPriority="62" w:unhideWhenUsed="0"/>
-    <w:lsdException w:name="Medium Shading 1 Accent 6" w:semiHidden="0" w:uiPriority="63" w:unhideWhenUsed="0"/>
-    <w:lsdException w:name="Medium Shading 2 Accent 6" w:semiHidden="0" w:uiPriority="64" w:unhideWhenUsed="0"/>
-    <w:lsdException w:name="Medium List 1 Accent 6" w:semiHidden="0" w:uiPriority="65" w:unhideWhenUsed="0"/>
-    <w:lsdException w:name="Medium List 2 Accent 6" w:semiHidden="0" w:uiPriority="66" w:unhideWhenUsed="0"/>
-    <w:lsdException w:name="Medium Grid 1 Accent 6" w:semiHidden="0" w:uiPriority="67" w:unhideWhenUsed="0"/>
-    <w:lsdException w:name="Medium Grid 2 Accent 6" w:semiHidden="0" w:uiPriority="68" w:unhideWhenUsed="0"/>
-    <w:lsdException w:name="Medium Grid 3 Accent 6" w:semiHidden="0" w:uiPriority="69" w:unhideWhenUsed="0"/>
-    <w:lsdException w:name="Dark List Accent 6" w:semiHidden="0" w:uiPriority="70" w:unhideWhenUsed="0"/>
-    <w:lsdException w:name="Colorful Shading Accent 6" w:semiHidden="0" w:uiPriority="71" w:unhideWhenUsed="0"/>
-    <w:lsdException w:name="Colorful List Accent 6" w:semiHidden="0" w:uiPriority="72" w:unhideWhenUsed="0"/>
-    <w:lsdException w:name="Colorful Grid Accent 6" w:semiHidden="0" w:uiPriority="73" w:unhideWhenUsed="0"/>
-    <w:lsdException w:name="Subtle Emphasis" w:semiHidden="0" w:uiPriority="19" w:unhideWhenUsed="0" w:qFormat="1"/>
-    <w:lsdException w:name="Intense Emphasis" w:semiHidden="0" w:uiPriority="21" w:unhideWhenUsed="0" w:qFormat="1"/>
-    <w:lsdException w:name="Subtle Reference" w:semiHidden="0" w:uiPriority="31" w:unhideWhenUsed="0" w:qFormat="1"/>
-    <w:lsdException w:name="Intense Reference" w:semiHidden="0" w:uiPriority="32" w:unhideWhenUsed="0" w:qFormat="1"/>
-    <w:lsdException w:name="Book Title" w:semiHidden="0" w:uiPriority="33" w:unhideWhenUsed="0" w:qFormat="1"/>
-    <w:lsdException w:name="Bibliography" w:uiPriority="37"/>
-    <w:lsdException w:name="TOC Heading" w:uiPriority="39" w:qFormat="1"/>
-  </w:latentStyles>
-  <w:style w:type="paragraph" w:default="1" w:styleId="Normal">
-    <w:name w:val="Normal"/>
-    <w:qFormat/>
-    <w:rsid w:val="0023102B"/>
-  </w:style>
-  <w:style w:type="character" w:default="1" w:styleId="DefaultParagraphFont">
-    <w:name w:val="Default Paragraph Font"/>
-    <w:uiPriority w:val="1"/>
-    <w:semiHidden/>
-    <w:unhideWhenUsed/>
-  </w:style>
-  <w:style w:type="table" w:default="1" w:styleId="TableNormal">
-    <w:name w:val="Normal Table"/>
-    <w:uiPriority w:val="99"/>
-    <w:semiHidden/>
-    <w:unhideWhenUsed/>
-    <w:tblPr>
-      <w:tblInd w:w="0" w:type="dxa"/>
-      <w:tblCellMar>
-        <w:top w:w="0" w:type="dxa"/>
-        <w:left w:w="108" w:type="dxa"/>
-        <w:bottom w:w="0" w:type="dxa"/>
-        <w:right w:w="108" w:type="dxa"/>
-      </w:tblCellMar>
-    </w:tblPr>
-  </w:style>
-  <w:style w:type="numbering" w:default="1" w:styleId="NoList">
-    <w:name w:val="No List"/>
-    <w:uiPriority w:val="99"/>
-    <w:semiHidden/>
-    <w:unhideWhenUsed/>
-  </w:style>
-  <w:style w:type="paragraph" w:styleId="BalloonText">
-    <w:name w:val="Balloon Text"/>
-    <w:basedOn w:val="Normal"/>
-    <w:link w:val="BalloonTextChar"/>
-    <w:uiPriority w:val="99"/>
-    <w:semiHidden/>
-    <w:unhideWhenUsed/>
-    <w:rsid w:val="00B20BD4"/>
-    <w:pPr>
-      <w:spacing w:after="0" w:line="240" w:lineRule="auto"/>
-    </w:pPr>
-    <w:rPr>
-      <w:rFonts w:ascii="Tahoma" w:hAnsi="Tahoma" w:cs="Tahoma"/>
-      <w:sz w:val="16"/>
-      <w:szCs w:val="16"/>
-    </w:rPr>
-  </w:style>
-  <w:style w:type="character" w:customStyle="1" w:styleId="BalloonTextChar">
-    <w:name w:val="Balloon Text Char"/>
-    <w:basedOn w:val="DefaultParagraphFont"/>
-    <w:link w:val="BalloonText"/>
-    <w:uiPriority w:val="99"/>
-    <w:semiHidden/>
-    <w:rsid w:val="00B20BD4"/>
-    <w:rPr>
-      <w:rFonts w:ascii="Tahoma" w:hAnsi="Tahoma" w:cs="Tahoma"/>
-      <w:sz w:val="16"/>
-      <w:szCs w:val="16"/>
-    </w:rPr>
-  </w:style>
-</w:styles>
-</file>
-
-<file path=word/stylesWithEffects.xml><?xml version="1.0" encoding="utf-8"?>
-<w:styles xmlns:wpc="http://schemas.microsoft.com/office/word/2010/wordprocessingCanvas" xmlns:mc="http://schemas.openxmlformats.org/markup-compatibility/2006" xmlns:o="urn:schemas-microsoft-com:office:office" xmlns:r="http://schemas.openxmlformats.org/officeDocument/2006/relationships" xmlns:m="http://schemas.openxmlformats.org/officeDocument/2006/math" xmlns:v="urn:schemas-microsoft-com:vml" xmlns:wp14="http://schemas.microsoft.com/office/word/2010/wordprocessingDrawing" xmlns:wp="http://schemas.openxmlformats.org/drawingml/2006/wordprocessingDrawing" xmlns:w10="urn:schemas-microsoft-com:office:word" xmlns:w="http://schemas.openxmlformats.org/wordprocessingml/2006/main" xmlns:w14="http://schemas.microsoft.com/office/word/2010/wordml" xmlns:wpg="http://schemas.microsoft.com/office/word/2010/wordprocessingGroup" xmlns:wpi="http://schemas.microsoft.com/office/word/2010/wordprocessingInk" xmlns:wne="http://schemas.microsoft.com/office/word/2006/wordml" xmlns:wps="http://schemas.microsoft.com/office/word/2010/wordprocessingShape" mc:Ignorable="w14 wp14">
-  <w:docDefaults>
-    <w:rPrDefault>
-      <w:rPr>
-        <w:rFonts w:asciiTheme="minorHAnsi" w:eastAsiaTheme="minorHAnsi" w:hAnsiTheme="minorHAnsi" w:cstheme="minorBidi"/>
-        <w:sz w:val="22"/>
-        <w:szCs w:val="22"/>
-        <w:lang w:val="en-US" w:eastAsia="en-US" w:bidi="ar-SA"/>
-      </w:rPr>
-    </w:rPrDefault>
-    <w:pPrDefault>
-      <w:pPr>
-        <w:widowControl w:val="0"/>
-        <w:spacing w:after="200" w:line="276" w:lineRule="auto"/>
-      </w:pPr>
-    </w:pPrDefault>
-  </w:docDefaults>
-  <w:latentStyles w:defLockedState="0" w:defUIPriority="99" w:defSemiHidden="1" w:defUnhideWhenUsed="1" w:defQFormat="0" w:count="267">
-    <w:lsdException w:name="Normal" w:semiHidden="0" w:uiPriority="0" w:unhideWhenUsed="0" w:qFormat="1"/>
-    <w:lsdException w:name="heading 1" w:semiHidden="0" w:uiPriority="9" w:unhideWhenUsed="0" w:qFormat="1"/>
-    <w:lsdException w:name="heading 2" w:uiPriority="9" w:qFormat="1"/>
-    <w:lsdException w:name="heading 3" w:uiPriority="9" w:qFormat="1"/>
-    <w:lsdException w:name="heading 4" w:uiPriority="9" w:qFormat="1"/>
-    <w:lsdException w:name="heading 5" w:uiPriority="9" w:qFormat="1"/>
-    <w:lsdException w:name="heading 6" w:uiPriority="9" w:qFormat="1"/>
-    <w:lsdException w:name="heading 7" w:uiPriority="9" w:qFormat="1"/>
-    <w:lsdException w:name="heading 8" w:uiPriority="9" w:qFormat="1"/>
-    <w:lsdException w:name="heading 9" w:uiPriority="9" w:qFormat="1"/>
-    <w:lsdException w:name="toc 1" w:uiPriority="39"/>
-    <w:lsdException w:name="toc 2" w:uiPriority="39"/>
-    <w:lsdException w:name="toc 3" w:uiPriority="39"/>
-    <w:lsdException w:name="toc 4" w:uiPriority="39"/>
-    <w:lsdException w:name="toc 5" w:uiPriority="39"/>
-    <w:lsdException w:name="toc 6" w:uiPriority="39"/>
-    <w:lsdException w:name="toc 7" w:uiPriority="39"/>
-    <w:lsdException w:name="toc 8" w:uiPriority="39"/>
-    <w:lsdException w:name="toc 9" w:uiPriority="39"/>
-    <w:lsdException w:name="caption" w:uiPriority="35" w:qFormat="1"/>
-    <w:lsdException w:name="Title" w:semiHidden="0" w:uiPriority="10" w:unhideWhenUsed="0" w:qFormat="1"/>
-    <w:lsdException w:name="Default Paragraph Font" w:uiPriority="1"/>
-    <w:lsdException w:name="Subtitle" w:semiHidden="0" w:uiPriority="11" w:unhideWhenUsed="0" w:qFormat="1"/>
-    <w:lsdException w:name="Strong" w:semiHidden="0" w:uiPriority="22" w:unhideWhenUsed="0" w:qFormat="1"/>
-    <w:lsdException w:name="Emphasis" w:semiHidden="0" w:uiPriority="20" w:unhideWhenUsed="0" w:qFormat="1"/>
-    <w:lsdException w:name="Table Grid" w:semiHidden="0" w:uiPriority="59" w:unhideWhenUsed="0"/>
-    <w:lsdException w:name="Placeholder Text" w:unhideWhenUsed="0"/>
-    <w:lsdException w:name="No Spacing" w:semiHidden="0" w:uiPriority="1" w:unhideWhenUsed="0" w:qFormat="1"/>
-    <w:lsdException w:name="Light Shading" w:semiHidden="0" w:uiPriority="60" w:unhideWhenUsed="0"/>
-    <w:lsdException w:name="Light List" w:semiHidden="0" w:uiPriority="61" w:unhideWhenUsed="0"/>
-    <w:lsdException w:name="Light Grid" w:semiHidden="0" w:uiPriority="62" w:unhideWhenUsed="0"/>
-    <w:lsdException w:name="Medium Shading 1" w:semiHidden="0" w:uiPriority="63" w:unhideWhenUsed="0"/>
-    <w:lsdException w:name="Medium Shading 2" w:semiHidden="0" w:uiPriority="64" w:unhideWhenUsed="0"/>
-    <w:lsdException w:name="Medium List 1" w:semiHidden="0" w:uiPriority="65" w:unhideWhenUsed="0"/>
-    <w:lsdException w:name="Medium List 2" w:semiHidden="0" w:uiPriority="66" w:unhideWhenUsed="0"/>
-    <w:lsdException w:name="Medium Grid 1" w:semiHidden="0" w:uiPriority="67" w:unhideWhenUsed="0"/>
-    <w:lsdException w:name="Medium Grid 2" w:semiHidden="0" w:uiPriority="68" w:unhideWhenUsed="0"/>
-    <w:lsdException w:name="Medium Grid 3" w:semiHidden="0" w:uiPriority="69" w:unhideWhenUsed="0"/>
-    <w:lsdException w:name="Dark List" w:semiHidden="0" w:uiPriority="70" w:unhideWhenUsed="0"/>
-    <w:lsdException w:name="Colorful Shading" w:semiHidden="0" w:uiPriority="71" w:unhideWhenUsed="0"/>
-    <w:lsdException w:name="Colorful List" w:semiHidden="0" w:uiPriority="72" w:unhideWhenUsed="0"/>
-    <w:lsdException w:name="Colorful Grid" w:semiHidden="0" w:uiPriority="73" w:unhideWhenUsed="0"/>
-    <w:lsdException w:name="Light Shading Accent 1" w:semiHidden="0" w:uiPriority="60" w:unhideWhenUsed="0"/>
-    <w:lsdException w:name="Light List Accent 1" w:semiHidden="0" w:uiPriority="61" w:unhideWhenUsed="0"/>
-    <w:lsdException w:name="Light Grid Accent 1" w:semiHidden="0" w:uiPriority="62" w:unhideWhenUsed="0"/>
-    <w:lsdException w:name="Medium Shading 1 Accent 1" w:semiHidden="0" w:uiPriority="63" w:unhideWhenUsed="0"/>
-    <w:lsdException w:name="Medium Shading 2 Accent 1" w:semiHidden="0" w:uiPriority="64" w:unhideWhenUsed="0"/>
-    <w:lsdException w:name="Medium List 1 Accent 1" w:semiHidden="0" w:uiPriority="65" w:unhideWhenUsed="0"/>
-    <w:lsdException w:name="Revision" w:unhideWhenUsed="0"/>
-    <w:lsdException w:name="List Paragraph" w:semiHidden="0" w:uiPriority="34" w:unhideWhenUsed="0" w:qFormat="1"/>
-    <w:lsdException w:name="Quote" w:semiHidden="0" w:uiPriority="29" w:unhideWhenUsed="0" w:qFormat="1"/>
-    <w:lsdException w:name="Intense Quote" w:semiHidden="0" w:uiPriority="30" w:unhideWhenUsed="0" w:qFormat="1"/>
-    <w:lsdException w:name="Medium List 2 Accent 1" w:semiHidden="0" w:uiPriority="66" w:unhideWhenUsed="0"/>
-    <w:lsdException w:name="Medium Grid 1 Accent 1" w:semiHidden="0" w:uiPriority="67" w:unhideWhenUsed="0"/>
-    <w:lsdException w:name="Medium Grid 2 Accent 1" w:semiHidden="0" w:uiPriority="68" w:unhideWhenUsed="0"/>
-    <w:lsdException w:name="Medium Grid 3 Accent 1" w:semiHidden="0" w:uiPriority="69" w:unhideWhenUsed="0"/>
-    <w:lsdException w:name="Dark List Accent 1" w:semiHidden="0" w:uiPriority="70" w:unhideWhenUsed="0"/>
-    <w:lsdException w:name="Colorful Shading Accent 1" w:semiHidden="0" w:uiPriority="71" w:unhideWhenUsed="0"/>
-    <w:lsdException w:name="Colorful List Accent 1" w:semiHidden="0" w:uiPriority="72" w:unhideWhenUsed="0"/>
-    <w:lsdException w:name="Colorful Grid Accent 1" w:semiHidden="0" w:uiPriority="73" w:unhideWhenUsed="0"/>
-    <w:lsdException w:name="Light Shading Accent 2" w:semiHidden="0" w:uiPriority="60" w:unhideWhenUsed="0"/>
-    <w:lsdException w:name="Light List Accent 2" w:semiHidden="0" w:uiPriority="61" w:unhideWhenUsed="0"/>
-    <w:lsdException w:name="Light Grid Accent 2" w:semiHidden="0" w:uiPriority="62" w:unhideWhenUsed="0"/>
-    <w:lsdException w:name="Medium Shading 1 Accent 2" w:semiHidden="0" w:uiPriority="63" w:unhideWhenUsed="0"/>
-    <w:lsdException w:name="Medium Shading 2 Accent 2" w:semiHidden="0" w:uiPriority="64" w:unhideWhenUsed="0"/>
-    <w:lsdException w:name="Medium List 1 Accent 2" w:semiHidden="0" w:uiPriority="65" w:unhideWhenUsed="0"/>
-    <w:lsdException w:name="Medium List 2 Accent 2" w:semiHidden="0" w:uiPriority="66" w:unhideWhenUsed="0"/>
-    <w:lsdException w:name="Medium Grid 1 Accent 2" w:semiHidden="0" w:uiPriority="67" w:unhideWhenUsed="0"/>
-    <w:lsdException w:name="Medium Grid 2 Accent 2" w:semiHidden="0" w:uiPriority="68" w:unhideWhenUsed="0"/>
-    <w:lsdException w:name="Medium Grid 3 Accent 2" w:semiHidden="0" w:uiPriority="69" w:unhideWhenUsed="0"/>
-    <w:lsdException w:name="Dark List Accent 2" w:semiHidden="0" w:uiPriority="70" w:unhideWhenUsed="0"/>
-    <w:lsdException w:name="Colorful Shading Accent 2" w:semiHidden="0" w:uiPriority="71" w:unhideWhenUsed="0"/>
-    <w:lsdException w:name="Colorful List Accent 2" w:semiHidden="0" w:uiPriority="72" w:unhideWhenUsed="0"/>
-    <w:lsdException w:name="Colorful Grid Accent 2" w:semiHidden="0" w:uiPriority="73" w:unhideWhenUsed="0"/>
-    <w:lsdException w:name="Light Shading Accent 3" w:semiHidden="0" w:uiPriority="60" w:unhideWhenUsed="0"/>
-    <w:lsdException w:name="Light List Accent 3" w:semiHidden="0" w:uiPriority="61" w:unhideWhenUsed="0"/>
-    <w:lsdException w:name="Light Grid Accent 3" w:semiHidden="0" w:uiPriority="62" w:unhideWhenUsed="0"/>
-    <w:lsdException w:name="Medium Shading 1 Accent 3" w:semiHidden="0" w:uiPriority="63" w:unhideWhenUsed="0"/>
-    <w:lsdException w:name="Medium Shading 2 Accent 3" w:semiHidden="0" w:uiPriority="64" w:unhideWhenUsed="0"/>
-    <w:lsdException w:name="Medium List 1 Accent 3" w:semiHidden="0" w:uiPriority="65" w:unhideWhenUsed="0"/>
-    <w:lsdException w:name="Medium List 2 Accent 3" w:semiHidden="0" w:uiPriority="66" w:unhideWhenUsed="0"/>
-    <w:lsdException w:name="Medium Grid 1 Accent 3" w:semiHidden="0" w:uiPriority="67" w:unhideWhenUsed="0"/>
-    <w:lsdException w:name="Medium Grid 2 Accent 3" w:semiHidden="0" w:uiPriority="68" w:unhideWhenUsed="0"/>
-    <w:lsdException w:name="Medium Grid 3 Accent 3" w:semiHidden="0" w:uiPriority="69" w:unhideWhenUsed="0"/>
-    <w:lsdException w:name="Dark List Accent 3" w:semiHidden="0" w:uiPriority="70" w:unhideWhenUsed="0"/>
-    <w:lsdException w:name="Colorful Shading Accent 3" w:semiHidden="0" w:uiPriority="71" w:unhideWhenUsed="0"/>
-    <w:lsdException w:name="Colorful List Accent 3" w:semiHidden="0" w:uiPriority="72" w:unhideWhenUsed="0"/>
-    <w:lsdException w:name="Colorful Grid Accent 3" w:semiHidden="0" w:uiPriority="73" w:unhideWhenUsed="0"/>
-    <w:lsdException w:name="Light Shading Accent 4" w:semiHidden="0" w:uiPriority="60" w:unhideWhenUsed="0"/>
-    <w:lsdException w:name="Light List Accent 4" w:semiHidden="0" w:uiPriority="61" w:unhideWhenUsed="0"/>
-    <w:lsdException w:name="Light Grid Accent 4" w:semiHidden="0" w:uiPriority="62" w:unhideWhenUsed="0"/>
-    <w:lsdException w:name="Medium Shading 1 Accent 4" w:semiHidden="0" w:uiPriority="63" w:unhideWhenUsed="0"/>
-    <w:lsdException w:name="Medium Shading 2 Accent 4" w:semiHidden="0" w:uiPriority="64" w:unhideWhenUsed="0"/>
-    <w:lsdException w:name="Medium List 1 Accent 4" w:semiHidden="0" w:uiPriority="65" w:unhideWhenUsed="0"/>
-    <w:lsdException w:name="Medium List 2 Accent 4" w:semiHidden="0" w:uiPriority="66" w:unhideWhenUsed="0"/>
-    <w:lsdException w:name="Medium Grid 1 Accent 4" w:semiHidden="0" w:uiPriority="67" w:unhideWhenUsed="0"/>
-    <w:lsdException w:name="Medium Grid 2 Accent 4" w:semiHidden="0" w:uiPriority="68" w:unhideWhenUsed="0"/>
-    <w:lsdException w:name="Medium Grid 3 Accent 4" w:semiHidden="0" w:uiPriority="69" w:unhideWhenUsed="0"/>
-    <w:lsdException w:name="Dark List Accent 4" w:semiHidden="0" w:uiPriority="70" w:unhideWhenUsed="0"/>
-    <w:lsdException w:name="Colorful Shading Accent 4" w:semiHidden="0" w:uiPriority="71" w:unhideWhenUsed="0"/>
-    <w:lsdException w:name="Colorful List Accent 4" w:semiHidden="0" w:uiPriority="72" w:unhideWhenUsed="0"/>
-    <w:lsdException w:name="Colorful Grid Accent 4" w:semiHidden="0" w:uiPriority="73" w:unhideWhenUsed="0"/>
-    <w:lsdException w:name="Light Shading Accent 5" w:semiHidden="0" w:uiPriority="60" w:unhideWhenUsed="0"/>
-    <w:lsdException w:name="Light List Accent 5" w:semiHidden="0" w:uiPriority="61" w:unhideWhenUsed="0"/>
-    <w:lsdException w:name="Light Grid Accent 5" w:semiHidden="0" w:uiPriority="62" w:unhideWhenUsed="0"/>
-    <w:lsdException w:name="Medium Shading 1 Accent 5" w:semiHidden="0" w:uiPriority="63" w:unhideWhenUsed="0"/>
-    <w:lsdException w:name="Medium Shading 2 Accent 5" w:semiHidden="0" w:uiPriority="64" w:unhideWhenUsed="0"/>
-    <w:lsdException w:name="Medium List 1 Accent 5" w:semiHidden="0" w:uiPriority="65" w:unhideWhenUsed="0"/>
-    <w:lsdException w:name="Medium List 2 Accent 5" w:semiHidden="0" w:uiPriority="66" w:unhideWhenUsed="0"/>
-    <w:lsdException w:name="Medium Grid 1 Accent 5" w:semiHidden="0" w:uiPriority="67" w:unhideWhenUsed="0"/>
-    <w:lsdException w:name="Medium Grid 2 Accent 5" w:semiHidden="0" w:uiPriority="68" w:unhideWhenUsed="0"/>
-    <w:lsdException w:name="Medium Grid 3 Accent 5" w:semiHidden="0" w:uiPriority="69" w:unhideWhenUsed="0"/>
-    <w:lsdException w:name="Dark List Accent 5" w:semiHidden="0" w:uiPriority="70" w:unhideWhenUsed="0"/>
-    <w:lsdException w:name="Colorful Shading Accent 5" w:semiHidden="0" w:uiPriority="71" w:unhideWhenUsed="0"/>
-    <w:lsdException w:name="Colorful List Accent 5" w:semiHidden="0" w:uiPriority="72" w:unhideWhenUsed="0"/>
-    <w:lsdException w:name="Colorful Grid Accent 5" w:semiHidden="0" w:uiPriority="73" w:unhideWhenUsed="0"/>
-    <w:lsdException w:name="Light Shading Accent 6" w:semiHidden="0" w:uiPriority="60" w:unhideWhenUsed="0"/>
-    <w:lsdException w:name="Light List Accent 6" w:semiHidden="0" w:uiPriority="61" w:unhideWhenUsed="0"/>
-    <w:lsdException w:name="Light Grid Accent 6" w:semiHidden="0" w:uiPriority="62" w:unhideWhenUsed="0"/>
-    <w:lsdException w:name="Medium Shading 1 Accent 6" w:semiHidden="0" w:uiPriority="63" w:unhideWhenUsed="0"/>
-    <w:lsdException w:name="Medium Shading 2 Accent 6" w:semiHidden="0" w:uiPriority="64" w:unhideWhenUsed="0"/>
-    <w:lsdException w:name="Medium List 1 Accent 6" w:semiHidden="0" w:uiPriority="65" w:unhideWhenUsed="0"/>
-    <w:lsdException w:name="Medium List 2 Accent 6" w:semiHidden="0" w:uiPriority="66" w:unhideWhenUsed="0"/>
-    <w:lsdException w:name="Medium Grid 1 Accent 6" w:semiHidden="0" w:uiPriority="67" w:unhideWhenUsed="0"/>
-    <w:lsdException w:name="Medium Grid 2 Accent 6" w:semiHidden="0" w:uiPriority="68" w:unhideWhenUsed="0"/>
-    <w:lsdException w:name="Medium Grid 3 Accent 6" w:semiHidden="0" w:uiPriority="69" w:unhideWhenUsed="0"/>
-    <w:lsdException w:name="Dark List Accent 6" w:semiHidden="0" w:uiPriority="70" w:unhideWhenUsed="0"/>
-    <w:lsdException w:name="Colorful Shading Accent 6" w:semiHidden="0" w:uiPriority="71" w:unhideWhenUsed="0"/>
-    <w:lsdException w:name="Colorful List Accent 6" w:semiHidden="0" w:uiPriority="72" w:unhideWhenUsed="0"/>
-    <w:lsdException w:name="Colorful Grid Accent 6" w:semiHidden="0" w:uiPriority="73" w:unhideWhenUsed="0"/>
-    <w:lsdException w:name="Subtle Emphasis" w:semiHidden="0" w:uiPriority="19" w:unhideWhenUsed="0" w:qFormat="1"/>
-    <w:lsdException w:name="Intense Emphasis" w:semiHidden="0" w:uiPriority="21" w:unhideWhenUsed="0" w:qFormat="1"/>
-    <w:lsdException w:name="Subtle Reference" w:semiHidden="0" w:uiPriority="31" w:unhideWhenUsed="0" w:qFormat="1"/>
-    <w:lsdException w:name="Intense Reference" w:semiHidden="0" w:uiPriority="32" w:unhideWhenUsed="0" w:qFormat="1"/>
-    <w:lsdException w:name="Book Title" w:semiHidden="0" w:uiPriority="33" w:unhideWhenUsed="0" w:qFormat="1"/>
-    <w:lsdException w:name="Bibliography" w:uiPriority="37"/>
-    <w:lsdException w:name="TOC Heading" w:uiPriority="39" w:qFormat="1"/>
+  <w:latentStyles w:defLockedState="0" w:defUIPriority="99" w:defSemiHidden="0" w:defUnhideWhenUsed="0" w:defQFormat="0" w:count="376">
+    <w:lsdException w:name="Normal" w:uiPriority="0" w:qFormat="1"/>
+    <w:lsdException w:name="heading 1" w:uiPriority="9" w:qFormat="1"/>
+    <w:lsdException w:name="heading 2" w:semiHidden="1" w:uiPriority="9" w:unhideWhenUsed="1" w:qFormat="1"/>
+    <w:lsdException w:name="heading 3" w:semiHidden="1" w:uiPriority="9" w:unhideWhenUsed="1" w:qFormat="1"/>
+    <w:lsdException w:name="heading 4" w:semiHidden="1" w:uiPriority="9" w:unhideWhenUsed="1" w:qFormat="1"/>
+    <w:lsdException w:name="heading 5" w:semiHidden="1" w:uiPriority="9" w:unhideWhenUsed="1" w:qFormat="1"/>
+    <w:lsdException w:name="heading 6" w:semiHidden="1" w:uiPriority="9" w:unhideWhenUsed="1" w:qFormat="1"/>
+    <w:lsdException w:name="heading 7" w:semiHidden="1" w:uiPriority="9" w:unhideWhenUsed="1" w:qFormat="1"/>
+    <w:lsdException w:name="heading 8" w:semiHidden="1" w:uiPriority="9" w:unhideWhenUsed="1" w:qFormat="1"/>
+    <w:lsdException w:name="heading 9" w:semiHidden="1" w:uiPriority="9" w:unhideWhenUsed="1" w:qFormat="1"/>
+    <w:lsdException w:name="index 1" w:semiHidden="1" w:unhideWhenUsed="1"/>
+    <w:lsdException w:name="index 2" w:semiHidden="1" w:unhideWhenUsed="1"/>
+    <w:lsdException w:name="index 3" w:semiHidden="1" w:unhideWhenUsed="1"/>
+    <w:lsdException w:name="index 4" w:semiHidden="1" w:unhideWhenUsed="1"/>
+    <w:lsdException w:name="index 5" w:semiHidden="1" w:unhideWhenUsed="1"/>
+    <w:lsdException w:name="index 6" w:semiHidden="1" w:unhideWhenUsed="1"/>
+    <w:lsdException w:name="index 7" w:semiHidden="1" w:unhideWhenUsed="1"/>
+    <w:lsdException w:name="index 8" w:semiHidden="1" w:unhideWhenUsed="1"/>
+    <w:lsdException w:name="index 9" w:semiHidden="1" w:unhideWhenUsed="1"/>
+    <w:lsdException w:name="toc 1" w:semiHidden="1" w:uiPriority="39" w:unhideWhenUsed="1"/>
+    <w:lsdException w:name="toc 2" w:semiHidden="1" w:uiPriority="39" w:unhideWhenUsed="1"/>
+    <w:lsdException w:name="toc 3" w:semiHidden="1" w:uiPriority="39" w:unhideWhenUsed="1"/>
+    <w:lsdException w:name="toc 4" w:semiHidden="1" w:uiPriority="39" w:unhideWhenUsed="1"/>
+    <w:lsdException w:name="toc 5" w:semiHidden="1" w:uiPriority="39" w:unhideWhenUsed="1"/>
+    <w:lsdException w:name="toc 6" w:semiHidden="1" w:uiPriority="39" w:unhideWhenUsed="1"/>
+    <w:lsdException w:name="toc 7" w:semiHidden="1" w:uiPriority="39" w:unhideWhenUsed="1"/>
+    <w:lsdException w:name="toc 8" w:semiHidden="1" w:uiPriority="39" w:unhideWhenUsed="1"/>
+    <w:lsdException w:name="toc 9" w:semiHidden="1" w:uiPriority="39" w:unhideWhenUsed="1"/>
+    <w:lsdException w:name="Normal Indent" w:semiHidden="1" w:unhideWhenUsed="1"/>
+    <w:lsdException w:name="footnote text" w:semiHidden="1" w:unhideWhenUsed="1"/>
+    <w:lsdException w:name="annotation text" w:semiHidden="1" w:unhideWhenUsed="1"/>
+    <w:lsdException w:name="header" w:semiHidden="1" w:unhideWhenUsed="1"/>
+    <w:lsdException w:name="footer" w:semiHidden="1" w:unhideWhenUsed="1"/>
+    <w:lsdException w:name="index heading" w:semiHidden="1" w:unhideWhenUsed="1"/>
+    <w:lsdException w:name="caption" w:semiHidden="1" w:uiPriority="35" w:unhideWhenUsed="1" w:qFormat="1"/>
+    <w:lsdException w:name="table of figures" w:semiHidden="1" w:unhideWhenUsed="1"/>
+    <w:lsdException w:name="envelope address" w:semiHidden="1" w:unhideWhenUsed="1"/>
+    <w:lsdException w:name="envelope return" w:semiHidden="1" w:unhideWhenUsed="1"/>
+    <w:lsdException w:name="footnote reference" w:semiHidden="1" w:unhideWhenUsed="1"/>
+    <w:lsdException w:name="annotation reference" w:semiHidden="1" w:unhideWhenUsed="1"/>
+    <w:lsdException w:name="line number" w:semiHidden="1" w:unhideWhenUsed="1"/>
+    <w:lsdException w:name="page number" w:semiHidden="1" w:unhideWhenUsed="1"/>
+    <w:lsdException w:name="endnote reference" w:semiHidden="1" w:unhideWhenUsed="1"/>
+    <w:lsdException w:name="endnote text" w:semiHidden="1" w:unhideWhenUsed="1"/>
+    <w:lsdException w:name="table of authorities" w:semiHidden="1" w:unhideWhenUsed="1"/>
+    <w:lsdException w:name="macro" w:semiHidden="1" w:unhideWhenUsed="1"/>
+    <w:lsdException w:name="toa heading" w:semiHidden="1" w:unhideWhenUsed="1"/>
+    <w:lsdException w:name="List" w:semiHidden="1" w:unhideWhenUsed="1"/>
+    <w:lsdException w:name="List Bullet" w:semiHidden="1" w:unhideWhenUsed="1"/>
+    <w:lsdException w:name="List Number" w:semiHidden="1" w:unhideWhenUsed="1"/>
+    <w:lsdException w:name="List 2" w:semiHidden="1" w:unhideWhenUsed="1"/>
+    <w:lsdException w:name="List 3" w:semiHidden="1" w:unhideWhenUsed="1"/>
+    <w:lsdException w:name="List 4" w:semiHidden="1" w:unhideWhenUsed="1"/>
+    <w:lsdException w:name="List 5" w:semiHidden="1" w:unhideWhenUsed="1"/>
+    <w:lsdException w:name="List Bullet 2" w:semiHidden="1" w:unhideWhenUsed="1"/>
+    <w:lsdException w:name="List Bullet 3" w:semiHidden="1" w:unhideWhenUsed="1"/>
+    <w:lsdException w:name="List Bullet 4" w:semiHidden="1" w:unhideWhenUsed="1"/>
+    <w:lsdException w:name="List Bullet 5" w:semiHidden="1" w:unhideWhenUsed="1"/>
+    <w:lsdException w:name="List Number 2" w:semiHidden="1" w:unhideWhenUsed="1"/>
+    <w:lsdException w:name="List Number 3" w:semiHidden="1" w:unhideWhenUsed="1"/>
+    <w:lsdException w:name="List Number 4" w:semiHidden="1" w:unhideWhenUsed="1"/>
+    <w:lsdException w:name="List Number 5" w:semiHidden="1" w:unhideWhenUsed="1"/>
+    <w:lsdException w:name="Title" w:uiPriority="10" w:qFormat="1"/>
+    <w:lsdException w:name="Closing" w:semiHidden="1" w:unhideWhenUsed="1"/>
+    <w:lsdException w:name="Signature" w:semiHidden="1" w:unhideWhenUsed="1"/>
+    <w:lsdException w:name="Default Paragraph Font" w:semiHidden="1" w:uiPriority="1" w:unhideWhenUsed="1"/>
+    <w:lsdException w:name="Body Text" w:semiHidden="1" w:unhideWhenUsed="1"/>
+    <w:lsdException w:name="Body Text Indent" w:semiHidden="1" w:unhideWhenUsed="1"/>
+    <w:lsdException w:name="List Continue" w:semiHidden="1" w:unhideWhenUsed="1"/>
+    <w:lsdException w:name="List Continue 2" w:semiHidden="1" w:unhideWhenUsed="1"/>
+    <w:lsdException w:name="List Continue 3" w:semiHidden="1" w:unhideWhenUsed="1"/>
+    <w:lsdException w:name="List Continue 4" w:semiHidden="1" w:unhideWhenUsed="1"/>
+    <w:lsdException w:name="List Continue 5" w:semiHidden="1" w:unhideWhenUsed="1"/>
+    <w:lsdException w:name="Message Header" w:semiHidden="1" w:unhideWhenUsed="1"/>
+    <w:lsdException w:name="Subtitle" w:uiPriority="11" w:qFormat="1"/>
+    <w:lsdException w:name="Salutation" w:semiHidden="1" w:unhideWhenUsed="1"/>
+    <w:lsdException w:name="Date" w:semiHidden="1" w:unhideWhenUsed="1"/>
+    <w:lsdException w:name="Body Text First Indent" w:semiHidden="1" w:unhideWhenUsed="1"/>
+    <w:lsdException w:name="Body Text First Indent 2" w:semiHidden="1" w:unhideWhenUsed="1"/>
+    <w:lsdException w:name="Note Heading" w:semiHidden="1" w:unhideWhenUsed="1"/>
+    <w:lsdException w:name="Body Text 2" w:semiHidden="1" w:unhideWhenUsed="1"/>
+    <w:lsdException w:name="Body Text 3" w:semiHidden="1" w:unhideWhenUsed="1"/>
+    <w:lsdException w:name="Body Text Indent 2" w:semiHidden="1" w:unhideWhenUsed="1"/>
+    <w:lsdException w:name="Body Text Indent 3" w:semiHidden="1" w:unhideWhenUsed="1"/>
+    <w:lsdException w:name="Block Text" w:semiHidden="1" w:unhideWhenUsed="1"/>
+    <w:lsdException w:name="Hyperlink" w:semiHidden="1" w:unhideWhenUsed="1"/>
+    <w:lsdException w:name="FollowedHyperlink" w:semiHidden="1" w:unhideWhenUsed="1"/>
+    <w:lsdException w:name="Strong" w:uiPriority="22" w:qFormat="1"/>
+    <w:lsdException w:name="Emphasis" w:uiPriority="20" w:qFormat="1"/>
+    <w:lsdException w:name="Document Map" w:semiHidden="1" w:unhideWhenUsed="1"/>
+    <w:lsdException w:name="Plain Text" w:semiHidden="1" w:unhideWhenUsed="1"/>
+    <w:lsdException w:name="E-mail Signature" w:semiHidden="1" w:unhideWhenUsed="1"/>
+    <w:lsdException w:name="HTML Top of Form" w:semiHidden="1" w:unhideWhenUsed="1"/>
+    <w:lsdException w:name="HTML Bottom of Form" w:semiHidden="1" w:unhideWhenUsed="1"/>
+    <w:lsdException w:name="Normal (Web)" w:semiHidden="1" w:unhideWhenUsed="1"/>
+    <w:lsdException w:name="HTML Acronym" w:semiHidden="1" w:unhideWhenUsed="1"/>
+    <w:lsdException w:name="HTML Address" w:semiHidden="1" w:unhideWhenUsed="1"/>
+    <w:lsdException w:name="HTML Cite" w:semiHidden="1" w:unhideWhenUsed="1"/>
+    <w:lsdException w:name="HTML Code" w:semiHidden="1" w:unhideWhenUsed="1"/>
+    <w:lsdException w:name="HTML Definition" w:semiHidden="1" w:unhideWhenUsed="1"/>
+    <w:lsdException w:name="HTML Keyboard" w:semiHidden="1" w:unhideWhenUsed="1"/>
+    <w:lsdException w:name="HTML Preformatted" w:semiHidden="1" w:unhideWhenUsed="1"/>
+    <w:lsdException w:name="HTML Sample" w:semiHidden="1" w:unhideWhenUsed="1"/>
+    <w:lsdException w:name="HTML Typewriter" w:semiHidden="1" w:unhideWhenUsed="1"/>
+    <w:lsdException w:name="HTML Variable" w:semiHidden="1" w:unhideWhenUsed="1"/>
+    <w:lsdException w:name="Normal Table" w:semiHidden="1" w:unhideWhenUsed="1"/>
+    <w:lsdException w:name="annotation subject" w:semiHidden="1" w:unhideWhenUsed="1"/>
+    <w:lsdException w:name="No List" w:semiHidden="1" w:unhideWhenUsed="1"/>
+    <w:lsdException w:name="Outline List 1" w:semiHidden="1" w:unhideWhenUsed="1"/>
+    <w:lsdException w:name="Outline List 2" w:semiHidden="1" w:unhideWhenUsed="1"/>
+    <w:lsdException w:name="Outline List 3" w:semiHidden="1" w:unhideWhenUsed="1"/>
+    <w:lsdException w:name="Table Simple 1" w:semiHidden="1" w:unhideWhenUsed="1"/>
+    <w:lsdException w:name="Table Simple 2" w:semiHidden="1" w:unhideWhenUsed="1"/>
+    <w:lsdException w:name="Table Simple 3" w:semiHidden="1" w:unhideWhenUsed="1"/>
+    <w:lsdException w:name="Table Classic 1" w:semiHidden="1" w:unhideWhenUsed="1"/>
+    <w:lsdException w:name="Table Classic 2" w:semiHidden="1" w:unhideWhenUsed="1"/>
+    <w:lsdException w:name="Table Classic 3" w:semiHidden="1" w:unhideWhenUsed="1"/>
+    <w:lsdException w:name="Table Classic 4" w:semiHidden="1" w:unhideWhenUsed="1"/>
+    <w:lsdException w:name="Table Colorful 1" w:semiHidden="1" w:unhideWhenUsed="1"/>
+    <w:lsdException w:name="Table Colorful 2" w:semiHidden="1" w:unhideWhenUsed="1"/>
+    <w:lsdException w:name="Table Colorful 3" w:semiHidden="1" w:unhideWhenUsed="1"/>
+    <w:lsdException w:name="Table Columns 1" w:semiHidden="1" w:unhideWhenUsed="1"/>
+    <w:lsdException w:name="Table Columns 2" w:semiHidden="1" w:unhideWhenUsed="1"/>
+    <w:lsdException w:name="Table Columns 3" w:semiHidden="1" w:unhideWhenUsed="1"/>
+    <w:lsdException w:name="Table Columns 4" w:semiHidden="1" w:unhideWhenUsed="1"/>
+    <w:lsdException w:name="Table Columns 5" w:semiHidden="1" w:unhideWhenUsed="1"/>
+    <w:lsdException w:name="Table Grid 1" w:semiHidden="1" w:unhideWhenUsed="1"/>
+    <w:lsdException w:name="Table Grid 2" w:semiHidden="1" w:unhideWhenUsed="1"/>
+    <w:lsdException w:name="Table Grid 3" w:semiHidden="1" w:unhideWhenUsed="1"/>
+    <w:lsdException w:name="Table Grid 4" w:semiHidden="1" w:unhideWhenUsed="1"/>
+    <w:lsdException w:name="Table Grid 5" w:semiHidden="1" w:unhideWhenUsed="1"/>
+    <w:lsdException w:name="Table Grid 6" w:semiHidden="1" w:unhideWhenUsed="1"/>
+    <w:lsdException w:name="Table Grid 7" w:semiHidden="1" w:unhideWhenUsed="1"/>
+    <w:lsdException w:name="Table Grid 8" w:semiHidden="1" w:unhideWhenUsed="1"/>
+    <w:lsdException w:name="Table List 1" w:semiHidden="1" w:unhideWhenUsed="1"/>
+    <w:lsdException w:name="Table List 2" w:semiHidden="1" w:unhideWhenUsed="1"/>
+    <w:lsdException w:name="Table List 3" w:semiHidden="1" w:unhideWhenUsed="1"/>
+    <w:lsdException w:name="Table List 4" w:semiHidden="1" w:unhideWhenUsed="1"/>
+    <w:lsdException w:name="Table List 5" w:semiHidden="1" w:unhideWhenUsed="1"/>
+    <w:lsdException w:name="Table List 6" w:semiHidden="1" w:unhideWhenUsed="1"/>
+    <w:lsdException w:name="Table List 7" w:semiHidden="1" w:unhideWhenUsed="1"/>
+    <w:lsdException w:name="Table List 8" w:semiHidden="1" w:unhideWhenUsed="1"/>
+    <w:lsdException w:name="Table 3D effects 1" w:semiHidden="1" w:unhideWhenUsed="1"/>
+    <w:lsdException w:name="Table 3D effects 2" w:semiHidden="1" w:unhideWhenUsed="1"/>
+    <w:lsdException w:name="Table 3D effects 3" w:semiHidden="1" w:unhideWhenUsed="1"/>
+    <w:lsdException w:name="Table Contemporary" w:semiHidden="1" w:unhideWhenUsed="1"/>
+    <w:lsdException w:name="Table Elegant" w:semiHidden="1" w:unhideWhenUsed="1"/>
+    <w:lsdException w:name="Table Professional" w:semiHidden="1" w:unhideWhenUsed="1"/>
+    <w:lsdException w:name="Table Subtle 1" w:semiHidden="1" w:unhideWhenUsed="1"/>
+    <w:lsdException w:name="Table Subtle 2" w:semiHidden="1" w:unhideWhenUsed="1"/>
+    <w:lsdException w:name="Table Web 1" w:semiHidden="1" w:unhideWhenUsed="1"/>
+    <w:lsdException w:name="Table Web 2" w:semiHidden="1" w:unhideWhenUsed="1"/>
+    <w:lsdException w:name="Table Web 3" w:semiHidden="1" w:unhideWhenUsed="1"/>
+    <w:lsdException w:name="Balloon Text" w:semiHidden="1" w:unhideWhenUsed="1"/>
+    <w:lsdException w:name="Table Grid" w:uiPriority="59"/>
+    <w:lsdException w:name="Table Theme" w:semiHidden="1" w:unhideWhenUsed="1"/>
+    <w:lsdException w:name="Placeholder Text" w:semiHidden="1"/>
+    <w:lsdException w:name="No Spacing" w:uiPriority="1" w:qFormat="1"/>
+    <w:lsdException w:name="Light Shading" w:uiPriority="60"/>
+    <w:lsdException w:name="Light List" w:uiPriority="61"/>
+    <w:lsdException w:name="Light Grid" w:uiPriority="62"/>
+    <w:lsdException w:name="Medium Shading 1" w:uiPriority="63"/>
+    <w:lsdException w:name="Medium Shading 2" w:uiPriority="64"/>
+    <w:lsdException w:name="Medium List 1" w:uiPriority="65"/>
+    <w:lsdException w:name="Medium List 2" w:uiPriority="66"/>
+    <w:lsdException w:name="Medium Grid 1" w:uiPriority="67"/>
+    <w:lsdException w:name="Medium Grid 2" w:uiPriority="68"/>
+    <w:lsdException w:name="Medium Grid 3" w:uiPriority="69"/>
+    <w:lsdException w:name="Dark List" w:uiPriority="70"/>
+    <w:lsdException w:name="Colorful Shading" w:uiPriority="71"/>
+    <w:lsdException w:name="Colorful List" w:uiPriority="72"/>
+    <w:lsdException w:name="Colorful Grid" w:uiPriority="73"/>
+    <w:lsdException w:name="Light Shading Accent 1" w:uiPriority="60"/>
+    <w:lsdException w:name="Light List Accent 1" w:uiPriority="61"/>
+    <w:lsdException w:name="Light Grid Accent 1" w:uiPriority="62"/>
+    <w:lsdException w:name="Medium Shading 1 Accent 1" w:uiPriority="63"/>
+    <w:lsdException w:name="Medium Shading 2 Accent 1" w:uiPriority="64"/>
+    <w:lsdException w:name="Medium List 1 Accent 1" w:uiPriority="65"/>
+    <w:lsdException w:name="Revision" w:semiHidden="1"/>
+    <w:lsdException w:name="List Paragraph" w:uiPriority="34" w:qFormat="1"/>
+    <w:lsdException w:name="Quote" w:uiPriority="29" w:qFormat="1"/>
+    <w:lsdException w:name="Intense Quote" w:uiPriority="30" w:qFormat="1"/>
+    <w:lsdException w:name="Medium List 2 Accent 1" w:uiPriority="66"/>
+    <w:lsdException w:name="Medium Grid 1 Accent 1" w:uiPriority="67"/>
+    <w:lsdException w:name="Medium Grid 2 Accent 1" w:uiPriority="68"/>
+    <w:lsdException w:name="Medium Grid 3 Accent 1" w:uiPriority="69"/>
+    <w:lsdException w:name="Dark List Accent 1" w:uiPriority="70"/>
+    <w:lsdException w:name="Colorful Shading Accent 1" w:uiPriority="71"/>
+    <w:lsdException w:name="Colorful List Accent 1" w:uiPriority="72"/>
+    <w:lsdException w:name="Colorful Grid Accent 1" w:uiPriority="73"/>
+    <w:lsdException w:name="Light Shading Accent 2" w:uiPriority="60"/>
+    <w:lsdException w:name="Light List Accent 2" w:uiPriority="61"/>
+    <w:lsdException w:name="Light Grid Accent 2" w:uiPriority="62"/>
+    <w:lsdException w:name="Medium Shading 1 Accent 2" w:uiPriority="63"/>
+    <w:lsdException w:name="Medium Shading 2 Accent 2" w:uiPriority="64"/>
+    <w:lsdException w:name="Medium List 1 Accent 2" w:uiPriority="65"/>
+    <w:lsdException w:name="Medium List 2 Accent 2" w:uiPriority="66"/>
+    <w:lsdException w:name="Medium Grid 1 Accent 2" w:uiPriority="67"/>
+    <w:lsdException w:name="Medium Grid 2 Accent 2" w:uiPriority="68"/>
+    <w:lsdException w:name="Medium Grid 3 Accent 2" w:uiPriority="69"/>
+    <w:lsdException w:name="Dark List Accent 2" w:uiPriority="70"/>
+    <w:lsdException w:name="Colorful Shading Accent 2" w:uiPriority="71"/>
+    <w:lsdException w:name="Colorful List Accent 2" w:uiPriority="72"/>
+    <w:lsdException w:name="Colorful Grid Accent 2" w:uiPriority="73"/>
+    <w:lsdException w:name="Light Shading Accent 3" w:uiPriority="60"/>
+    <w:lsdException w:name="Light List Accent 3" w:uiPriority="61"/>
+    <w:lsdException w:name="Light Grid Accent 3" w:uiPriority="62"/>
+    <w:lsdException w:name="Medium Shading 1 Accent 3" w:uiPriority="63"/>
+    <w:lsdException w:name="Medium Shading 2 Accent 3" w:uiPriority="64"/>
+    <w:lsdException w:name="Medium List 1 Accent 3" w:uiPriority="65"/>
+    <w:lsdException w:name="Medium List 2 Accent 3" w:uiPriority="66"/>
+    <w:lsdException w:name="Medium Grid 1 Accent 3" w:uiPriority="67"/>
+    <w:lsdException w:name="Medium Grid 2 Accent 3" w:uiPriority="68"/>
+    <w:lsdException w:name="Medium Grid 3 Accent 3" w:uiPriority="69"/>
+    <w:lsdException w:name="Dark List Accent 3" w:uiPriority="70"/>
+    <w:lsdException w:name="Colorful Shading Accent 3" w:uiPriority="71"/>
+    <w:lsdException w:name="Colorful List Accent 3" w:uiPriority="72"/>
+    <w:lsdException w:name="Colorful Grid Accent 3" w:uiPriority="73"/>
+    <w:lsdException w:name="Light Shading Accent 4" w:uiPriority="60"/>
+    <w:lsdException w:name="Light List Accent 4" w:uiPriority="61"/>
+    <w:lsdException w:name="Light Grid Accent 4" w:uiPriority="62"/>
+    <w:lsdException w:name="Medium Shading 1 Accent 4" w:uiPriority="63"/>
+    <w:lsdException w:name="Medium Shading 2 Accent 4" w:uiPriority="64"/>
+    <w:lsdException w:name="Medium List 1 Accent 4" w:uiPriority="65"/>
+    <w:lsdException w:name="Medium List 2 Accent 4" w:uiPriority="66"/>
+    <w:lsdException w:name="Medium Grid 1 Accent 4" w:uiPriority="67"/>
+    <w:lsdException w:name="Medium Grid 2 Accent 4" w:uiPriority="68"/>
+    <w:lsdException w:name="Medium Grid 3 Accent 4" w:uiPriority="69"/>
+    <w:lsdException w:name="Dark List Accent 4" w:uiPriority="70"/>
+    <w:lsdException w:name="Colorful Shading Accent 4" w:uiPriority="71"/>
+    <w:lsdException w:name="Colorful List Accent 4" w:uiPriority="72"/>
+    <w:lsdException w:name="Colorful Grid Accent 4" w:uiPriority="73"/>
+    <w:lsdException w:name="Light Shading Accent 5" w:uiPriority="60"/>
+    <w:lsdException w:name="Light List Accent 5" w:uiPriority="61"/>
+    <w:lsdException w:name="Light Grid Accent 5" w:uiPriority="62"/>
+    <w:lsdException w:name="Medium Shading 1 Accent 5" w:uiPriority="63"/>
+    <w:lsdException w:name="Medium Shading 2 Accent 5" w:uiPriority="64"/>
+    <w:lsdException w:name="Medium List 1 Accent 5" w:uiPriority="65"/>
+    <w:lsdException w:name="Medium List 2 Accent 5" w:uiPriority="66"/>
+    <w:lsdException w:name="Medium Grid 1 Accent 5" w:uiPriority="67"/>
+    <w:lsdException w:name="Medium Grid 2 Accent 5" w:uiPriority="68"/>
+    <w:lsdException w:name="Medium Grid 3 Accent 5" w:uiPriority="69"/>
+    <w:lsdException w:name="Dark List Accent 5" w:uiPriority="70"/>
+    <w:lsdException w:name="Colorful Shading Accent 5" w:uiPriority="71"/>
+    <w:lsdException w:name="Colorful List Accent 5" w:uiPriority="72"/>
+    <w:lsdException w:name="Colorful Grid Accent 5" w:uiPriority="73"/>
+    <w:lsdException w:name="Light Shading Accent 6" w:uiPriority="60"/>
+    <w:lsdException w:name="Light List Accent 6" w:uiPriority="61"/>
+    <w:lsdException w:name="Light Grid Accent 6" w:uiPriority="62"/>
+    <w:lsdException w:name="Medium Shading 1 Accent 6" w:uiPriority="63"/>
+    <w:lsdException w:name="Medium Shading 2 Accent 6" w:uiPriority="64"/>
+    <w:lsdException w:name="Medium List 1 Accent 6" w:uiPriority="65"/>
+    <w:lsdException w:name="Medium List 2 Accent 6" w:uiPriority="66"/>
+    <w:lsdException w:name="Medium Grid 1 Accent 6" w:uiPriority="67"/>
+    <w:lsdException w:name="Medium Grid 2 Accent 6" w:uiPriority="68"/>
+    <w:lsdException w:name="Medium Grid 3 Accent 6" w:uiPriority="69"/>
+    <w:lsdException w:name="Dark List Accent 6" w:uiPriority="70"/>
+    <w:lsdException w:name="Colorful Shading Accent 6" w:uiPriority="71"/>
+    <w:lsdException w:name="Colorful List Accent 6" w:uiPriority="72"/>
+    <w:lsdException w:name="Colorful Grid Accent 6" w:uiPriority="73"/>
+    <w:lsdException w:name="Subtle Emphasis" w:uiPriority="19" w:qFormat="1"/>
+    <w:lsdException w:name="Intense Emphasis" w:uiPriority="21" w:qFormat="1"/>
+    <w:lsdException w:name="Subtle Reference" w:uiPriority="31" w:qFormat="1"/>
+    <w:lsdException w:name="Intense Reference" w:uiPriority="32" w:qFormat="1"/>
+    <w:lsdException w:name="Book Title" w:uiPriority="33" w:qFormat="1"/>
+    <w:lsdException w:name="Bibliography" w:semiHidden="1" w:uiPriority="37" w:unhideWhenUsed="1"/>
+    <w:lsdException w:name="TOC Heading" w:semiHidden="1" w:uiPriority="39" w:unhideWhenUsed="1" w:qFormat="1"/>
+    <w:lsdException w:name="Plain Table 1" w:uiPriority="41"/>
+    <w:lsdException w:name="Plain Table 2" w:uiPriority="42"/>
+    <w:lsdException w:name="Plain Table 3" w:uiPriority="43"/>
+    <w:lsdException w:name="Plain Table 4" w:uiPriority="44"/>
+    <w:lsdException w:name="Plain Table 5" w:uiPriority="45"/>
+    <w:lsdException w:name="Grid Table Light" w:uiPriority="40"/>
+    <w:lsdException w:name="Grid Table 1 Light" w:uiPriority="46"/>
+    <w:lsdException w:name="Grid Table 2" w:uiPriority="47"/>
+    <w:lsdException w:name="Grid Table 3" w:uiPriority="48"/>
+    <w:lsdException w:name="Grid Table 4" w:uiPriority="49"/>
+    <w:lsdException w:name="Grid Table 5 Dark" w:uiPriority="50"/>
+    <w:lsdException w:name="Grid Table 6 Colorful" w:uiPriority="51"/>
+    <w:lsdException w:name="Grid Table 7 Colorful" w:uiPriority="52"/>
+    <w:lsdException w:name="Grid Table 1 Light Accent 1" w:uiPriority="46"/>
+    <w:lsdException w:name="Grid Table 2 Accent 1" w:uiPriority="47"/>
+    <w:lsdException w:name="Grid Table 3 Accent 1" w:uiPriority="48"/>
+    <w:lsdException w:name="Grid Table 4 Accent 1" w:uiPriority="49"/>
+    <w:lsdException w:name="Grid Table 5 Dark Accent 1" w:uiPriority="50"/>
+    <w:lsdException w:name="Grid Table 6 Colorful Accent 1" w:uiPriority="51"/>
+    <w:lsdException w:name="Grid Table 7 Colorful Accent 1" w:uiPriority="52"/>
+    <w:lsdException w:name="Grid Table 1 Light Accent 2" w:uiPriority="46"/>
+    <w:lsdException w:name="Grid Table 2 Accent 2" w:uiPriority="47"/>
+    <w:lsdException w:name="Grid Table 3 Accent 2" w:uiPriority="48"/>
+    <w:lsdException w:name="Grid Table 4 Accent 2" w:uiPriority="49"/>
+    <w:lsdException w:name="Grid Table 5 Dark Accent 2" w:uiPriority="50"/>
+    <w:lsdException w:name="Grid Table 6 Colorful Accent 2" w:uiPriority="51"/>
+    <w:lsdException w:name="Grid Table 7 Colorful Accent 2" w:uiPriority="52"/>
+    <w:lsdException w:name="Grid Table 1 Light Accent 3" w:uiPriority="46"/>
+    <w:lsdException w:name="Grid Table 2 Accent 3" w:uiPriority="47"/>
+    <w:lsdException w:name="Grid Table 3 Accent 3" w:uiPriority="48"/>
+    <w:lsdException w:name="Grid Table 4 Accent 3" w:uiPriority="49"/>
+    <w:lsdException w:name="Grid Table 5 Dark Accent 3" w:uiPriority="50"/>
+    <w:lsdException w:name="Grid Table 6 Colorful Accent 3" w:uiPriority="51"/>
+    <w:lsdException w:name="Grid Table 7 Colorful Accent 3" w:uiPriority="52"/>
+    <w:lsdException w:name="Grid Table 1 Light Accent 4" w:uiPriority="46"/>
+    <w:lsdException w:name="Grid Table 2 Accent 4" w:uiPriority="47"/>
+    <w:lsdException w:name="Grid Table 3 Accent 4" w:uiPriority="48"/>
+    <w:lsdException w:name="Grid Table 4 Accent 4" w:uiPriority="49"/>
+    <w:lsdException w:name="Grid Table 5 Dark Accent 4" w:uiPriority="50"/>
+    <w:lsdException w:name="Grid Table 6 Colorful Accent 4" w:uiPriority="51"/>
+    <w:lsdException w:name="Grid Table 7 Colorful Accent 4" w:uiPriority="52"/>
+    <w:lsdException w:name="Grid Table 1 Light Accent 5" w:uiPriority="46"/>
+    <w:lsdException w:name="Grid Table 2 Accent 5" w:uiPriority="47"/>
+    <w:lsdException w:name="Grid Table 3 Accent 5" w:uiPriority="48"/>
+    <w:lsdException w:name="Grid Table 4 Accent 5" w:uiPriority="49"/>
+    <w:lsdException w:name="Grid Table 5 Dark Accent 5" w:uiPriority="50"/>
+    <w:lsdException w:name="Grid Table 6 Colorful Accent 5" w:uiPriority="51"/>
+    <w:lsdException w:name="Grid Table 7 Colorful Accent 5" w:uiPriority="52"/>
+    <w:lsdException w:name="Grid Table 1 Light Accent 6" w:uiPriority="46"/>
+    <w:lsdException w:name="Grid Table 2 Accent 6" w:uiPriority="47"/>
+    <w:lsdException w:name="Grid Table 3 Accent 6" w:uiPriority="48"/>
+    <w:lsdException w:name="Grid Table 4 Accent 6" w:uiPriority="49"/>
+    <w:lsdException w:name="Grid Table 5 Dark Accent 6" w:uiPriority="50"/>
+    <w:lsdException w:name="Grid Table 6 Colorful Accent 6" w:uiPriority="51"/>
+    <w:lsdException w:name="Grid Table 7 Colorful Accent 6" w:uiPriority="52"/>
+    <w:lsdException w:name="List Table 1 Light" w:uiPriority="46"/>
+    <w:lsdException w:name="List Table 2" w:uiPriority="47"/>
+    <w:lsdException w:name="List Table 3" w:uiPriority="48"/>
+    <w:lsdException w:name="List Table 4" w:uiPriority="49"/>
+    <w:lsdException w:name="List Table 5 Dark" w:uiPriority="50"/>
+    <w:lsdException w:name="List Table 6 Colorful" w:uiPriority="51"/>
+    <w:lsdException w:name="List Table 7 Colorful" w:uiPriority="52"/>
+    <w:lsdException w:name="List Table 1 Light Accent 1" w:uiPriority="46"/>
+    <w:lsdException w:name="List Table 2 Accent 1" w:uiPriority="47"/>
+    <w:lsdException w:name="List Table 3 Accent 1" w:uiPriority="48"/>
+    <w:lsdException w:name="List Table 4 Accent 1" w:uiPriority="49"/>
+    <w:lsdException w:name="List Table 5 Dark Accent 1" w:uiPriority="50"/>
+    <w:lsdException w:name="List Table 6 Colorful Accent 1" w:uiPriority="51"/>
+    <w:lsdException w:name="List Table 7 Colorful Accent 1" w:uiPriority="52"/>
+    <w:lsdException w:name="List Table 1 Light Accent 2" w:uiPriority="46"/>
+    <w:lsdException w:name="List Table 2 Accent 2" w:uiPriority="47"/>
+    <w:lsdException w:name="List Table 3 Accent 2" w:uiPriority="48"/>
+    <w:lsdException w:name="List Table 4 Accent 2" w:uiPriority="49"/>
+    <w:lsdException w:name="List Table 5 Dark Accent 2" w:uiPriority="50"/>
+    <w:lsdException w:name="List Table 6 Colorful Accent 2" w:uiPriority="51"/>
+    <w:lsdException w:name="List Table 7 Colorful Accent 2" w:uiPriority="52"/>
+    <w:lsdException w:name="List Table 1 Light Accent 3" w:uiPriority="46"/>
+    <w:lsdException w:name="List Table 2 Accent 3" w:uiPriority="47"/>
+    <w:lsdException w:name="List Table 3 Accent 3" w:uiPriority="48"/>
+    <w:lsdException w:name="List Table 4 Accent 3" w:uiPriority="49"/>
+    <w:lsdException w:name="List Table 5 Dark Accent 3" w:uiPriority="50"/>
+    <w:lsdException w:name="List Table 6 Colorful Accent 3" w:uiPriority="51"/>
+    <w:lsdException w:name="List Table 7 Colorful Accent 3" w:uiPriority="52"/>
+    <w:lsdException w:name="List Table 1 Light Accent 4" w:uiPriority="46"/>
+    <w:lsdException w:name="List Table 2 Accent 4" w:uiPriority="47"/>
+    <w:lsdException w:name="List Table 3 Accent 4" w:uiPriority="48"/>
+    <w:lsdException w:name="List Table 4 Accent 4" w:uiPriority="49"/>
+    <w:lsdException w:name="List Table 5 Dark Accent 4" w:uiPriority="50"/>
+    <w:lsdException w:name="List Table 6 Colorful Accent 4" w:uiPriority="51"/>
+    <w:lsdException w:name="List Table 7 Colorful Accent 4" w:uiPriority="52"/>
+    <w:lsdException w:name="List Table 1 Light Accent 5" w:uiPriority="46"/>
+    <w:lsdException w:name="List Table 2 Accent 5" w:uiPriority="47"/>
+    <w:lsdException w:name="List Table 3 Accent 5" w:uiPriority="48"/>
+    <w:lsdException w:name="List Table 4 Accent 5" w:uiPriority="49"/>
+    <w:lsdException w:name="List Table 5 Dark Accent 5" w:uiPriority="50"/>
+    <w:lsdException w:name="List Table 6 Colorful Accent 5" w:uiPriority="51"/>
+    <w:lsdException w:name="List Table 7 Colorful Accent 5" w:uiPriority="52"/>
+    <w:lsdException w:name="List Table 1 Light Accent 6" w:uiPriority="46"/>
+    <w:lsdException w:name="List Table 2 Accent 6" w:uiPriority="47"/>
+    <w:lsdException w:name="List Table 3 Accent 6" w:uiPriority="48"/>
+    <w:lsdException w:name="List Table 4 Accent 6" w:uiPriority="49"/>
+    <w:lsdException w:name="List Table 5 Dark Accent 6" w:uiPriority="50"/>
+    <w:lsdException w:name="List Table 6 Colorful Accent 6" w:uiPriority="51"/>
+    <w:lsdException w:name="List Table 7 Colorful Accent 6" w:uiPriority="52"/>
+    <w:lsdException w:name="Mention" w:semiHidden="1" w:unhideWhenUsed="1"/>
+    <w:lsdException w:name="Smart Hyperlink" w:semiHidden="1" w:unhideWhenUsed="1"/>
+    <w:lsdException w:name="Hashtag" w:semiHidden="1" w:unhideWhenUsed="1"/>
+    <w:lsdException w:name="Unresolved Mention" w:semiHidden="1" w:unhideWhenUsed="1"/>
+    <w:lsdException w:name="Smart Link" w:semiHidden="1" w:unhideWhenUsed="1"/>
   </w:latentStyles>
   <w:style w:type="paragraph" w:default="1" w:styleId="Normal">
     <w:name w:val="Normal"/>
